--- a/docs/PRD.docx
+++ b/docs/PRD.docx
@@ -110,7 +110,7 @@
           <w:sz w:val="22"/>
           <w:szCs w:val="22"/>
         </w:rPr>
-        <w:t xml:space="preserve">This is an independent product review of the TurboTax Virtual Expert Platform, built entirely on publicly available data: Intuit investor disclosures and earnings transcripts (FY2024 and FY2025), Intuit recruitment FAQs for tax experts, 88 verbatim customer quotes sampled across Trustpilot (1,166 reviews), BBB (3,720 complaints), the TurboTax community forum, ComplaintsBoard, the Apple App Store, Glassdoor, Indeed, NerdWallet’s 2026 review, Washington Post and Futurism investigative reporting, FTC filings, and class action filings. Full methodology, source coverage, and the verbatim quote bank are in docs/appendices/voice-of-customer.md.</w:t>
+        <w:t xml:space="preserve">This is an independent product review of the TurboTax Virtual Expert Platform, built entirely on publicly available data: Intuit investor disclosures and earnings transcripts (FY2024 and FY2025), Intuit recruitment FAQs for tax experts, 88 verbatim customer quotes sampled across Trustpilot (1,166 reviews), BBB (3,720 complaints), the TurboTax community forum, ComplaintsBoard, the Apple App Store, Glassdoor, Indeed, NerdWallet’s 2026 review, Washington Post and Futurism investigative reporting, FTC filings, and class action filings.</w:t>
       </w:r>
     </w:p>
     <w:p>
@@ -319,7 +319,7 @@
                 <w:sz w:val="18"/>
                 <w:szCs w:val="18"/>
               </w:rPr>
-              <w:t xml:space="preserve">Live is Intuit’s largest growth engine. The expert layer gates further acceleration.</w:t>
+              <w:t xml:space="preserve">Live is Intuit’s largest growth engine.</w:t>
             </w:r>
           </w:p>
         </w:tc>
@@ -348,7 +348,7 @@
                 <w:sz w:val="18"/>
                 <w:szCs w:val="18"/>
               </w:rPr>
-              <w:t xml:space="preserve">Live as % of Consumer Group revenue, FY2025</w:t>
+              <w:t xml:space="preserve">Live as % of Consumer Group revenue</w:t>
             </w:r>
           </w:p>
         </w:tc>
@@ -402,7 +402,7 @@
                 <w:sz w:val="18"/>
                 <w:szCs w:val="18"/>
               </w:rPr>
-              <w:t xml:space="preserve">The franchise is now structurally dependent on the expert experience.</w:t>
+              <w:t xml:space="preserve">The franchise is structurally dependent on the expert experience.</w:t>
             </w:r>
           </w:p>
         </w:tc>
@@ -458,7 +458,7 @@
                 <w:sz w:val="18"/>
                 <w:szCs w:val="18"/>
               </w:rPr>
-              <w:t xml:space="preserve">13,000 (Nov 2025), up from 12,000 (Oct 2024)</w:t>
+              <w:t xml:space="preserve">13,000 (Nov 2025)</w:t>
             </w:r>
           </w:p>
         </w:tc>
@@ -485,7 +485,7 @@
                 <w:sz w:val="18"/>
                 <w:szCs w:val="18"/>
               </w:rPr>
-              <w:t xml:space="preserve">The capacity layer the workbench touches. Routing efficiency compounds with network size.</w:t>
+              <w:t xml:space="preserve">The capacity layer the workbench touches.</w:t>
             </w:r>
           </w:p>
         </w:tc>
@@ -514,7 +514,7 @@
                 <w:sz w:val="18"/>
                 <w:szCs w:val="18"/>
               </w:rPr>
-              <w:t xml:space="preserve">AI driven expert time reduction per Full Service return, TY2025</w:t>
+              <w:t xml:space="preserve">AI driven expert time reduction, TY2025</w:t>
             </w:r>
           </w:p>
         </w:tc>
@@ -597,7 +597,7 @@
                 <w:sz w:val="18"/>
                 <w:szCs w:val="18"/>
               </w:rPr>
-              <w:t xml:space="preserve">Customer trust gap on the expert experience</w:t>
+              <w:t xml:space="preserve">Customer trust gap</w:t>
             </w:r>
           </w:p>
         </w:tc>
@@ -624,7 +624,7 @@
                 <w:sz w:val="18"/>
                 <w:szCs w:val="18"/>
               </w:rPr>
-              <w:t xml:space="preserve">Trustpilot 1.2/5 (1,166 reviews); BBB 1.07/5 (532 reviews); 3,720 BBB complaints in 3 years</w:t>
+              <w:t xml:space="preserve">Trustpilot 1.2/5; BBB 1.07/5; 3,720 complaints</w:t>
             </w:r>
           </w:p>
         </w:tc>
@@ -657,22 +657,6 @@
         </w:tc>
       </w:tr>
     </w:tbl>
-    <w:p>
-      <w:pPr>
-        <w:spacing w:after="120"/>
-      </w:pPr>
-      <w:r>
-        <w:rPr>
-          <w:rFonts w:ascii="Arial" w:cs="Arial" w:eastAsia="Arial" w:hAnsi="Arial"/>
-          <w:i/>
-          <w:iCs/>
-          <w:color w:val="666666"/>
-          <w:sz w:val="16"/>
-          <w:szCs w:val="16"/>
-        </w:rPr>
-        <w:t xml:space="preserve">Sources: Intuit Q4 FY2025 results; Intuit press releases 1229 (Oct 2024) and 1279 (Nov 2025); Intuit Q3 FY2025 earnings transcript; Trustpilot; BBB Intuit Inc. profile pages.</w:t>
-      </w:r>
-    </w:p>
     <w:p>
       <w:pPr>
         <w:pStyle w:val="Heading1"/>
@@ -722,7 +706,7 @@
           <w:sz w:val="22"/>
           <w:szCs w:val="22"/>
         </w:rPr>
-        <w:t xml:space="preserve">Audits of independently prepared returns and the public TurboTax record consistently surface the same mechanically detectable errors: missed depreciation allocation on rental property (IRS Pub 527), missing wash sale Code W on Form 8949, Form 8889 HSA contribution mismatches, RSU income double counting between W-2 Box 1 and 1099-B (a $3,200 refund delta is documented in the public record), a $12,000+ ISO Alternative Minimum Tax bug that took three years and a congressional inquiry to resolve, and a Washington Post test of Intuit Assist that found it wrong on more than half of 16 tax questions reviewed by credentialed pros. These errors are mechanically detectable from the source documents and the IRS code given the right tooling.</w:t>
+        <w:t xml:space="preserve">Audits of independently prepared returns and the public TurboTax record consistently surface the same mechanically detectable errors: missed depreciation allocation on rental property, missing wash sale Code W on Form 8949, Form 8889 HSA contribution mismatches, RSU income double counting between W-2 Box 1 and 1099-B, and a Washington Post test of Intuit Assist that found it wrong on more than half of 16 tax questions reviewed by credentialed pros.</w:t>
       </w:r>
     </w:p>
     <w:p>
@@ -745,20 +729,7 @@
           <w:sz w:val="22"/>
           <w:szCs w:val="22"/>
         </w:rPr>
-        <w:t xml:space="preserve">Customers do not hire an expert to “fill out the return correctly.” They hire an expert to deliver against a goal: maximize my refund, do not get me audited, plan my life event, simplify next year. The current TurboTax Live model has no place to capture those goals, no recommendation engine that ranks suggestions by goal fit, no multi year continuity, and an evaluation system that grades experts on customer surveys and a 23 minute average handle time rather than goal outcomes. NerdWallet’s structural critique makes this concrete: in Live Assisted, the person the customer reaches during preparation is a “product expert” trained only on the product, not a credentialed tax expert.</w:t>
-      </w:r>
-    </w:p>
-    <w:p>
-      <w:pPr>
-        <w:spacing w:after="120"/>
-      </w:pPr>
-      <w:r>
-        <w:rPr>
-          <w:rFonts w:ascii="Arial" w:cs="Arial" w:eastAsia="Arial" w:hAnsi="Arial"/>
-          <w:sz w:val="22"/>
-          <w:szCs w:val="22"/>
-        </w:rPr>
-        <w:t xml:space="preserve">These two findings unlock the big bets in Part I. The friction research drives the incremental fixes in Part II.</w:t>
+        <w:t xml:space="preserve">Customers do not hire an expert to “fill out the return correctly.” They hire an expert to deliver against a goal: maximize my refund, do not get me audited, plan my life event, simplify next year. The current TurboTax Live model has no place to capture those goals, no recommendation engine that ranks suggestions by goal fit, and an evaluation system that grades experts on customer surveys and a 23 minute average handle time rather than goal outcomes.</w:t>
       </w:r>
     </w:p>
     <w:p>
@@ -1085,7 +1056,7 @@
                 <w:sz w:val="18"/>
                 <w:szCs w:val="18"/>
               </w:rPr>
-              <w:t xml:space="preserve">$12K ISO bug; doubled income causing $12K IRS clawback; RSU double count</w:t>
+              <w:t xml:space="preserve">$12K ISO bug; RSU double count</w:t>
             </w:r>
           </w:p>
         </w:tc>
@@ -1141,7 +1112,7 @@
                 <w:sz w:val="18"/>
                 <w:szCs w:val="18"/>
               </w:rPr>
-              <w:t xml:space="preserve">Communication breakdowns and case auto closure</w:t>
+              <w:t xml:space="preserve">Communication breakdowns / auto closure</w:t>
             </w:r>
           </w:p>
         </w:tc>
@@ -1222,7 +1193,7 @@
                 <w:sz w:val="18"/>
                 <w:szCs w:val="18"/>
               </w:rPr>
-              <w:t xml:space="preserve">34 day Full Service case auto closed 7 days before deadline</w:t>
+              <w:t xml:space="preserve">34 day case auto closed 7 days before deadline</w:t>
             </w:r>
           </w:p>
         </w:tc>
@@ -1278,7 +1249,7 @@
                 <w:sz w:val="18"/>
                 <w:szCs w:val="18"/>
               </w:rPr>
-              <w:t xml:space="preserve">Generalist routed to a complex return</w:t>
+              <w:t xml:space="preserve">Generalist routed to complex return</w:t>
             </w:r>
           </w:p>
         </w:tc>
@@ -1359,7 +1330,7 @@
                 <w:sz w:val="18"/>
                 <w:szCs w:val="18"/>
               </w:rPr>
-              <w:t xml:space="preserve">Cross border 95K CAD case; seven year city tax error</w:t>
+              <w:t xml:space="preserve">Cross border 95K CAD case</w:t>
             </w:r>
           </w:p>
         </w:tc>
@@ -1496,7 +1467,7 @@
                 <w:sz w:val="18"/>
                 <w:szCs w:val="18"/>
               </w:rPr>
-              <w:t xml:space="preserve">Customer told it is structurally impossible to reach last year’s expert</w:t>
+              <w:t xml:space="preserve">Structurally impossible to reach last year’s expert</w:t>
             </w:r>
           </w:p>
         </w:tc>
@@ -1633,28 +1604,12 @@
                 <w:sz w:val="18"/>
                 <w:szCs w:val="18"/>
               </w:rPr>
-              <w:t xml:space="preserve">4.5 hours of waiting after six callback attempts</w:t>
+              <w:t xml:space="preserve">4.5 hours after six callback attempts</w:t>
             </w:r>
           </w:p>
         </w:tc>
       </w:tr>
     </w:tbl>
-    <w:p>
-      <w:pPr>
-        <w:spacing w:after="120"/>
-      </w:pPr>
-      <w:r>
-        <w:rPr>
-          <w:rFonts w:ascii="Arial" w:cs="Arial" w:eastAsia="Arial" w:hAnsi="Arial"/>
-          <w:i/>
-          <w:iCs/>
-          <w:color w:val="666666"/>
-          <w:sz w:val="16"/>
-          <w:szCs w:val="16"/>
-        </w:rPr>
-        <w:t xml:space="preserve">Frequency from 88 verbatim quote sample. Methodology in docs/appendices/voice-of-customer.md. Vignettes in docs/appendices/vignettes.md. Backlog (themes 6–10) in docs/appendices/backlog-deferred.md.</w:t>
-      </w:r>
-    </w:p>
     <w:p>
       <w:pPr>
         <w:pStyle w:val="Heading1"/>
@@ -1779,7 +1734,7 @@
                 <w:sz w:val="18"/>
                 <w:szCs w:val="18"/>
               </w:rPr>
-              <w:t xml:space="preserve">Customer themes</w:t>
+              <w:t xml:space="preserve">Themes</w:t>
             </w:r>
           </w:p>
         </w:tc>
@@ -1810,7 +1765,7 @@
                 <w:sz w:val="18"/>
                 <w:szCs w:val="18"/>
               </w:rPr>
-              <w:t xml:space="preserve">Public evidence</w:t>
+              <w:t xml:space="preserve">Evidence</w:t>
             </w:r>
           </w:p>
         </w:tc>
@@ -1866,7 +1821,7 @@
                 <w:sz w:val="18"/>
                 <w:szCs w:val="18"/>
               </w:rPr>
-              <w:t xml:space="preserve">No return surface, no anomaly flags, no prior year side by side, no risk register. The tooling is a knowledge base search box.</w:t>
+              <w:t xml:space="preserve">No return surface, no anomaly flags, no risk register. Tooling is a knowledge base search box.</w:t>
             </w:r>
           </w:p>
         </w:tc>
@@ -1920,7 +1875,7 @@
                 <w:sz w:val="18"/>
                 <w:szCs w:val="18"/>
               </w:rPr>
-              <w:t xml:space="preserve">Intuit recruitment FAQ describes tooling as “TurboTax knowledge base, IRS resources, and a popular tax library”</w:t>
+              <w:t xml:space="preserve">Intuit recruitment FAQ</w:t>
             </w:r>
           </w:p>
         </w:tc>
@@ -1976,7 +1931,7 @@
                 <w:sz w:val="18"/>
                 <w:szCs w:val="18"/>
               </w:rPr>
-              <w:t xml:space="preserve">Routing is a queue. No specialty, complexity, jurisdiction, language, or continuity matching.</w:t>
+              <w:t xml:space="preserve">Routing is a queue. No specialty, complexity, or continuity matching.</w:t>
             </w:r>
           </w:p>
         </w:tc>
@@ -2030,7 +1985,7 @@
                 <w:sz w:val="18"/>
                 <w:szCs w:val="18"/>
               </w:rPr>
-              <w:t xml:space="preserve">Intuit recruitment FAQ: “TurboTax customer contacts are in a queue and they are routed to the next available Tax Expert”</w:t>
+              <w:t xml:space="preserve">Intuit recruitment FAQ</w:t>
             </w:r>
           </w:p>
         </w:tc>
@@ -2086,7 +2041,7 @@
                 <w:sz w:val="18"/>
                 <w:szCs w:val="18"/>
               </w:rPr>
-              <w:t xml:space="preserve">Performance is graded on customer surveys and a 23 minute AHT. Accuracy is not measured.</w:t>
+              <w:t xml:space="preserve">Performance graded on surveys and 23 min AHT. Accuracy not measured.</w:t>
             </w:r>
           </w:p>
         </w:tc>
@@ -2140,7 +2095,502 @@
                 <w:sz w:val="18"/>
                 <w:szCs w:val="18"/>
               </w:rPr>
-              <w:t xml:space="preserve">Intuit recruitment FAQ on metrics; Washington Post test on Intuit Assist accuracy</w:t>
+              <w:t xml:space="preserve">Washington Post test</w:t>
+            </w:r>
+          </w:p>
+        </w:tc>
+      </w:tr>
+    </w:tbl>
+    <w:p>
+      <w:r>
+        <w:br w:type="page"/>
+      </w:r>
+    </w:p>
+    <w:p>
+      <w:pPr>
+        <w:pStyle w:val="Heading1"/>
+        <w:spacing w:after="120" w:before="240"/>
+      </w:pPr>
+      <w:r>
+        <w:rPr>
+          <w:rFonts w:ascii="Arial" w:cs="Arial" w:eastAsia="Arial" w:hAnsi="Arial"/>
+          <w:b/>
+          <w:bCs/>
+          <w:sz w:val="32"/>
+          <w:szCs w:val="32"/>
+        </w:rPr>
+        <w:t xml:space="preserve">6. Financial Model</w:t>
+      </w:r>
+    </w:p>
+    <w:p>
+      <w:pPr>
+        <w:pStyle w:val="Heading3"/>
+        <w:spacing w:after="120" w:before="240"/>
+      </w:pPr>
+      <w:r>
+        <w:rPr>
+          <w:rFonts w:ascii="Arial" w:cs="Arial" w:eastAsia="Arial" w:hAnsi="Arial"/>
+          <w:b/>
+          <w:bCs/>
+          <w:sz w:val="22"/>
+          <w:szCs w:val="22"/>
+        </w:rPr>
+        <w:t xml:space="preserve">Cost of inaction</w:t>
+      </w:r>
+    </w:p>
+    <w:p>
+      <w:pPr>
+        <w:spacing w:after="120"/>
+      </w:pPr>
+      <w:r>
+        <w:rPr>
+          <w:rFonts w:ascii="Arial" w:cs="Arial" w:eastAsia="Arial" w:hAnsi="Arial"/>
+          <w:sz w:val="22"/>
+          <w:szCs w:val="22"/>
+        </w:rPr>
+        <w:t xml:space="preserve">TurboTax Live generated $2.0B in FY2025 revenue. The customer trust gap is the single largest threat to sustained growth.</w:t>
+      </w:r>
+    </w:p>
+    <w:tbl>
+      <w:tblPr>
+        <w:tblW w:type="dxa" w:w="9360"/>
+        <w:tblBorders>
+          <w:top w:val="single" w:color="auto" w:sz="4"/>
+          <w:left w:val="single" w:color="auto" w:sz="4"/>
+          <w:bottom w:val="single" w:color="auto" w:sz="4"/>
+          <w:right w:val="single" w:color="auto" w:sz="4"/>
+          <w:insideH w:val="single" w:color="auto" w:sz="4"/>
+          <w:insideV w:val="single" w:color="auto" w:sz="4"/>
+        </w:tblBorders>
+      </w:tblPr>
+      <w:tblGrid>
+        <w:gridCol w:w="2800"/>
+        <w:gridCol w:w="2800"/>
+        <w:gridCol w:w="3760"/>
+      </w:tblGrid>
+      <w:tr>
+        <w:tc>
+          <w:tcPr>
+            <w:tcW w:type="dxa" w:w="2800"/>
+            <w:tcBorders>
+              <w:top w:val="single" w:color="CCCCCC" w:sz="1"/>
+              <w:left w:val="single" w:color="CCCCCC" w:sz="1"/>
+              <w:bottom w:val="single" w:color="CCCCCC" w:sz="1"/>
+              <w:right w:val="single" w:color="CCCCCC" w:sz="1"/>
+            </w:tcBorders>
+            <w:shd w:fill="1B2A4A" w:val="clear"/>
+            <w:tcMar>
+              <w:top w:type="dxa" w:w="60"/>
+              <w:left w:type="dxa" w:w="100"/>
+              <w:bottom w:type="dxa" w:w="60"/>
+              <w:right w:type="dxa" w:w="100"/>
+            </w:tcMar>
+          </w:tcPr>
+          <w:p>
+            <w:r>
+              <w:rPr>
+                <w:rFonts w:ascii="Arial" w:cs="Arial" w:eastAsia="Arial" w:hAnsi="Arial"/>
+                <w:b/>
+                <w:bCs/>
+                <w:color w:val="FFFFFF"/>
+                <w:sz w:val="18"/>
+                <w:szCs w:val="18"/>
+              </w:rPr>
+              <w:t xml:space="preserve">Risk vector</w:t>
+            </w:r>
+          </w:p>
+        </w:tc>
+        <w:tc>
+          <w:tcPr>
+            <w:tcW w:type="dxa" w:w="2800"/>
+            <w:tcBorders>
+              <w:top w:val="single" w:color="CCCCCC" w:sz="1"/>
+              <w:left w:val="single" w:color="CCCCCC" w:sz="1"/>
+              <w:bottom w:val="single" w:color="CCCCCC" w:sz="1"/>
+              <w:right w:val="single" w:color="CCCCCC" w:sz="1"/>
+            </w:tcBorders>
+            <w:shd w:fill="1B2A4A" w:val="clear"/>
+            <w:tcMar>
+              <w:top w:type="dxa" w:w="60"/>
+              <w:left w:type="dxa" w:w="100"/>
+              <w:bottom w:type="dxa" w:w="60"/>
+              <w:right w:type="dxa" w:w="100"/>
+            </w:tcMar>
+          </w:tcPr>
+          <w:p>
+            <w:r>
+              <w:rPr>
+                <w:rFonts w:ascii="Arial" w:cs="Arial" w:eastAsia="Arial" w:hAnsi="Arial"/>
+                <w:b/>
+                <w:bCs/>
+                <w:color w:val="FFFFFF"/>
+                <w:sz w:val="18"/>
+                <w:szCs w:val="18"/>
+              </w:rPr>
+              <w:t xml:space="preserve">Estimate</w:t>
+            </w:r>
+          </w:p>
+        </w:tc>
+        <w:tc>
+          <w:tcPr>
+            <w:tcW w:type="dxa" w:w="3760"/>
+            <w:tcBorders>
+              <w:top w:val="single" w:color="CCCCCC" w:sz="1"/>
+              <w:left w:val="single" w:color="CCCCCC" w:sz="1"/>
+              <w:bottom w:val="single" w:color="CCCCCC" w:sz="1"/>
+              <w:right w:val="single" w:color="CCCCCC" w:sz="1"/>
+            </w:tcBorders>
+            <w:shd w:fill="1B2A4A" w:val="clear"/>
+            <w:tcMar>
+              <w:top w:type="dxa" w:w="60"/>
+              <w:left w:type="dxa" w:w="100"/>
+              <w:bottom w:type="dxa" w:w="60"/>
+              <w:right w:type="dxa" w:w="100"/>
+            </w:tcMar>
+          </w:tcPr>
+          <w:p>
+            <w:r>
+              <w:rPr>
+                <w:rFonts w:ascii="Arial" w:cs="Arial" w:eastAsia="Arial" w:hAnsi="Arial"/>
+                <w:b/>
+                <w:bCs/>
+                <w:color w:val="FFFFFF"/>
+                <w:sz w:val="18"/>
+                <w:szCs w:val="18"/>
+              </w:rPr>
+              <w:t xml:space="preserve">Basis</w:t>
+            </w:r>
+          </w:p>
+        </w:tc>
+      </w:tr>
+      <w:tr>
+        <w:tc>
+          <w:tcPr>
+            <w:tcW w:type="dxa" w:w="2800"/>
+            <w:tcBorders>
+              <w:top w:val="single" w:color="CCCCCC" w:sz="1"/>
+              <w:left w:val="single" w:color="CCCCCC" w:sz="1"/>
+              <w:bottom w:val="single" w:color="CCCCCC" w:sz="1"/>
+              <w:right w:val="single" w:color="CCCCCC" w:sz="1"/>
+            </w:tcBorders>
+            <w:tcMar>
+              <w:top w:type="dxa" w:w="60"/>
+              <w:left w:type="dxa" w:w="100"/>
+              <w:bottom w:type="dxa" w:w="60"/>
+              <w:right w:type="dxa" w:w="100"/>
+            </w:tcMar>
+          </w:tcPr>
+          <w:p>
+            <w:r>
+              <w:rPr>
+                <w:rFonts w:ascii="Arial" w:cs="Arial" w:eastAsia="Arial" w:hAnsi="Arial"/>
+                <w:sz w:val="18"/>
+                <w:szCs w:val="18"/>
+              </w:rPr>
+              <w:t xml:space="preserve">Churn from accuracy errors (theme 1)</w:t>
+            </w:r>
+          </w:p>
+        </w:tc>
+        <w:tc>
+          <w:tcPr>
+            <w:tcW w:type="dxa" w:w="2800"/>
+            <w:tcBorders>
+              <w:top w:val="single" w:color="CCCCCC" w:sz="1"/>
+              <w:left w:val="single" w:color="CCCCCC" w:sz="1"/>
+              <w:bottom w:val="single" w:color="CCCCCC" w:sz="1"/>
+              <w:right w:val="single" w:color="CCCCCC" w:sz="1"/>
+            </w:tcBorders>
+            <w:tcMar>
+              <w:top w:type="dxa" w:w="60"/>
+              <w:left w:type="dxa" w:w="100"/>
+              <w:bottom w:type="dxa" w:w="60"/>
+              <w:right w:type="dxa" w:w="100"/>
+            </w:tcMar>
+          </w:tcPr>
+          <w:p>
+            <w:r>
+              <w:rPr>
+                <w:rFonts w:ascii="Arial" w:cs="Arial" w:eastAsia="Arial" w:hAnsi="Arial"/>
+                <w:sz w:val="18"/>
+                <w:szCs w:val="18"/>
+              </w:rPr>
+              <w:t xml:space="preserve">$100M–$200M annual revenue at risk</w:t>
+            </w:r>
+          </w:p>
+        </w:tc>
+        <w:tc>
+          <w:tcPr>
+            <w:tcW w:type="dxa" w:w="3760"/>
+            <w:tcBorders>
+              <w:top w:val="single" w:color="CCCCCC" w:sz="1"/>
+              <w:left w:val="single" w:color="CCCCCC" w:sz="1"/>
+              <w:bottom w:val="single" w:color="CCCCCC" w:sz="1"/>
+              <w:right w:val="single" w:color="CCCCCC" w:sz="1"/>
+            </w:tcBorders>
+            <w:tcMar>
+              <w:top w:type="dxa" w:w="60"/>
+              <w:left w:type="dxa" w:w="100"/>
+              <w:bottom w:type="dxa" w:w="60"/>
+              <w:right w:type="dxa" w:w="100"/>
+            </w:tcMar>
+          </w:tcPr>
+          <w:p>
+            <w:r>
+              <w:rPr>
+                <w:rFonts w:ascii="Arial" w:cs="Arial" w:eastAsia="Arial" w:hAnsi="Arial"/>
+                <w:sz w:val="18"/>
+                <w:szCs w:val="18"/>
+              </w:rPr>
+              <w:t xml:space="preserve">18% of complaints cite accuracy. 5–10% churn on $2.0B base.</w:t>
+            </w:r>
+          </w:p>
+        </w:tc>
+      </w:tr>
+      <w:tr>
+        <w:tc>
+          <w:tcPr>
+            <w:tcW w:type="dxa" w:w="2800"/>
+            <w:tcBorders>
+              <w:top w:val="single" w:color="CCCCCC" w:sz="1"/>
+              <w:left w:val="single" w:color="CCCCCC" w:sz="1"/>
+              <w:bottom w:val="single" w:color="CCCCCC" w:sz="1"/>
+              <w:right w:val="single" w:color="CCCCCC" w:sz="1"/>
+            </w:tcBorders>
+            <w:tcMar>
+              <w:top w:type="dxa" w:w="60"/>
+              <w:left w:type="dxa" w:w="100"/>
+              <w:bottom w:type="dxa" w:w="60"/>
+              <w:right w:type="dxa" w:w="100"/>
+            </w:tcMar>
+          </w:tcPr>
+          <w:p>
+            <w:r>
+              <w:rPr>
+                <w:rFonts w:ascii="Arial" w:cs="Arial" w:eastAsia="Arial" w:hAnsi="Arial"/>
+                <w:sz w:val="18"/>
+                <w:szCs w:val="18"/>
+              </w:rPr>
+              <w:t xml:space="preserve">Churn from communication breakdown (theme 2)</w:t>
+            </w:r>
+          </w:p>
+        </w:tc>
+        <w:tc>
+          <w:tcPr>
+            <w:tcW w:type="dxa" w:w="2800"/>
+            <w:tcBorders>
+              <w:top w:val="single" w:color="CCCCCC" w:sz="1"/>
+              <w:left w:val="single" w:color="CCCCCC" w:sz="1"/>
+              <w:bottom w:val="single" w:color="CCCCCC" w:sz="1"/>
+              <w:right w:val="single" w:color="CCCCCC" w:sz="1"/>
+            </w:tcBorders>
+            <w:tcMar>
+              <w:top w:type="dxa" w:w="60"/>
+              <w:left w:type="dxa" w:w="100"/>
+              <w:bottom w:type="dxa" w:w="60"/>
+              <w:right w:type="dxa" w:w="100"/>
+            </w:tcMar>
+          </w:tcPr>
+          <w:p>
+            <w:r>
+              <w:rPr>
+                <w:rFonts w:ascii="Arial" w:cs="Arial" w:eastAsia="Arial" w:hAnsi="Arial"/>
+                <w:sz w:val="18"/>
+                <w:szCs w:val="18"/>
+              </w:rPr>
+              <w:t xml:space="preserve">$80M–$160M annual revenue at risk</w:t>
+            </w:r>
+          </w:p>
+        </w:tc>
+        <w:tc>
+          <w:tcPr>
+            <w:tcW w:type="dxa" w:w="3760"/>
+            <w:tcBorders>
+              <w:top w:val="single" w:color="CCCCCC" w:sz="1"/>
+              <w:left w:val="single" w:color="CCCCCC" w:sz="1"/>
+              <w:bottom w:val="single" w:color="CCCCCC" w:sz="1"/>
+              <w:right w:val="single" w:color="CCCCCC" w:sz="1"/>
+            </w:tcBorders>
+            <w:tcMar>
+              <w:top w:type="dxa" w:w="60"/>
+              <w:left w:type="dxa" w:w="100"/>
+              <w:bottom w:type="dxa" w:w="60"/>
+              <w:right w:type="dxa" w:w="100"/>
+            </w:tcMar>
+          </w:tcPr>
+          <w:p>
+            <w:r>
+              <w:rPr>
+                <w:rFonts w:ascii="Arial" w:cs="Arial" w:eastAsia="Arial" w:hAnsi="Arial"/>
+                <w:sz w:val="18"/>
+                <w:szCs w:val="18"/>
+              </w:rPr>
+              <w:t xml:space="preserve">20% of complaints. Auto closure before deadline is the most charged failure.</w:t>
+            </w:r>
+          </w:p>
+        </w:tc>
+      </w:tr>
+      <w:tr>
+        <w:tc>
+          <w:tcPr>
+            <w:tcW w:type="dxa" w:w="2800"/>
+            <w:tcBorders>
+              <w:top w:val="single" w:color="CCCCCC" w:sz="1"/>
+              <w:left w:val="single" w:color="CCCCCC" w:sz="1"/>
+              <w:bottom w:val="single" w:color="CCCCCC" w:sz="1"/>
+              <w:right w:val="single" w:color="CCCCCC" w:sz="1"/>
+            </w:tcBorders>
+            <w:tcMar>
+              <w:top w:type="dxa" w:w="60"/>
+              <w:left w:type="dxa" w:w="100"/>
+              <w:bottom w:type="dxa" w:w="60"/>
+              <w:right w:type="dxa" w:w="100"/>
+            </w:tcMar>
+          </w:tcPr>
+          <w:p>
+            <w:r>
+              <w:rPr>
+                <w:rFonts w:ascii="Arial" w:cs="Arial" w:eastAsia="Arial" w:hAnsi="Arial"/>
+                <w:sz w:val="18"/>
+                <w:szCs w:val="18"/>
+              </w:rPr>
+              <w:t xml:space="preserve">Misrouted complex returns (theme 3)</w:t>
+            </w:r>
+          </w:p>
+        </w:tc>
+        <w:tc>
+          <w:tcPr>
+            <w:tcW w:type="dxa" w:w="2800"/>
+            <w:tcBorders>
+              <w:top w:val="single" w:color="CCCCCC" w:sz="1"/>
+              <w:left w:val="single" w:color="CCCCCC" w:sz="1"/>
+              <w:bottom w:val="single" w:color="CCCCCC" w:sz="1"/>
+              <w:right w:val="single" w:color="CCCCCC" w:sz="1"/>
+            </w:tcBorders>
+            <w:tcMar>
+              <w:top w:type="dxa" w:w="60"/>
+              <w:left w:type="dxa" w:w="100"/>
+              <w:bottom w:type="dxa" w:w="60"/>
+              <w:right w:type="dxa" w:w="100"/>
+            </w:tcMar>
+          </w:tcPr>
+          <w:p>
+            <w:r>
+              <w:rPr>
+                <w:rFonts w:ascii="Arial" w:cs="Arial" w:eastAsia="Arial" w:hAnsi="Arial"/>
+                <w:sz w:val="18"/>
+                <w:szCs w:val="18"/>
+              </w:rPr>
+              <w:t xml:space="preserve">$30M–$60M remediation cost</w:t>
+            </w:r>
+          </w:p>
+        </w:tc>
+        <w:tc>
+          <w:tcPr>
+            <w:tcW w:type="dxa" w:w="3760"/>
+            <w:tcBorders>
+              <w:top w:val="single" w:color="CCCCCC" w:sz="1"/>
+              <w:left w:val="single" w:color="CCCCCC" w:sz="1"/>
+              <w:bottom w:val="single" w:color="CCCCCC" w:sz="1"/>
+              <w:right w:val="single" w:color="CCCCCC" w:sz="1"/>
+            </w:tcBorders>
+            <w:tcMar>
+              <w:top w:type="dxa" w:w="60"/>
+              <w:left w:type="dxa" w:w="100"/>
+              <w:bottom w:type="dxa" w:w="60"/>
+              <w:right w:type="dxa" w:w="100"/>
+            </w:tcMar>
+          </w:tcPr>
+          <w:p>
+            <w:r>
+              <w:rPr>
+                <w:rFonts w:ascii="Arial" w:cs="Arial" w:eastAsia="Arial" w:hAnsi="Arial"/>
+                <w:sz w:val="18"/>
+                <w:szCs w:val="18"/>
+              </w:rPr>
+              <w:t xml:space="preserve">6% frequency × ~2M Live returns × $250 avg remediation.</w:t>
+            </w:r>
+          </w:p>
+        </w:tc>
+      </w:tr>
+      <w:tr>
+        <w:tc>
+          <w:tcPr>
+            <w:tcW w:type="dxa" w:w="2800"/>
+            <w:tcBorders>
+              <w:top w:val="single" w:color="CCCCCC" w:sz="1"/>
+              <w:left w:val="single" w:color="CCCCCC" w:sz="1"/>
+              <w:bottom w:val="single" w:color="CCCCCC" w:sz="1"/>
+              <w:right w:val="single" w:color="CCCCCC" w:sz="1"/>
+            </w:tcBorders>
+            <w:tcMar>
+              <w:top w:type="dxa" w:w="60"/>
+              <w:left w:type="dxa" w:w="100"/>
+              <w:bottom w:type="dxa" w:w="60"/>
+              <w:right w:type="dxa" w:w="100"/>
+            </w:tcMar>
+          </w:tcPr>
+          <w:p>
+            <w:r>
+              <w:rPr>
+                <w:rFonts w:ascii="Arial" w:cs="Arial" w:eastAsia="Arial" w:hAnsi="Arial"/>
+                <w:sz w:val="18"/>
+                <w:szCs w:val="18"/>
+              </w:rPr>
+              <w:t xml:space="preserve">Competitive displacement</w:t>
+            </w:r>
+          </w:p>
+        </w:tc>
+        <w:tc>
+          <w:tcPr>
+            <w:tcW w:type="dxa" w:w="2800"/>
+            <w:tcBorders>
+              <w:top w:val="single" w:color="CCCCCC" w:sz="1"/>
+              <w:left w:val="single" w:color="CCCCCC" w:sz="1"/>
+              <w:bottom w:val="single" w:color="CCCCCC" w:sz="1"/>
+              <w:right w:val="single" w:color="CCCCCC" w:sz="1"/>
+            </w:tcBorders>
+            <w:tcMar>
+              <w:top w:type="dxa" w:w="60"/>
+              <w:left w:type="dxa" w:w="100"/>
+              <w:bottom w:type="dxa" w:w="60"/>
+              <w:right w:type="dxa" w:w="100"/>
+            </w:tcMar>
+          </w:tcPr>
+          <w:p>
+            <w:r>
+              <w:rPr>
+                <w:rFonts w:ascii="Arial" w:cs="Arial" w:eastAsia="Arial" w:hAnsi="Arial"/>
+                <w:sz w:val="18"/>
+                <w:szCs w:val="18"/>
+              </w:rPr>
+              <w:t xml:space="preserve">Structural</w:t>
+            </w:r>
+          </w:p>
+        </w:tc>
+        <w:tc>
+          <w:tcPr>
+            <w:tcW w:type="dxa" w:w="3760"/>
+            <w:tcBorders>
+              <w:top w:val="single" w:color="CCCCCC" w:sz="1"/>
+              <w:left w:val="single" w:color="CCCCCC" w:sz="1"/>
+              <w:bottom w:val="single" w:color="CCCCCC" w:sz="1"/>
+              <w:right w:val="single" w:color="CCCCCC" w:sz="1"/>
+            </w:tcBorders>
+            <w:tcMar>
+              <w:top w:type="dxa" w:w="60"/>
+              <w:left w:type="dxa" w:w="100"/>
+              <w:bottom w:type="dxa" w:w="60"/>
+              <w:right w:type="dxa" w:w="100"/>
+            </w:tcMar>
+          </w:tcPr>
+          <w:p>
+            <w:r>
+              <w:rPr>
+                <w:rFonts w:ascii="Arial" w:cs="Arial" w:eastAsia="Arial" w:hAnsi="Arial"/>
+                <w:sz w:val="18"/>
+                <w:szCs w:val="18"/>
+              </w:rPr>
+              <w:t xml:space="preserve">H&amp;R Block, AI tax tools benefit from every negative review. 1.2 Trustpilot is a public barrier.</w:t>
             </w:r>
           </w:p>
         </w:tc>
@@ -2153,13 +2603,1658 @@
       <w:r>
         <w:rPr>
           <w:rFonts w:ascii="Arial" w:cs="Arial" w:eastAsia="Arial" w:hAnsi="Arial"/>
-          <w:i/>
-          <w:iCs/>
-          <w:color w:val="666666"/>
-          <w:sz w:val="16"/>
-          <w:szCs w:val="16"/>
+          <w:b/>
+          <w:bCs/>
+          <w:sz w:val="22"/>
+          <w:szCs w:val="22"/>
         </w:rPr>
-        <w:t xml:space="preserve">Full expert side theme table with seven themes is in docs/appendices/expert-side-themes.md.</w:t>
+        <w:t xml:space="preserve">Conservative total cost of inaction: </w:t>
+      </w:r>
+      <w:r>
+        <w:rPr>
+          <w:rFonts w:ascii="Arial" w:cs="Arial" w:eastAsia="Arial" w:hAnsi="Arial"/>
+          <w:sz w:val="22"/>
+          <w:szCs w:val="22"/>
+        </w:rPr>
+        <w:t xml:space="preserve">$200M–$400M in annual revenue at risk, before accounting for brand damage and competitive displacement.</w:t>
+      </w:r>
+    </w:p>
+    <w:p>
+      <w:pPr>
+        <w:spacing w:after="120"/>
+      </w:pPr>
+      <w:r>
+        <w:rPr>
+          <w:rFonts w:ascii="Arial" w:cs="Arial" w:eastAsia="Arial" w:hAnsi="Arial"/>
+          <w:sz w:val="22"/>
+          <w:szCs w:val="22"/>
+        </w:rPr>
+        <w:t xml:space="preserve"/>
+      </w:r>
+    </w:p>
+    <w:p>
+      <w:pPr>
+        <w:pStyle w:val="Heading3"/>
+        <w:spacing w:after="120" w:before="240"/>
+      </w:pPr>
+      <w:r>
+        <w:rPr>
+          <w:rFonts w:ascii="Arial" w:cs="Arial" w:eastAsia="Arial" w:hAnsi="Arial"/>
+          <w:b/>
+          <w:bCs/>
+          <w:sz w:val="22"/>
+          <w:szCs w:val="22"/>
+        </w:rPr>
+        <w:t xml:space="preserve">Revenue impact per bet</w:t>
+      </w:r>
+    </w:p>
+    <w:tbl>
+      <w:tblPr>
+        <w:tblW w:type="dxa" w:w="9360"/>
+        <w:tblBorders>
+          <w:top w:val="single" w:color="auto" w:sz="4"/>
+          <w:left w:val="single" w:color="auto" w:sz="4"/>
+          <w:bottom w:val="single" w:color="auto" w:sz="4"/>
+          <w:right w:val="single" w:color="auto" w:sz="4"/>
+          <w:insideH w:val="single" w:color="auto" w:sz="4"/>
+          <w:insideV w:val="single" w:color="auto" w:sz="4"/>
+        </w:tblBorders>
+      </w:tblPr>
+      <w:tblGrid>
+        <w:gridCol w:w="1800"/>
+        <w:gridCol w:w="3060"/>
+        <w:gridCol w:w="2700"/>
+        <w:gridCol w:w="1800"/>
+      </w:tblGrid>
+      <w:tr>
+        <w:tc>
+          <w:tcPr>
+            <w:tcW w:type="dxa" w:w="1800"/>
+            <w:tcBorders>
+              <w:top w:val="single" w:color="CCCCCC" w:sz="1"/>
+              <w:left w:val="single" w:color="CCCCCC" w:sz="1"/>
+              <w:bottom w:val="single" w:color="CCCCCC" w:sz="1"/>
+              <w:right w:val="single" w:color="CCCCCC" w:sz="1"/>
+            </w:tcBorders>
+            <w:shd w:fill="1B2A4A" w:val="clear"/>
+            <w:tcMar>
+              <w:top w:type="dxa" w:w="60"/>
+              <w:left w:type="dxa" w:w="100"/>
+              <w:bottom w:type="dxa" w:w="60"/>
+              <w:right w:type="dxa" w:w="100"/>
+            </w:tcMar>
+          </w:tcPr>
+          <w:p>
+            <w:r>
+              <w:rPr>
+                <w:rFonts w:ascii="Arial" w:cs="Arial" w:eastAsia="Arial" w:hAnsi="Arial"/>
+                <w:b/>
+                <w:bCs/>
+                <w:color w:val="FFFFFF"/>
+                <w:sz w:val="18"/>
+                <w:szCs w:val="18"/>
+              </w:rPr>
+              <w:t xml:space="preserve">Bet</w:t>
+            </w:r>
+          </w:p>
+        </w:tc>
+        <w:tc>
+          <w:tcPr>
+            <w:tcW w:type="dxa" w:w="3060"/>
+            <w:tcBorders>
+              <w:top w:val="single" w:color="CCCCCC" w:sz="1"/>
+              <w:left w:val="single" w:color="CCCCCC" w:sz="1"/>
+              <w:bottom w:val="single" w:color="CCCCCC" w:sz="1"/>
+              <w:right w:val="single" w:color="CCCCCC" w:sz="1"/>
+            </w:tcBorders>
+            <w:shd w:fill="1B2A4A" w:val="clear"/>
+            <w:tcMar>
+              <w:top w:type="dxa" w:w="60"/>
+              <w:left w:type="dxa" w:w="100"/>
+              <w:bottom w:type="dxa" w:w="60"/>
+              <w:right w:type="dxa" w:w="100"/>
+            </w:tcMar>
+          </w:tcPr>
+          <w:p>
+            <w:r>
+              <w:rPr>
+                <w:rFonts w:ascii="Arial" w:cs="Arial" w:eastAsia="Arial" w:hAnsi="Arial"/>
+                <w:b/>
+                <w:bCs/>
+                <w:color w:val="FFFFFF"/>
+                <w:sz w:val="18"/>
+                <w:szCs w:val="18"/>
+              </w:rPr>
+              <w:t xml:space="preserve">Primary lever</w:t>
+            </w:r>
+          </w:p>
+        </w:tc>
+        <w:tc>
+          <w:tcPr>
+            <w:tcW w:type="dxa" w:w="2700"/>
+            <w:tcBorders>
+              <w:top w:val="single" w:color="CCCCCC" w:sz="1"/>
+              <w:left w:val="single" w:color="CCCCCC" w:sz="1"/>
+              <w:bottom w:val="single" w:color="CCCCCC" w:sz="1"/>
+              <w:right w:val="single" w:color="CCCCCC" w:sz="1"/>
+            </w:tcBorders>
+            <w:shd w:fill="1B2A4A" w:val="clear"/>
+            <w:tcMar>
+              <w:top w:type="dxa" w:w="60"/>
+              <w:left w:type="dxa" w:w="100"/>
+              <w:bottom w:type="dxa" w:w="60"/>
+              <w:right w:type="dxa" w:w="100"/>
+            </w:tcMar>
+          </w:tcPr>
+          <w:p>
+            <w:r>
+              <w:rPr>
+                <w:rFonts w:ascii="Arial" w:cs="Arial" w:eastAsia="Arial" w:hAnsi="Arial"/>
+                <w:b/>
+                <w:bCs/>
+                <w:color w:val="FFFFFF"/>
+                <w:sz w:val="18"/>
+                <w:szCs w:val="18"/>
+              </w:rPr>
+              <w:t xml:space="preserve">Estimated annual impact (Year 2+)</w:t>
+            </w:r>
+          </w:p>
+        </w:tc>
+        <w:tc>
+          <w:tcPr>
+            <w:tcW w:type="dxa" w:w="1800"/>
+            <w:tcBorders>
+              <w:top w:val="single" w:color="CCCCCC" w:sz="1"/>
+              <w:left w:val="single" w:color="CCCCCC" w:sz="1"/>
+              <w:bottom w:val="single" w:color="CCCCCC" w:sz="1"/>
+              <w:right w:val="single" w:color="CCCCCC" w:sz="1"/>
+            </w:tcBorders>
+            <w:shd w:fill="1B2A4A" w:val="clear"/>
+            <w:tcMar>
+              <w:top w:type="dxa" w:w="60"/>
+              <w:left w:type="dxa" w:w="100"/>
+              <w:bottom w:type="dxa" w:w="60"/>
+              <w:right w:type="dxa" w:w="100"/>
+            </w:tcMar>
+          </w:tcPr>
+          <w:p>
+            <w:r>
+              <w:rPr>
+                <w:rFonts w:ascii="Arial" w:cs="Arial" w:eastAsia="Arial" w:hAnsi="Arial"/>
+                <w:b/>
+                <w:bCs/>
+                <w:color w:val="FFFFFF"/>
+                <w:sz w:val="18"/>
+                <w:szCs w:val="18"/>
+              </w:rPr>
+              <w:t xml:space="preserve">Confidence</w:t>
+            </w:r>
+          </w:p>
+        </w:tc>
+      </w:tr>
+      <w:tr>
+        <w:tc>
+          <w:tcPr>
+            <w:tcW w:type="dxa" w:w="1800"/>
+            <w:tcBorders>
+              <w:top w:val="single" w:color="CCCCCC" w:sz="1"/>
+              <w:left w:val="single" w:color="CCCCCC" w:sz="1"/>
+              <w:bottom w:val="single" w:color="CCCCCC" w:sz="1"/>
+              <w:right w:val="single" w:color="CCCCCC" w:sz="1"/>
+            </w:tcBorders>
+            <w:tcMar>
+              <w:top w:type="dxa" w:w="60"/>
+              <w:left w:type="dxa" w:w="100"/>
+              <w:bottom w:type="dxa" w:w="60"/>
+              <w:right w:type="dxa" w:w="100"/>
+            </w:tcMar>
+          </w:tcPr>
+          <w:p>
+            <w:r>
+              <w:rPr>
+                <w:rFonts w:ascii="Arial" w:cs="Arial" w:eastAsia="Arial" w:hAnsi="Arial"/>
+                <w:sz w:val="18"/>
+                <w:szCs w:val="18"/>
+              </w:rPr>
+              <w:t xml:space="preserve">B1 — Goal Aligned Recs</w:t>
+            </w:r>
+          </w:p>
+        </w:tc>
+        <w:tc>
+          <w:tcPr>
+            <w:tcW w:type="dxa" w:w="3060"/>
+            <w:tcBorders>
+              <w:top w:val="single" w:color="CCCCCC" w:sz="1"/>
+              <w:left w:val="single" w:color="CCCCCC" w:sz="1"/>
+              <w:bottom w:val="single" w:color="CCCCCC" w:sz="1"/>
+              <w:right w:val="single" w:color="CCCCCC" w:sz="1"/>
+            </w:tcBorders>
+            <w:tcMar>
+              <w:top w:type="dxa" w:w="60"/>
+              <w:left w:type="dxa" w:w="100"/>
+              <w:bottom w:type="dxa" w:w="60"/>
+              <w:right w:type="dxa" w:w="100"/>
+            </w:tcMar>
+          </w:tcPr>
+          <w:p>
+            <w:r>
+              <w:rPr>
+                <w:rFonts w:ascii="Arial" w:cs="Arial" w:eastAsia="Arial" w:hAnsi="Arial"/>
+                <w:sz w:val="18"/>
+                <w:szCs w:val="18"/>
+              </w:rPr>
+              <w:t xml:space="preserve">Retention lift from goal fulfillment + upsell to Full Service</w:t>
+            </w:r>
+          </w:p>
+        </w:tc>
+        <w:tc>
+          <w:tcPr>
+            <w:tcW w:type="dxa" w:w="2700"/>
+            <w:tcBorders>
+              <w:top w:val="single" w:color="CCCCCC" w:sz="1"/>
+              <w:left w:val="single" w:color="CCCCCC" w:sz="1"/>
+              <w:bottom w:val="single" w:color="CCCCCC" w:sz="1"/>
+              <w:right w:val="single" w:color="CCCCCC" w:sz="1"/>
+            </w:tcBorders>
+            <w:tcMar>
+              <w:top w:type="dxa" w:w="60"/>
+              <w:left w:type="dxa" w:w="100"/>
+              <w:bottom w:type="dxa" w:w="60"/>
+              <w:right w:type="dxa" w:w="100"/>
+            </w:tcMar>
+          </w:tcPr>
+          <w:p>
+            <w:r>
+              <w:rPr>
+                <w:rFonts w:ascii="Arial" w:cs="Arial" w:eastAsia="Arial" w:hAnsi="Arial"/>
+                <w:sz w:val="18"/>
+                <w:szCs w:val="18"/>
+              </w:rPr>
+              <w:t xml:space="preserve">$80M–$150M</w:t>
+            </w:r>
+          </w:p>
+        </w:tc>
+        <w:tc>
+          <w:tcPr>
+            <w:tcW w:type="dxa" w:w="1800"/>
+            <w:tcBorders>
+              <w:top w:val="single" w:color="CCCCCC" w:sz="1"/>
+              <w:left w:val="single" w:color="CCCCCC" w:sz="1"/>
+              <w:bottom w:val="single" w:color="CCCCCC" w:sz="1"/>
+              <w:right w:val="single" w:color="CCCCCC" w:sz="1"/>
+            </w:tcBorders>
+            <w:tcMar>
+              <w:top w:type="dxa" w:w="60"/>
+              <w:left w:type="dxa" w:w="100"/>
+              <w:bottom w:type="dxa" w:w="60"/>
+              <w:right w:type="dxa" w:w="100"/>
+            </w:tcMar>
+          </w:tcPr>
+          <w:p>
+            <w:r>
+              <w:rPr>
+                <w:rFonts w:ascii="Arial" w:cs="Arial" w:eastAsia="Arial" w:hAnsi="Arial"/>
+                <w:sz w:val="18"/>
+                <w:szCs w:val="18"/>
+              </w:rPr>
+              <w:t xml:space="preserve">Medium</w:t>
+            </w:r>
+          </w:p>
+        </w:tc>
+      </w:tr>
+      <w:tr>
+        <w:tc>
+          <w:tcPr>
+            <w:tcW w:type="dxa" w:w="1800"/>
+            <w:tcBorders>
+              <w:top w:val="single" w:color="CCCCCC" w:sz="1"/>
+              <w:left w:val="single" w:color="CCCCCC" w:sz="1"/>
+              <w:bottom w:val="single" w:color="CCCCCC" w:sz="1"/>
+              <w:right w:val="single" w:color="CCCCCC" w:sz="1"/>
+            </w:tcBorders>
+            <w:tcMar>
+              <w:top w:type="dxa" w:w="60"/>
+              <w:left w:type="dxa" w:w="100"/>
+              <w:bottom w:type="dxa" w:w="60"/>
+              <w:right w:type="dxa" w:w="100"/>
+            </w:tcMar>
+          </w:tcPr>
+          <w:p>
+            <w:r>
+              <w:rPr>
+                <w:rFonts w:ascii="Arial" w:cs="Arial" w:eastAsia="Arial" w:hAnsi="Arial"/>
+                <w:sz w:val="18"/>
+                <w:szCs w:val="18"/>
+              </w:rPr>
+              <w:t xml:space="preserve">B2 — Multi Year Co Pilot</w:t>
+            </w:r>
+          </w:p>
+        </w:tc>
+        <w:tc>
+          <w:tcPr>
+            <w:tcW w:type="dxa" w:w="3060"/>
+            <w:tcBorders>
+              <w:top w:val="single" w:color="CCCCCC" w:sz="1"/>
+              <w:left w:val="single" w:color="CCCCCC" w:sz="1"/>
+              <w:bottom w:val="single" w:color="CCCCCC" w:sz="1"/>
+              <w:right w:val="single" w:color="CCCCCC" w:sz="1"/>
+            </w:tcBorders>
+            <w:tcMar>
+              <w:top w:type="dxa" w:w="60"/>
+              <w:left w:type="dxa" w:w="100"/>
+              <w:bottom w:type="dxa" w:w="60"/>
+              <w:right w:type="dxa" w:w="100"/>
+            </w:tcMar>
+          </w:tcPr>
+          <w:p>
+            <w:r>
+              <w:rPr>
+                <w:rFonts w:ascii="Arial" w:cs="Arial" w:eastAsia="Arial" w:hAnsi="Arial"/>
+                <w:sz w:val="18"/>
+                <w:szCs w:val="18"/>
+              </w:rPr>
+              <w:t xml:space="preserve">TAM expansion: filers → optimizers. Subscription revenue.</w:t>
+            </w:r>
+          </w:p>
+        </w:tc>
+        <w:tc>
+          <w:tcPr>
+            <w:tcW w:type="dxa" w:w="2700"/>
+            <w:tcBorders>
+              <w:top w:val="single" w:color="CCCCCC" w:sz="1"/>
+              <w:left w:val="single" w:color="CCCCCC" w:sz="1"/>
+              <w:bottom w:val="single" w:color="CCCCCC" w:sz="1"/>
+              <w:right w:val="single" w:color="CCCCCC" w:sz="1"/>
+            </w:tcBorders>
+            <w:tcMar>
+              <w:top w:type="dxa" w:w="60"/>
+              <w:left w:type="dxa" w:w="100"/>
+              <w:bottom w:type="dxa" w:w="60"/>
+              <w:right w:type="dxa" w:w="100"/>
+            </w:tcMar>
+          </w:tcPr>
+          <w:p>
+            <w:r>
+              <w:rPr>
+                <w:rFonts w:ascii="Arial" w:cs="Arial" w:eastAsia="Arial" w:hAnsi="Arial"/>
+                <w:sz w:val="18"/>
+                <w:szCs w:val="18"/>
+              </w:rPr>
+              <w:t xml:space="preserve">$200M–$500M (3–5yr horizon)</w:t>
+            </w:r>
+          </w:p>
+        </w:tc>
+        <w:tc>
+          <w:tcPr>
+            <w:tcW w:type="dxa" w:w="1800"/>
+            <w:tcBorders>
+              <w:top w:val="single" w:color="CCCCCC" w:sz="1"/>
+              <w:left w:val="single" w:color="CCCCCC" w:sz="1"/>
+              <w:bottom w:val="single" w:color="CCCCCC" w:sz="1"/>
+              <w:right w:val="single" w:color="CCCCCC" w:sz="1"/>
+            </w:tcBorders>
+            <w:tcMar>
+              <w:top w:type="dxa" w:w="60"/>
+              <w:left w:type="dxa" w:w="100"/>
+              <w:bottom w:type="dxa" w:w="60"/>
+              <w:right w:type="dxa" w:w="100"/>
+            </w:tcMar>
+          </w:tcPr>
+          <w:p>
+            <w:r>
+              <w:rPr>
+                <w:rFonts w:ascii="Arial" w:cs="Arial" w:eastAsia="Arial" w:hAnsi="Arial"/>
+                <w:sz w:val="18"/>
+                <w:szCs w:val="18"/>
+              </w:rPr>
+              <w:t xml:space="preserve">Low</w:t>
+            </w:r>
+          </w:p>
+        </w:tc>
+      </w:tr>
+      <w:tr>
+        <w:tc>
+          <w:tcPr>
+            <w:tcW w:type="dxa" w:w="1800"/>
+            <w:tcBorders>
+              <w:top w:val="single" w:color="CCCCCC" w:sz="1"/>
+              <w:left w:val="single" w:color="CCCCCC" w:sz="1"/>
+              <w:bottom w:val="single" w:color="CCCCCC" w:sz="1"/>
+              <w:right w:val="single" w:color="CCCCCC" w:sz="1"/>
+            </w:tcBorders>
+            <w:tcMar>
+              <w:top w:type="dxa" w:w="60"/>
+              <w:left w:type="dxa" w:w="100"/>
+              <w:bottom w:type="dxa" w:w="60"/>
+              <w:right w:type="dxa" w:w="100"/>
+            </w:tcMar>
+          </w:tcPr>
+          <w:p>
+            <w:r>
+              <w:rPr>
+                <w:rFonts w:ascii="Arial" w:cs="Arial" w:eastAsia="Arial" w:hAnsi="Arial"/>
+                <w:sz w:val="18"/>
+                <w:szCs w:val="18"/>
+              </w:rPr>
+              <w:t xml:space="preserve">B3 — Autonomous Pre Work</w:t>
+            </w:r>
+          </w:p>
+        </w:tc>
+        <w:tc>
+          <w:tcPr>
+            <w:tcW w:type="dxa" w:w="3060"/>
+            <w:tcBorders>
+              <w:top w:val="single" w:color="CCCCCC" w:sz="1"/>
+              <w:left w:val="single" w:color="CCCCCC" w:sz="1"/>
+              <w:bottom w:val="single" w:color="CCCCCC" w:sz="1"/>
+              <w:right w:val="single" w:color="CCCCCC" w:sz="1"/>
+            </w:tcBorders>
+            <w:tcMar>
+              <w:top w:type="dxa" w:w="60"/>
+              <w:left w:type="dxa" w:w="100"/>
+              <w:bottom w:type="dxa" w:w="60"/>
+              <w:right w:type="dxa" w:w="100"/>
+            </w:tcMar>
+          </w:tcPr>
+          <w:p>
+            <w:r>
+              <w:rPr>
+                <w:rFonts w:ascii="Arial" w:cs="Arial" w:eastAsia="Arial" w:hAnsi="Arial"/>
+                <w:sz w:val="18"/>
+                <w:szCs w:val="18"/>
+              </w:rPr>
+              <w:t xml:space="preserve">Expert throughput increase. Fewer seasonal hires.</w:t>
+            </w:r>
+          </w:p>
+        </w:tc>
+        <w:tc>
+          <w:tcPr>
+            <w:tcW w:type="dxa" w:w="2700"/>
+            <w:tcBorders>
+              <w:top w:val="single" w:color="CCCCCC" w:sz="1"/>
+              <w:left w:val="single" w:color="CCCCCC" w:sz="1"/>
+              <w:bottom w:val="single" w:color="CCCCCC" w:sz="1"/>
+              <w:right w:val="single" w:color="CCCCCC" w:sz="1"/>
+            </w:tcBorders>
+            <w:tcMar>
+              <w:top w:type="dxa" w:w="60"/>
+              <w:left w:type="dxa" w:w="100"/>
+              <w:bottom w:type="dxa" w:w="60"/>
+              <w:right w:type="dxa" w:w="100"/>
+            </w:tcMar>
+          </w:tcPr>
+          <w:p>
+            <w:r>
+              <w:rPr>
+                <w:rFonts w:ascii="Arial" w:cs="Arial" w:eastAsia="Arial" w:hAnsi="Arial"/>
+                <w:sz w:val="18"/>
+                <w:szCs w:val="18"/>
+              </w:rPr>
+              <w:t xml:space="preserve">$40M–$80M</w:t>
+            </w:r>
+          </w:p>
+        </w:tc>
+        <w:tc>
+          <w:tcPr>
+            <w:tcW w:type="dxa" w:w="1800"/>
+            <w:tcBorders>
+              <w:top w:val="single" w:color="CCCCCC" w:sz="1"/>
+              <w:left w:val="single" w:color="CCCCCC" w:sz="1"/>
+              <w:bottom w:val="single" w:color="CCCCCC" w:sz="1"/>
+              <w:right w:val="single" w:color="CCCCCC" w:sz="1"/>
+            </w:tcBorders>
+            <w:tcMar>
+              <w:top w:type="dxa" w:w="60"/>
+              <w:left w:type="dxa" w:w="100"/>
+              <w:bottom w:type="dxa" w:w="60"/>
+              <w:right w:type="dxa" w:w="100"/>
+            </w:tcMar>
+          </w:tcPr>
+          <w:p>
+            <w:r>
+              <w:rPr>
+                <w:rFonts w:ascii="Arial" w:cs="Arial" w:eastAsia="Arial" w:hAnsi="Arial"/>
+                <w:sz w:val="18"/>
+                <w:szCs w:val="18"/>
+              </w:rPr>
+              <w:t xml:space="preserve">High</w:t>
+            </w:r>
+          </w:p>
+        </w:tc>
+      </w:tr>
+      <w:tr>
+        <w:tc>
+          <w:tcPr>
+            <w:tcW w:type="dxa" w:w="1800"/>
+            <w:tcBorders>
+              <w:top w:val="single" w:color="CCCCCC" w:sz="1"/>
+              <w:left w:val="single" w:color="CCCCCC" w:sz="1"/>
+              <w:bottom w:val="single" w:color="CCCCCC" w:sz="1"/>
+              <w:right w:val="single" w:color="CCCCCC" w:sz="1"/>
+            </w:tcBorders>
+            <w:tcMar>
+              <w:top w:type="dxa" w:w="60"/>
+              <w:left w:type="dxa" w:w="100"/>
+              <w:bottom w:type="dxa" w:w="60"/>
+              <w:right w:type="dxa" w:w="100"/>
+            </w:tcMar>
+          </w:tcPr>
+          <w:p>
+            <w:r>
+              <w:rPr>
+                <w:rFonts w:ascii="Arial" w:cs="Arial" w:eastAsia="Arial" w:hAnsi="Arial"/>
+                <w:sz w:val="18"/>
+                <w:szCs w:val="18"/>
+              </w:rPr>
+              <w:t xml:space="preserve">B4 — Expert as Trainer</w:t>
+            </w:r>
+          </w:p>
+        </w:tc>
+        <w:tc>
+          <w:tcPr>
+            <w:tcW w:type="dxa" w:w="3060"/>
+            <w:tcBorders>
+              <w:top w:val="single" w:color="CCCCCC" w:sz="1"/>
+              <w:left w:val="single" w:color="CCCCCC" w:sz="1"/>
+              <w:bottom w:val="single" w:color="CCCCCC" w:sz="1"/>
+              <w:right w:val="single" w:color="CCCCCC" w:sz="1"/>
+            </w:tcBorders>
+            <w:tcMar>
+              <w:top w:type="dxa" w:w="60"/>
+              <w:left w:type="dxa" w:w="100"/>
+              <w:bottom w:type="dxa" w:w="60"/>
+              <w:right w:type="dxa" w:w="100"/>
+            </w:tcMar>
+          </w:tcPr>
+          <w:p>
+            <w:r>
+              <w:rPr>
+                <w:rFonts w:ascii="Arial" w:cs="Arial" w:eastAsia="Arial" w:hAnsi="Arial"/>
+                <w:sz w:val="18"/>
+                <w:szCs w:val="18"/>
+              </w:rPr>
+              <w:t xml:space="preserve">Compounding accuracy → lower remediation + IRS notices</w:t>
+            </w:r>
+          </w:p>
+        </w:tc>
+        <w:tc>
+          <w:tcPr>
+            <w:tcW w:type="dxa" w:w="2700"/>
+            <w:tcBorders>
+              <w:top w:val="single" w:color="CCCCCC" w:sz="1"/>
+              <w:left w:val="single" w:color="CCCCCC" w:sz="1"/>
+              <w:bottom w:val="single" w:color="CCCCCC" w:sz="1"/>
+              <w:right w:val="single" w:color="CCCCCC" w:sz="1"/>
+            </w:tcBorders>
+            <w:tcMar>
+              <w:top w:type="dxa" w:w="60"/>
+              <w:left w:type="dxa" w:w="100"/>
+              <w:bottom w:type="dxa" w:w="60"/>
+              <w:right w:type="dxa" w:w="100"/>
+            </w:tcMar>
+          </w:tcPr>
+          <w:p>
+            <w:r>
+              <w:rPr>
+                <w:rFonts w:ascii="Arial" w:cs="Arial" w:eastAsia="Arial" w:hAnsi="Arial"/>
+                <w:sz w:val="18"/>
+                <w:szCs w:val="18"/>
+              </w:rPr>
+              <w:t xml:space="preserve">$20M Y1 → $60M+ Y3</w:t>
+            </w:r>
+          </w:p>
+        </w:tc>
+        <w:tc>
+          <w:tcPr>
+            <w:tcW w:type="dxa" w:w="1800"/>
+            <w:tcBorders>
+              <w:top w:val="single" w:color="CCCCCC" w:sz="1"/>
+              <w:left w:val="single" w:color="CCCCCC" w:sz="1"/>
+              <w:bottom w:val="single" w:color="CCCCCC" w:sz="1"/>
+              <w:right w:val="single" w:color="CCCCCC" w:sz="1"/>
+            </w:tcBorders>
+            <w:tcMar>
+              <w:top w:type="dxa" w:w="60"/>
+              <w:left w:type="dxa" w:w="100"/>
+              <w:bottom w:type="dxa" w:w="60"/>
+              <w:right w:type="dxa" w:w="100"/>
+            </w:tcMar>
+          </w:tcPr>
+          <w:p>
+            <w:r>
+              <w:rPr>
+                <w:rFonts w:ascii="Arial" w:cs="Arial" w:eastAsia="Arial" w:hAnsi="Arial"/>
+                <w:sz w:val="18"/>
+                <w:szCs w:val="18"/>
+              </w:rPr>
+              <w:t xml:space="preserve">Medium</w:t>
+            </w:r>
+          </w:p>
+        </w:tc>
+      </w:tr>
+      <w:tr>
+        <w:tc>
+          <w:tcPr>
+            <w:tcW w:type="dxa" w:w="1800"/>
+            <w:tcBorders>
+              <w:top w:val="single" w:color="CCCCCC" w:sz="1"/>
+              <w:left w:val="single" w:color="CCCCCC" w:sz="1"/>
+              <w:bottom w:val="single" w:color="CCCCCC" w:sz="1"/>
+              <w:right w:val="single" w:color="CCCCCC" w:sz="1"/>
+            </w:tcBorders>
+            <w:tcMar>
+              <w:top w:type="dxa" w:w="60"/>
+              <w:left w:type="dxa" w:w="100"/>
+              <w:bottom w:type="dxa" w:w="60"/>
+              <w:right w:type="dxa" w:w="100"/>
+            </w:tcMar>
+          </w:tcPr>
+          <w:p>
+            <w:r>
+              <w:rPr>
+                <w:rFonts w:ascii="Arial" w:cs="Arial" w:eastAsia="Arial" w:hAnsi="Arial"/>
+                <w:sz w:val="18"/>
+                <w:szCs w:val="18"/>
+              </w:rPr>
+              <w:t xml:space="preserve">B5 — Specialty Routing</w:t>
+            </w:r>
+          </w:p>
+        </w:tc>
+        <w:tc>
+          <w:tcPr>
+            <w:tcW w:type="dxa" w:w="3060"/>
+            <w:tcBorders>
+              <w:top w:val="single" w:color="CCCCCC" w:sz="1"/>
+              <w:left w:val="single" w:color="CCCCCC" w:sz="1"/>
+              <w:bottom w:val="single" w:color="CCCCCC" w:sz="1"/>
+              <w:right w:val="single" w:color="CCCCCC" w:sz="1"/>
+            </w:tcBorders>
+            <w:tcMar>
+              <w:top w:type="dxa" w:w="60"/>
+              <w:left w:type="dxa" w:w="100"/>
+              <w:bottom w:type="dxa" w:w="60"/>
+              <w:right w:type="dxa" w:w="100"/>
+            </w:tcMar>
+          </w:tcPr>
+          <w:p>
+            <w:r>
+              <w:rPr>
+                <w:rFonts w:ascii="Arial" w:cs="Arial" w:eastAsia="Arial" w:hAnsi="Arial"/>
+                <w:sz w:val="18"/>
+                <w:szCs w:val="18"/>
+              </w:rPr>
+              <w:t xml:space="preserve">Eliminates misrouting cost vector</w:t>
+            </w:r>
+          </w:p>
+        </w:tc>
+        <w:tc>
+          <w:tcPr>
+            <w:tcW w:type="dxa" w:w="2700"/>
+            <w:tcBorders>
+              <w:top w:val="single" w:color="CCCCCC" w:sz="1"/>
+              <w:left w:val="single" w:color="CCCCCC" w:sz="1"/>
+              <w:bottom w:val="single" w:color="CCCCCC" w:sz="1"/>
+              <w:right w:val="single" w:color="CCCCCC" w:sz="1"/>
+            </w:tcBorders>
+            <w:tcMar>
+              <w:top w:type="dxa" w:w="60"/>
+              <w:left w:type="dxa" w:w="100"/>
+              <w:bottom w:type="dxa" w:w="60"/>
+              <w:right w:type="dxa" w:w="100"/>
+            </w:tcMar>
+          </w:tcPr>
+          <w:p>
+            <w:r>
+              <w:rPr>
+                <w:rFonts w:ascii="Arial" w:cs="Arial" w:eastAsia="Arial" w:hAnsi="Arial"/>
+                <w:sz w:val="18"/>
+                <w:szCs w:val="18"/>
+              </w:rPr>
+              <w:t xml:space="preserve">$30M–$60M</w:t>
+            </w:r>
+          </w:p>
+        </w:tc>
+        <w:tc>
+          <w:tcPr>
+            <w:tcW w:type="dxa" w:w="1800"/>
+            <w:tcBorders>
+              <w:top w:val="single" w:color="CCCCCC" w:sz="1"/>
+              <w:left w:val="single" w:color="CCCCCC" w:sz="1"/>
+              <w:bottom w:val="single" w:color="CCCCCC" w:sz="1"/>
+              <w:right w:val="single" w:color="CCCCCC" w:sz="1"/>
+            </w:tcBorders>
+            <w:tcMar>
+              <w:top w:type="dxa" w:w="60"/>
+              <w:left w:type="dxa" w:w="100"/>
+              <w:bottom w:type="dxa" w:w="60"/>
+              <w:right w:type="dxa" w:w="100"/>
+            </w:tcMar>
+          </w:tcPr>
+          <w:p>
+            <w:r>
+              <w:rPr>
+                <w:rFonts w:ascii="Arial" w:cs="Arial" w:eastAsia="Arial" w:hAnsi="Arial"/>
+                <w:sz w:val="18"/>
+                <w:szCs w:val="18"/>
+              </w:rPr>
+              <w:t xml:space="preserve">High</w:t>
+            </w:r>
+          </w:p>
+        </w:tc>
+      </w:tr>
+    </w:tbl>
+    <w:p>
+      <w:pPr>
+        <w:spacing w:after="120"/>
+      </w:pPr>
+      <w:r>
+        <w:rPr>
+          <w:rFonts w:ascii="Arial" w:cs="Arial" w:eastAsia="Arial" w:hAnsi="Arial"/>
+          <w:sz w:val="22"/>
+          <w:szCs w:val="22"/>
+        </w:rPr>
+        <w:t xml:space="preserve"/>
+      </w:r>
+    </w:p>
+    <w:p>
+      <w:pPr>
+        <w:pStyle w:val="Heading3"/>
+        <w:spacing w:after="120" w:before="240"/>
+      </w:pPr>
+      <w:r>
+        <w:rPr>
+          <w:rFonts w:ascii="Arial" w:cs="Arial" w:eastAsia="Arial" w:hAnsi="Arial"/>
+          <w:b/>
+          <w:bCs/>
+          <w:sz w:val="22"/>
+          <w:szCs w:val="22"/>
+        </w:rPr>
+        <w:t xml:space="preserve">Build cost estimate</w:t>
+      </w:r>
+    </w:p>
+    <w:tbl>
+      <w:tblPr>
+        <w:tblW w:type="dxa" w:w="9360"/>
+        <w:tblBorders>
+          <w:top w:val="single" w:color="auto" w:sz="4"/>
+          <w:left w:val="single" w:color="auto" w:sz="4"/>
+          <w:bottom w:val="single" w:color="auto" w:sz="4"/>
+          <w:right w:val="single" w:color="auto" w:sz="4"/>
+          <w:insideH w:val="single" w:color="auto" w:sz="4"/>
+          <w:insideV w:val="single" w:color="auto" w:sz="4"/>
+        </w:tblBorders>
+      </w:tblPr>
+      <w:tblGrid>
+        <w:gridCol w:w="700"/>
+        <w:gridCol w:w="3060"/>
+        <w:gridCol w:w="1600"/>
+        <w:gridCol w:w="1800"/>
+        <w:gridCol w:w="2200"/>
+      </w:tblGrid>
+      <w:tr>
+        <w:tc>
+          <w:tcPr>
+            <w:tcW w:type="dxa" w:w="700"/>
+            <w:tcBorders>
+              <w:top w:val="single" w:color="CCCCCC" w:sz="1"/>
+              <w:left w:val="single" w:color="CCCCCC" w:sz="1"/>
+              <w:bottom w:val="single" w:color="CCCCCC" w:sz="1"/>
+              <w:right w:val="single" w:color="CCCCCC" w:sz="1"/>
+            </w:tcBorders>
+            <w:shd w:fill="1B2A4A" w:val="clear"/>
+            <w:tcMar>
+              <w:top w:type="dxa" w:w="60"/>
+              <w:left w:type="dxa" w:w="100"/>
+              <w:bottom w:type="dxa" w:w="60"/>
+              <w:right w:type="dxa" w:w="100"/>
+            </w:tcMar>
+          </w:tcPr>
+          <w:p>
+            <w:r>
+              <w:rPr>
+                <w:rFonts w:ascii="Arial" w:cs="Arial" w:eastAsia="Arial" w:hAnsi="Arial"/>
+                <w:b/>
+                <w:bCs/>
+                <w:color w:val="FFFFFF"/>
+                <w:sz w:val="18"/>
+                <w:szCs w:val="18"/>
+              </w:rPr>
+              <w:t xml:space="preserve">Bet</w:t>
+            </w:r>
+          </w:p>
+        </w:tc>
+        <w:tc>
+          <w:tcPr>
+            <w:tcW w:type="dxa" w:w="3060"/>
+            <w:tcBorders>
+              <w:top w:val="single" w:color="CCCCCC" w:sz="1"/>
+              <w:left w:val="single" w:color="CCCCCC" w:sz="1"/>
+              <w:bottom w:val="single" w:color="CCCCCC" w:sz="1"/>
+              <w:right w:val="single" w:color="CCCCCC" w:sz="1"/>
+            </w:tcBorders>
+            <w:shd w:fill="1B2A4A" w:val="clear"/>
+            <w:tcMar>
+              <w:top w:type="dxa" w:w="60"/>
+              <w:left w:type="dxa" w:w="100"/>
+              <w:bottom w:type="dxa" w:w="60"/>
+              <w:right w:type="dxa" w:w="100"/>
+            </w:tcMar>
+          </w:tcPr>
+          <w:p>
+            <w:r>
+              <w:rPr>
+                <w:rFonts w:ascii="Arial" w:cs="Arial" w:eastAsia="Arial" w:hAnsi="Arial"/>
+                <w:b/>
+                <w:bCs/>
+                <w:color w:val="FFFFFF"/>
+                <w:sz w:val="18"/>
+                <w:szCs w:val="18"/>
+              </w:rPr>
+              <w:t xml:space="preserve">Team</w:t>
+            </w:r>
+          </w:p>
+        </w:tc>
+        <w:tc>
+          <w:tcPr>
+            <w:tcW w:type="dxa" w:w="1600"/>
+            <w:tcBorders>
+              <w:top w:val="single" w:color="CCCCCC" w:sz="1"/>
+              <w:left w:val="single" w:color="CCCCCC" w:sz="1"/>
+              <w:bottom w:val="single" w:color="CCCCCC" w:sz="1"/>
+              <w:right w:val="single" w:color="CCCCCC" w:sz="1"/>
+            </w:tcBorders>
+            <w:shd w:fill="1B2A4A" w:val="clear"/>
+            <w:tcMar>
+              <w:top w:type="dxa" w:w="60"/>
+              <w:left w:type="dxa" w:w="100"/>
+              <w:bottom w:type="dxa" w:w="60"/>
+              <w:right w:type="dxa" w:w="100"/>
+            </w:tcMar>
+          </w:tcPr>
+          <w:p>
+            <w:r>
+              <w:rPr>
+                <w:rFonts w:ascii="Arial" w:cs="Arial" w:eastAsia="Arial" w:hAnsi="Arial"/>
+                <w:b/>
+                <w:bCs/>
+                <w:color w:val="FFFFFF"/>
+                <w:sz w:val="18"/>
+                <w:szCs w:val="18"/>
+              </w:rPr>
+              <w:t xml:space="preserve">MVP</w:t>
+            </w:r>
+          </w:p>
+        </w:tc>
+        <w:tc>
+          <w:tcPr>
+            <w:tcW w:type="dxa" w:w="1800"/>
+            <w:tcBorders>
+              <w:top w:val="single" w:color="CCCCCC" w:sz="1"/>
+              <w:left w:val="single" w:color="CCCCCC" w:sz="1"/>
+              <w:bottom w:val="single" w:color="CCCCCC" w:sz="1"/>
+              <w:right w:val="single" w:color="CCCCCC" w:sz="1"/>
+            </w:tcBorders>
+            <w:shd w:fill="1B2A4A" w:val="clear"/>
+            <w:tcMar>
+              <w:top w:type="dxa" w:w="60"/>
+              <w:left w:type="dxa" w:w="100"/>
+              <w:bottom w:type="dxa" w:w="60"/>
+              <w:right w:type="dxa" w:w="100"/>
+            </w:tcMar>
+          </w:tcPr>
+          <w:p>
+            <w:r>
+              <w:rPr>
+                <w:rFonts w:ascii="Arial" w:cs="Arial" w:eastAsia="Arial" w:hAnsi="Arial"/>
+                <w:b/>
+                <w:bCs/>
+                <w:color w:val="FFFFFF"/>
+                <w:sz w:val="18"/>
+                <w:szCs w:val="18"/>
+              </w:rPr>
+              <w:t xml:space="preserve">Full rollout</w:t>
+            </w:r>
+          </w:p>
+        </w:tc>
+        <w:tc>
+          <w:tcPr>
+            <w:tcW w:type="dxa" w:w="2200"/>
+            <w:tcBorders>
+              <w:top w:val="single" w:color="CCCCCC" w:sz="1"/>
+              <w:left w:val="single" w:color="CCCCCC" w:sz="1"/>
+              <w:bottom w:val="single" w:color="CCCCCC" w:sz="1"/>
+              <w:right w:val="single" w:color="CCCCCC" w:sz="1"/>
+            </w:tcBorders>
+            <w:shd w:fill="1B2A4A" w:val="clear"/>
+            <w:tcMar>
+              <w:top w:type="dxa" w:w="60"/>
+              <w:left w:type="dxa" w:w="100"/>
+              <w:bottom w:type="dxa" w:w="60"/>
+              <w:right w:type="dxa" w:w="100"/>
+            </w:tcMar>
+          </w:tcPr>
+          <w:p>
+            <w:r>
+              <w:rPr>
+                <w:rFonts w:ascii="Arial" w:cs="Arial" w:eastAsia="Arial" w:hAnsi="Arial"/>
+                <w:b/>
+                <w:bCs/>
+                <w:color w:val="FFFFFF"/>
+                <w:sz w:val="18"/>
+                <w:szCs w:val="18"/>
+              </w:rPr>
+              <w:t xml:space="preserve">Annual cost</w:t>
+            </w:r>
+          </w:p>
+        </w:tc>
+      </w:tr>
+      <w:tr>
+        <w:tc>
+          <w:tcPr>
+            <w:tcW w:type="dxa" w:w="700"/>
+            <w:tcBorders>
+              <w:top w:val="single" w:color="CCCCCC" w:sz="1"/>
+              <w:left w:val="single" w:color="CCCCCC" w:sz="1"/>
+              <w:bottom w:val="single" w:color="CCCCCC" w:sz="1"/>
+              <w:right w:val="single" w:color="CCCCCC" w:sz="1"/>
+            </w:tcBorders>
+            <w:tcMar>
+              <w:top w:type="dxa" w:w="60"/>
+              <w:left w:type="dxa" w:w="100"/>
+              <w:bottom w:type="dxa" w:w="60"/>
+              <w:right w:type="dxa" w:w="100"/>
+            </w:tcMar>
+          </w:tcPr>
+          <w:p>
+            <w:r>
+              <w:rPr>
+                <w:rFonts w:ascii="Arial" w:cs="Arial" w:eastAsia="Arial" w:hAnsi="Arial"/>
+                <w:sz w:val="18"/>
+                <w:szCs w:val="18"/>
+              </w:rPr>
+              <w:t xml:space="preserve">B1</w:t>
+            </w:r>
+          </w:p>
+        </w:tc>
+        <w:tc>
+          <w:tcPr>
+            <w:tcW w:type="dxa" w:w="3060"/>
+            <w:tcBorders>
+              <w:top w:val="single" w:color="CCCCCC" w:sz="1"/>
+              <w:left w:val="single" w:color="CCCCCC" w:sz="1"/>
+              <w:bottom w:val="single" w:color="CCCCCC" w:sz="1"/>
+              <w:right w:val="single" w:color="CCCCCC" w:sz="1"/>
+            </w:tcBorders>
+            <w:tcMar>
+              <w:top w:type="dxa" w:w="60"/>
+              <w:left w:type="dxa" w:w="100"/>
+              <w:bottom w:type="dxa" w:w="60"/>
+              <w:right w:type="dxa" w:w="100"/>
+            </w:tcMar>
+          </w:tcPr>
+          <w:p>
+            <w:r>
+              <w:rPr>
+                <w:rFonts w:ascii="Arial" w:cs="Arial" w:eastAsia="Arial" w:hAnsi="Arial"/>
+                <w:sz w:val="18"/>
+                <w:szCs w:val="18"/>
+              </w:rPr>
+              <w:t xml:space="preserve">1 Sr PM + 4 Eng + 1 Design</w:t>
+            </w:r>
+          </w:p>
+        </w:tc>
+        <w:tc>
+          <w:tcPr>
+            <w:tcW w:type="dxa" w:w="1600"/>
+            <w:tcBorders>
+              <w:top w:val="single" w:color="CCCCCC" w:sz="1"/>
+              <w:left w:val="single" w:color="CCCCCC" w:sz="1"/>
+              <w:bottom w:val="single" w:color="CCCCCC" w:sz="1"/>
+              <w:right w:val="single" w:color="CCCCCC" w:sz="1"/>
+            </w:tcBorders>
+            <w:tcMar>
+              <w:top w:type="dxa" w:w="60"/>
+              <w:left w:type="dxa" w:w="100"/>
+              <w:bottom w:type="dxa" w:w="60"/>
+              <w:right w:type="dxa" w:w="100"/>
+            </w:tcMar>
+          </w:tcPr>
+          <w:p>
+            <w:r>
+              <w:rPr>
+                <w:rFonts w:ascii="Arial" w:cs="Arial" w:eastAsia="Arial" w:hAnsi="Arial"/>
+                <w:sz w:val="18"/>
+                <w:szCs w:val="18"/>
+              </w:rPr>
+              <w:t xml:space="preserve">1 quarter</w:t>
+            </w:r>
+          </w:p>
+        </w:tc>
+        <w:tc>
+          <w:tcPr>
+            <w:tcW w:type="dxa" w:w="1800"/>
+            <w:tcBorders>
+              <w:top w:val="single" w:color="CCCCCC" w:sz="1"/>
+              <w:left w:val="single" w:color="CCCCCC" w:sz="1"/>
+              <w:bottom w:val="single" w:color="CCCCCC" w:sz="1"/>
+              <w:right w:val="single" w:color="CCCCCC" w:sz="1"/>
+            </w:tcBorders>
+            <w:tcMar>
+              <w:top w:type="dxa" w:w="60"/>
+              <w:left w:type="dxa" w:w="100"/>
+              <w:bottom w:type="dxa" w:w="60"/>
+              <w:right w:type="dxa" w:w="100"/>
+            </w:tcMar>
+          </w:tcPr>
+          <w:p>
+            <w:r>
+              <w:rPr>
+                <w:rFonts w:ascii="Arial" w:cs="Arial" w:eastAsia="Arial" w:hAnsi="Arial"/>
+                <w:sz w:val="18"/>
+                <w:szCs w:val="18"/>
+              </w:rPr>
+              <w:t xml:space="preserve">2 quarters</w:t>
+            </w:r>
+          </w:p>
+        </w:tc>
+        <w:tc>
+          <w:tcPr>
+            <w:tcW w:type="dxa" w:w="2200"/>
+            <w:tcBorders>
+              <w:top w:val="single" w:color="CCCCCC" w:sz="1"/>
+              <w:left w:val="single" w:color="CCCCCC" w:sz="1"/>
+              <w:bottom w:val="single" w:color="CCCCCC" w:sz="1"/>
+              <w:right w:val="single" w:color="CCCCCC" w:sz="1"/>
+            </w:tcBorders>
+            <w:tcMar>
+              <w:top w:type="dxa" w:w="60"/>
+              <w:left w:type="dxa" w:w="100"/>
+              <w:bottom w:type="dxa" w:w="60"/>
+              <w:right w:type="dxa" w:w="100"/>
+            </w:tcMar>
+          </w:tcPr>
+          <w:p>
+            <w:r>
+              <w:rPr>
+                <w:rFonts w:ascii="Arial" w:cs="Arial" w:eastAsia="Arial" w:hAnsi="Arial"/>
+                <w:sz w:val="18"/>
+                <w:szCs w:val="18"/>
+              </w:rPr>
+              <w:t xml:space="preserve">$2M–$3M</w:t>
+            </w:r>
+          </w:p>
+        </w:tc>
+      </w:tr>
+      <w:tr>
+        <w:tc>
+          <w:tcPr>
+            <w:tcW w:type="dxa" w:w="700"/>
+            <w:tcBorders>
+              <w:top w:val="single" w:color="CCCCCC" w:sz="1"/>
+              <w:left w:val="single" w:color="CCCCCC" w:sz="1"/>
+              <w:bottom w:val="single" w:color="CCCCCC" w:sz="1"/>
+              <w:right w:val="single" w:color="CCCCCC" w:sz="1"/>
+            </w:tcBorders>
+            <w:tcMar>
+              <w:top w:type="dxa" w:w="60"/>
+              <w:left w:type="dxa" w:w="100"/>
+              <w:bottom w:type="dxa" w:w="60"/>
+              <w:right w:type="dxa" w:w="100"/>
+            </w:tcMar>
+          </w:tcPr>
+          <w:p>
+            <w:r>
+              <w:rPr>
+                <w:rFonts w:ascii="Arial" w:cs="Arial" w:eastAsia="Arial" w:hAnsi="Arial"/>
+                <w:sz w:val="18"/>
+                <w:szCs w:val="18"/>
+              </w:rPr>
+              <w:t xml:space="preserve">B2</w:t>
+            </w:r>
+          </w:p>
+        </w:tc>
+        <w:tc>
+          <w:tcPr>
+            <w:tcW w:type="dxa" w:w="3060"/>
+            <w:tcBorders>
+              <w:top w:val="single" w:color="CCCCCC" w:sz="1"/>
+              <w:left w:val="single" w:color="CCCCCC" w:sz="1"/>
+              <w:bottom w:val="single" w:color="CCCCCC" w:sz="1"/>
+              <w:right w:val="single" w:color="CCCCCC" w:sz="1"/>
+            </w:tcBorders>
+            <w:tcMar>
+              <w:top w:type="dxa" w:w="60"/>
+              <w:left w:type="dxa" w:w="100"/>
+              <w:bottom w:type="dxa" w:w="60"/>
+              <w:right w:type="dxa" w:w="100"/>
+            </w:tcMar>
+          </w:tcPr>
+          <w:p>
+            <w:r>
+              <w:rPr>
+                <w:rFonts w:ascii="Arial" w:cs="Arial" w:eastAsia="Arial" w:hAnsi="Arial"/>
+                <w:sz w:val="18"/>
+                <w:szCs w:val="18"/>
+              </w:rPr>
+              <w:t xml:space="preserve">1 Sr PM + 6 Eng + 1 Design + 1 Data</w:t>
+            </w:r>
+          </w:p>
+        </w:tc>
+        <w:tc>
+          <w:tcPr>
+            <w:tcW w:type="dxa" w:w="1600"/>
+            <w:tcBorders>
+              <w:top w:val="single" w:color="CCCCCC" w:sz="1"/>
+              <w:left w:val="single" w:color="CCCCCC" w:sz="1"/>
+              <w:bottom w:val="single" w:color="CCCCCC" w:sz="1"/>
+              <w:right w:val="single" w:color="CCCCCC" w:sz="1"/>
+            </w:tcBorders>
+            <w:tcMar>
+              <w:top w:type="dxa" w:w="60"/>
+              <w:left w:type="dxa" w:w="100"/>
+              <w:bottom w:type="dxa" w:w="60"/>
+              <w:right w:type="dxa" w:w="100"/>
+            </w:tcMar>
+          </w:tcPr>
+          <w:p>
+            <w:r>
+              <w:rPr>
+                <w:rFonts w:ascii="Arial" w:cs="Arial" w:eastAsia="Arial" w:hAnsi="Arial"/>
+                <w:sz w:val="18"/>
+                <w:szCs w:val="18"/>
+              </w:rPr>
+              <w:t xml:space="preserve">2 quarters</w:t>
+            </w:r>
+          </w:p>
+        </w:tc>
+        <w:tc>
+          <w:tcPr>
+            <w:tcW w:type="dxa" w:w="1800"/>
+            <w:tcBorders>
+              <w:top w:val="single" w:color="CCCCCC" w:sz="1"/>
+              <w:left w:val="single" w:color="CCCCCC" w:sz="1"/>
+              <w:bottom w:val="single" w:color="CCCCCC" w:sz="1"/>
+              <w:right w:val="single" w:color="CCCCCC" w:sz="1"/>
+            </w:tcBorders>
+            <w:tcMar>
+              <w:top w:type="dxa" w:w="60"/>
+              <w:left w:type="dxa" w:w="100"/>
+              <w:bottom w:type="dxa" w:w="60"/>
+              <w:right w:type="dxa" w:w="100"/>
+            </w:tcMar>
+          </w:tcPr>
+          <w:p>
+            <w:r>
+              <w:rPr>
+                <w:rFonts w:ascii="Arial" w:cs="Arial" w:eastAsia="Arial" w:hAnsi="Arial"/>
+                <w:sz w:val="18"/>
+                <w:szCs w:val="18"/>
+              </w:rPr>
+              <w:t xml:space="preserve">4 quarters</w:t>
+            </w:r>
+          </w:p>
+        </w:tc>
+        <w:tc>
+          <w:tcPr>
+            <w:tcW w:type="dxa" w:w="2200"/>
+            <w:tcBorders>
+              <w:top w:val="single" w:color="CCCCCC" w:sz="1"/>
+              <w:left w:val="single" w:color="CCCCCC" w:sz="1"/>
+              <w:bottom w:val="single" w:color="CCCCCC" w:sz="1"/>
+              <w:right w:val="single" w:color="CCCCCC" w:sz="1"/>
+            </w:tcBorders>
+            <w:tcMar>
+              <w:top w:type="dxa" w:w="60"/>
+              <w:left w:type="dxa" w:w="100"/>
+              <w:bottom w:type="dxa" w:w="60"/>
+              <w:right w:type="dxa" w:w="100"/>
+            </w:tcMar>
+          </w:tcPr>
+          <w:p>
+            <w:r>
+              <w:rPr>
+                <w:rFonts w:ascii="Arial" w:cs="Arial" w:eastAsia="Arial" w:hAnsi="Arial"/>
+                <w:sz w:val="18"/>
+                <w:szCs w:val="18"/>
+              </w:rPr>
+              <w:t xml:space="preserve">$4M–$6M</w:t>
+            </w:r>
+          </w:p>
+        </w:tc>
+      </w:tr>
+      <w:tr>
+        <w:tc>
+          <w:tcPr>
+            <w:tcW w:type="dxa" w:w="700"/>
+            <w:tcBorders>
+              <w:top w:val="single" w:color="CCCCCC" w:sz="1"/>
+              <w:left w:val="single" w:color="CCCCCC" w:sz="1"/>
+              <w:bottom w:val="single" w:color="CCCCCC" w:sz="1"/>
+              <w:right w:val="single" w:color="CCCCCC" w:sz="1"/>
+            </w:tcBorders>
+            <w:tcMar>
+              <w:top w:type="dxa" w:w="60"/>
+              <w:left w:type="dxa" w:w="100"/>
+              <w:bottom w:type="dxa" w:w="60"/>
+              <w:right w:type="dxa" w:w="100"/>
+            </w:tcMar>
+          </w:tcPr>
+          <w:p>
+            <w:r>
+              <w:rPr>
+                <w:rFonts w:ascii="Arial" w:cs="Arial" w:eastAsia="Arial" w:hAnsi="Arial"/>
+                <w:sz w:val="18"/>
+                <w:szCs w:val="18"/>
+              </w:rPr>
+              <w:t xml:space="preserve">B3</w:t>
+            </w:r>
+          </w:p>
+        </w:tc>
+        <w:tc>
+          <w:tcPr>
+            <w:tcW w:type="dxa" w:w="3060"/>
+            <w:tcBorders>
+              <w:top w:val="single" w:color="CCCCCC" w:sz="1"/>
+              <w:left w:val="single" w:color="CCCCCC" w:sz="1"/>
+              <w:bottom w:val="single" w:color="CCCCCC" w:sz="1"/>
+              <w:right w:val="single" w:color="CCCCCC" w:sz="1"/>
+            </w:tcBorders>
+            <w:tcMar>
+              <w:top w:type="dxa" w:w="60"/>
+              <w:left w:type="dxa" w:w="100"/>
+              <w:bottom w:type="dxa" w:w="60"/>
+              <w:right w:type="dxa" w:w="100"/>
+            </w:tcMar>
+          </w:tcPr>
+          <w:p>
+            <w:r>
+              <w:rPr>
+                <w:rFonts w:ascii="Arial" w:cs="Arial" w:eastAsia="Arial" w:hAnsi="Arial"/>
+                <w:sz w:val="18"/>
+                <w:szCs w:val="18"/>
+              </w:rPr>
+              <w:t xml:space="preserve">1 PM + 5 Eng + 1 ML</w:t>
+            </w:r>
+          </w:p>
+        </w:tc>
+        <w:tc>
+          <w:tcPr>
+            <w:tcW w:type="dxa" w:w="1600"/>
+            <w:tcBorders>
+              <w:top w:val="single" w:color="CCCCCC" w:sz="1"/>
+              <w:left w:val="single" w:color="CCCCCC" w:sz="1"/>
+              <w:bottom w:val="single" w:color="CCCCCC" w:sz="1"/>
+              <w:right w:val="single" w:color="CCCCCC" w:sz="1"/>
+            </w:tcBorders>
+            <w:tcMar>
+              <w:top w:type="dxa" w:w="60"/>
+              <w:left w:type="dxa" w:w="100"/>
+              <w:bottom w:type="dxa" w:w="60"/>
+              <w:right w:type="dxa" w:w="100"/>
+            </w:tcMar>
+          </w:tcPr>
+          <w:p>
+            <w:r>
+              <w:rPr>
+                <w:rFonts w:ascii="Arial" w:cs="Arial" w:eastAsia="Arial" w:hAnsi="Arial"/>
+                <w:sz w:val="18"/>
+                <w:szCs w:val="18"/>
+              </w:rPr>
+              <w:t xml:space="preserve">1 quarter</w:t>
+            </w:r>
+          </w:p>
+        </w:tc>
+        <w:tc>
+          <w:tcPr>
+            <w:tcW w:type="dxa" w:w="1800"/>
+            <w:tcBorders>
+              <w:top w:val="single" w:color="CCCCCC" w:sz="1"/>
+              <w:left w:val="single" w:color="CCCCCC" w:sz="1"/>
+              <w:bottom w:val="single" w:color="CCCCCC" w:sz="1"/>
+              <w:right w:val="single" w:color="CCCCCC" w:sz="1"/>
+            </w:tcBorders>
+            <w:tcMar>
+              <w:top w:type="dxa" w:w="60"/>
+              <w:left w:type="dxa" w:w="100"/>
+              <w:bottom w:type="dxa" w:w="60"/>
+              <w:right w:type="dxa" w:w="100"/>
+            </w:tcMar>
+          </w:tcPr>
+          <w:p>
+            <w:r>
+              <w:rPr>
+                <w:rFonts w:ascii="Arial" w:cs="Arial" w:eastAsia="Arial" w:hAnsi="Arial"/>
+                <w:sz w:val="18"/>
+                <w:szCs w:val="18"/>
+              </w:rPr>
+              <w:t xml:space="preserve">2 quarters</w:t>
+            </w:r>
+          </w:p>
+        </w:tc>
+        <w:tc>
+          <w:tcPr>
+            <w:tcW w:type="dxa" w:w="2200"/>
+            <w:tcBorders>
+              <w:top w:val="single" w:color="CCCCCC" w:sz="1"/>
+              <w:left w:val="single" w:color="CCCCCC" w:sz="1"/>
+              <w:bottom w:val="single" w:color="CCCCCC" w:sz="1"/>
+              <w:right w:val="single" w:color="CCCCCC" w:sz="1"/>
+            </w:tcBorders>
+            <w:tcMar>
+              <w:top w:type="dxa" w:w="60"/>
+              <w:left w:type="dxa" w:w="100"/>
+              <w:bottom w:type="dxa" w:w="60"/>
+              <w:right w:type="dxa" w:w="100"/>
+            </w:tcMar>
+          </w:tcPr>
+          <w:p>
+            <w:r>
+              <w:rPr>
+                <w:rFonts w:ascii="Arial" w:cs="Arial" w:eastAsia="Arial" w:hAnsi="Arial"/>
+                <w:sz w:val="18"/>
+                <w:szCs w:val="18"/>
+              </w:rPr>
+              <w:t xml:space="preserve">$3M–$4M</w:t>
+            </w:r>
+          </w:p>
+        </w:tc>
+      </w:tr>
+      <w:tr>
+        <w:tc>
+          <w:tcPr>
+            <w:tcW w:type="dxa" w:w="700"/>
+            <w:tcBorders>
+              <w:top w:val="single" w:color="CCCCCC" w:sz="1"/>
+              <w:left w:val="single" w:color="CCCCCC" w:sz="1"/>
+              <w:bottom w:val="single" w:color="CCCCCC" w:sz="1"/>
+              <w:right w:val="single" w:color="CCCCCC" w:sz="1"/>
+            </w:tcBorders>
+            <w:tcMar>
+              <w:top w:type="dxa" w:w="60"/>
+              <w:left w:type="dxa" w:w="100"/>
+              <w:bottom w:type="dxa" w:w="60"/>
+              <w:right w:type="dxa" w:w="100"/>
+            </w:tcMar>
+          </w:tcPr>
+          <w:p>
+            <w:r>
+              <w:rPr>
+                <w:rFonts w:ascii="Arial" w:cs="Arial" w:eastAsia="Arial" w:hAnsi="Arial"/>
+                <w:sz w:val="18"/>
+                <w:szCs w:val="18"/>
+              </w:rPr>
+              <w:t xml:space="preserve">B4</w:t>
+            </w:r>
+          </w:p>
+        </w:tc>
+        <w:tc>
+          <w:tcPr>
+            <w:tcW w:type="dxa" w:w="3060"/>
+            <w:tcBorders>
+              <w:top w:val="single" w:color="CCCCCC" w:sz="1"/>
+              <w:left w:val="single" w:color="CCCCCC" w:sz="1"/>
+              <w:bottom w:val="single" w:color="CCCCCC" w:sz="1"/>
+              <w:right w:val="single" w:color="CCCCCC" w:sz="1"/>
+            </w:tcBorders>
+            <w:tcMar>
+              <w:top w:type="dxa" w:w="60"/>
+              <w:left w:type="dxa" w:w="100"/>
+              <w:bottom w:type="dxa" w:w="60"/>
+              <w:right w:type="dxa" w:w="100"/>
+            </w:tcMar>
+          </w:tcPr>
+          <w:p>
+            <w:r>
+              <w:rPr>
+                <w:rFonts w:ascii="Arial" w:cs="Arial" w:eastAsia="Arial" w:hAnsi="Arial"/>
+                <w:sz w:val="18"/>
+                <w:szCs w:val="18"/>
+              </w:rPr>
+              <w:t xml:space="preserve">1 PM + 3 Eng + 1 ML</w:t>
+            </w:r>
+          </w:p>
+        </w:tc>
+        <w:tc>
+          <w:tcPr>
+            <w:tcW w:type="dxa" w:w="1600"/>
+            <w:tcBorders>
+              <w:top w:val="single" w:color="CCCCCC" w:sz="1"/>
+              <w:left w:val="single" w:color="CCCCCC" w:sz="1"/>
+              <w:bottom w:val="single" w:color="CCCCCC" w:sz="1"/>
+              <w:right w:val="single" w:color="CCCCCC" w:sz="1"/>
+            </w:tcBorders>
+            <w:tcMar>
+              <w:top w:type="dxa" w:w="60"/>
+              <w:left w:type="dxa" w:w="100"/>
+              <w:bottom w:type="dxa" w:w="60"/>
+              <w:right w:type="dxa" w:w="100"/>
+            </w:tcMar>
+          </w:tcPr>
+          <w:p>
+            <w:r>
+              <w:rPr>
+                <w:rFonts w:ascii="Arial" w:cs="Arial" w:eastAsia="Arial" w:hAnsi="Arial"/>
+                <w:sz w:val="18"/>
+                <w:szCs w:val="18"/>
+              </w:rPr>
+              <w:t xml:space="preserve">1 quarter (capture)</w:t>
+            </w:r>
+          </w:p>
+        </w:tc>
+        <w:tc>
+          <w:tcPr>
+            <w:tcW w:type="dxa" w:w="1800"/>
+            <w:tcBorders>
+              <w:top w:val="single" w:color="CCCCCC" w:sz="1"/>
+              <w:left w:val="single" w:color="CCCCCC" w:sz="1"/>
+              <w:bottom w:val="single" w:color="CCCCCC" w:sz="1"/>
+              <w:right w:val="single" w:color="CCCCCC" w:sz="1"/>
+            </w:tcBorders>
+            <w:tcMar>
+              <w:top w:type="dxa" w:w="60"/>
+              <w:left w:type="dxa" w:w="100"/>
+              <w:bottom w:type="dxa" w:w="60"/>
+              <w:right w:type="dxa" w:w="100"/>
+            </w:tcMar>
+          </w:tcPr>
+          <w:p>
+            <w:r>
+              <w:rPr>
+                <w:rFonts w:ascii="Arial" w:cs="Arial" w:eastAsia="Arial" w:hAnsi="Arial"/>
+                <w:sz w:val="18"/>
+                <w:szCs w:val="18"/>
+              </w:rPr>
+              <w:t xml:space="preserve">Ongoing</w:t>
+            </w:r>
+          </w:p>
+        </w:tc>
+        <w:tc>
+          <w:tcPr>
+            <w:tcW w:type="dxa" w:w="2200"/>
+            <w:tcBorders>
+              <w:top w:val="single" w:color="CCCCCC" w:sz="1"/>
+              <w:left w:val="single" w:color="CCCCCC" w:sz="1"/>
+              <w:bottom w:val="single" w:color="CCCCCC" w:sz="1"/>
+              <w:right w:val="single" w:color="CCCCCC" w:sz="1"/>
+            </w:tcBorders>
+            <w:tcMar>
+              <w:top w:type="dxa" w:w="60"/>
+              <w:left w:type="dxa" w:w="100"/>
+              <w:bottom w:type="dxa" w:w="60"/>
+              <w:right w:type="dxa" w:w="100"/>
+            </w:tcMar>
+          </w:tcPr>
+          <w:p>
+            <w:r>
+              <w:rPr>
+                <w:rFonts w:ascii="Arial" w:cs="Arial" w:eastAsia="Arial" w:hAnsi="Arial"/>
+                <w:sz w:val="18"/>
+                <w:szCs w:val="18"/>
+              </w:rPr>
+              <w:t xml:space="preserve">$2M–$3M</w:t>
+            </w:r>
+          </w:p>
+        </w:tc>
+      </w:tr>
+      <w:tr>
+        <w:tc>
+          <w:tcPr>
+            <w:tcW w:type="dxa" w:w="700"/>
+            <w:tcBorders>
+              <w:top w:val="single" w:color="CCCCCC" w:sz="1"/>
+              <w:left w:val="single" w:color="CCCCCC" w:sz="1"/>
+              <w:bottom w:val="single" w:color="CCCCCC" w:sz="1"/>
+              <w:right w:val="single" w:color="CCCCCC" w:sz="1"/>
+            </w:tcBorders>
+            <w:tcMar>
+              <w:top w:type="dxa" w:w="60"/>
+              <w:left w:type="dxa" w:w="100"/>
+              <w:bottom w:type="dxa" w:w="60"/>
+              <w:right w:type="dxa" w:w="100"/>
+            </w:tcMar>
+          </w:tcPr>
+          <w:p>
+            <w:r>
+              <w:rPr>
+                <w:rFonts w:ascii="Arial" w:cs="Arial" w:eastAsia="Arial" w:hAnsi="Arial"/>
+                <w:sz w:val="18"/>
+                <w:szCs w:val="18"/>
+              </w:rPr>
+              <w:t xml:space="preserve">B5</w:t>
+            </w:r>
+          </w:p>
+        </w:tc>
+        <w:tc>
+          <w:tcPr>
+            <w:tcW w:type="dxa" w:w="3060"/>
+            <w:tcBorders>
+              <w:top w:val="single" w:color="CCCCCC" w:sz="1"/>
+              <w:left w:val="single" w:color="CCCCCC" w:sz="1"/>
+              <w:bottom w:val="single" w:color="CCCCCC" w:sz="1"/>
+              <w:right w:val="single" w:color="CCCCCC" w:sz="1"/>
+            </w:tcBorders>
+            <w:tcMar>
+              <w:top w:type="dxa" w:w="60"/>
+              <w:left w:type="dxa" w:w="100"/>
+              <w:bottom w:type="dxa" w:w="60"/>
+              <w:right w:type="dxa" w:w="100"/>
+            </w:tcMar>
+          </w:tcPr>
+          <w:p>
+            <w:r>
+              <w:rPr>
+                <w:rFonts w:ascii="Arial" w:cs="Arial" w:eastAsia="Arial" w:hAnsi="Arial"/>
+                <w:sz w:val="18"/>
+                <w:szCs w:val="18"/>
+              </w:rPr>
+              <w:t xml:space="preserve">1 PM + 3 Eng</w:t>
+            </w:r>
+          </w:p>
+        </w:tc>
+        <w:tc>
+          <w:tcPr>
+            <w:tcW w:type="dxa" w:w="1600"/>
+            <w:tcBorders>
+              <w:top w:val="single" w:color="CCCCCC" w:sz="1"/>
+              <w:left w:val="single" w:color="CCCCCC" w:sz="1"/>
+              <w:bottom w:val="single" w:color="CCCCCC" w:sz="1"/>
+              <w:right w:val="single" w:color="CCCCCC" w:sz="1"/>
+            </w:tcBorders>
+            <w:tcMar>
+              <w:top w:type="dxa" w:w="60"/>
+              <w:left w:type="dxa" w:w="100"/>
+              <w:bottom w:type="dxa" w:w="60"/>
+              <w:right w:type="dxa" w:w="100"/>
+            </w:tcMar>
+          </w:tcPr>
+          <w:p>
+            <w:r>
+              <w:rPr>
+                <w:rFonts w:ascii="Arial" w:cs="Arial" w:eastAsia="Arial" w:hAnsi="Arial"/>
+                <w:sz w:val="18"/>
+                <w:szCs w:val="18"/>
+              </w:rPr>
+              <w:t xml:space="preserve">1 quarter</w:t>
+            </w:r>
+          </w:p>
+        </w:tc>
+        <w:tc>
+          <w:tcPr>
+            <w:tcW w:type="dxa" w:w="1800"/>
+            <w:tcBorders>
+              <w:top w:val="single" w:color="CCCCCC" w:sz="1"/>
+              <w:left w:val="single" w:color="CCCCCC" w:sz="1"/>
+              <w:bottom w:val="single" w:color="CCCCCC" w:sz="1"/>
+              <w:right w:val="single" w:color="CCCCCC" w:sz="1"/>
+            </w:tcBorders>
+            <w:tcMar>
+              <w:top w:type="dxa" w:w="60"/>
+              <w:left w:type="dxa" w:w="100"/>
+              <w:bottom w:type="dxa" w:w="60"/>
+              <w:right w:type="dxa" w:w="100"/>
+            </w:tcMar>
+          </w:tcPr>
+          <w:p>
+            <w:r>
+              <w:rPr>
+                <w:rFonts w:ascii="Arial" w:cs="Arial" w:eastAsia="Arial" w:hAnsi="Arial"/>
+                <w:sz w:val="18"/>
+                <w:szCs w:val="18"/>
+              </w:rPr>
+              <w:t xml:space="preserve">2 quarters</w:t>
+            </w:r>
+          </w:p>
+        </w:tc>
+        <w:tc>
+          <w:tcPr>
+            <w:tcW w:type="dxa" w:w="2200"/>
+            <w:tcBorders>
+              <w:top w:val="single" w:color="CCCCCC" w:sz="1"/>
+              <w:left w:val="single" w:color="CCCCCC" w:sz="1"/>
+              <w:bottom w:val="single" w:color="CCCCCC" w:sz="1"/>
+              <w:right w:val="single" w:color="CCCCCC" w:sz="1"/>
+            </w:tcBorders>
+            <w:tcMar>
+              <w:top w:type="dxa" w:w="60"/>
+              <w:left w:type="dxa" w:w="100"/>
+              <w:bottom w:type="dxa" w:w="60"/>
+              <w:right w:type="dxa" w:w="100"/>
+            </w:tcMar>
+          </w:tcPr>
+          <w:p>
+            <w:r>
+              <w:rPr>
+                <w:rFonts w:ascii="Arial" w:cs="Arial" w:eastAsia="Arial" w:hAnsi="Arial"/>
+                <w:sz w:val="18"/>
+                <w:szCs w:val="18"/>
+              </w:rPr>
+              <w:t xml:space="preserve">$1.5M–$2.5M</w:t>
+            </w:r>
+          </w:p>
+        </w:tc>
+      </w:tr>
+    </w:tbl>
+    <w:p>
+      <w:pPr>
+        <w:spacing w:after="120"/>
+      </w:pPr>
+      <w:r>
+        <w:rPr>
+          <w:rFonts w:ascii="Arial" w:cs="Arial" w:eastAsia="Arial" w:hAnsi="Arial"/>
+          <w:b/>
+          <w:bCs/>
+          <w:sz w:val="22"/>
+          <w:szCs w:val="22"/>
+        </w:rPr>
+        <w:t xml:space="preserve">Year 1 investment for B1 + B3 + B5 (highest confidence bets): </w:t>
+      </w:r>
+      <w:r>
+        <w:rPr>
+          <w:rFonts w:ascii="Arial" w:cs="Arial" w:eastAsia="Arial" w:hAnsi="Arial"/>
+          <w:sz w:val="22"/>
+          <w:szCs w:val="22"/>
+        </w:rPr>
+        <w:t xml:space="preserve">$6.5M–$9.5M against $150M–$290M in estimated revenue impact. ROI: 15–30x.</w:t>
       </w:r>
     </w:p>
     <w:p>
@@ -2193,7 +4288,7 @@
           <w:sz w:val="22"/>
           <w:szCs w:val="22"/>
         </w:rPr>
-        <w:t xml:space="preserve">The big bets share one thesis: the Virtual Expert Platform should optimize for customer outcomes against stated goals, not for return throughput. Each big bet below changes the operating model rather than improving the existing one. Together they convert TurboTax Live from an annual one shot transaction into a continuous, goal aligned, AI native advisory relationship that gets smarter every season.</w:t>
+        <w:t xml:space="preserve">The big bets share one thesis: the Virtual Expert Platform should optimize for customer outcomes against stated goals, not for return throughput.</w:t>
       </w:r>
     </w:p>
     <w:p>
@@ -2232,7 +4327,7 @@
           <w:sz w:val="22"/>
           <w:szCs w:val="22"/>
         </w:rPr>
-        <w:t xml:space="preserve">At intake, the customer states their goals in plain language: “maximize my refund,” “do not get me audited,” “plan for my new baby,” “harvest my losses without messing up my carryforward,” “set me up for a smaller tax bill in 2026.” A recommendation engine generates a ranked list of suggestions, each tagged with dollar impact, confidence, goal fit score, evidence (specific IRC section or IRS publication), audit risk delta, and multi year impact. The expert workbench shows a goal dashboard that tracks progress against each stated goal in real time. Every expert action is logged against the goal it served.</w:t>
+        <w:t xml:space="preserve">At intake, the customer states their goals. A recommendation engine generates a ranked list of suggestions, each tagged with dollar impact, confidence, goal fit score, evidence (IRC citation), audit risk delta, and multi year impact. The expert workbench shows a goal dashboard that tracks progress against each stated goal in real time.</w:t>
       </w:r>
     </w:p>
     <w:p>
@@ -2255,7 +4350,7 @@
           <w:sz w:val="22"/>
           <w:szCs w:val="22"/>
         </w:rPr>
-        <w:t xml:space="preserve">It reframes the expert’s job from “fill out the form correctly” to “deliver outcomes against the customer’s stated goals.” It addresses the NerdWallet structural critique directly: the AI captures goals, the expert delivers against them, and the goal fit score becomes the primary success metric instead of CSAT. It also creates the connective tissue for B2 (multi year planning) and B4 (the learning loop), because every recommendation is now labeled with a goal, an action, and an outcome.</w:t>
+        <w:t xml:space="preserve">It reframes the expert’s job from “fill out the form correctly” to “deliver outcomes against the customer’s stated goals.”</w:t>
       </w:r>
     </w:p>
     <w:p>
@@ -2278,7 +4373,7 @@
           <w:sz w:val="22"/>
           <w:szCs w:val="22"/>
         </w:rPr>
-        <w:t xml:space="preserve">A goal taxonomy (10 canonical goals plus free text), a goal capture intake flow, a recommendation engine that retrieves from a deterministic tax rules corpus and ranks via an LLM scoring pass, a goal dashboard panel on the expert workbench, a goal aligned audit trail, and a reporting layer that aggregates goal outcomes across customers and experts.</w:t>
+        <w:t xml:space="preserve">Goal taxonomy (10 canonical goals + free text), goal capture intake flow, recommendation engine (deterministic rules corpus + LLM scoring pass), goal dashboard, goal aligned audit trail, and a reporting layer.</w:t>
       </w:r>
     </w:p>
     <w:p>
@@ -2301,7 +4396,7 @@
           <w:sz w:val="22"/>
           <w:szCs w:val="22"/>
         </w:rPr>
-        <w:t xml:space="preserve">Themes 1 (accuracy errors, because every recommendation is rule cited), 3 (mismatch, because routing now considers goals), and 4 (continuity, because goals carry from year to year).</w:t>
+        <w:t xml:space="preserve">Themes 1, 3, and 4.</w:t>
       </w:r>
     </w:p>
     <w:p>
@@ -2340,7 +4435,7 @@
           <w:sz w:val="22"/>
           <w:szCs w:val="22"/>
         </w:rPr>
-        <w:t xml:space="preserve">Today, TurboTax Live is an annual transaction. The customer files in March, disappears, and shows up again next March with a new expert and zero context. The Multi Year Tax Co Pilot turns the relationship into a continuous subscription advised by a year round AI co pilot with periodic expert touch points. The co pilot watches connected accounts (W-2 changes, brokerage activity, 1099 issuance, life events, IRS notices), tracks tax law changes (SALT cap, retirement contribution limits, SCOTUS rulings), runs forward looking simulations (Roth conversion windows, RSU sell decisions, estimated tax payments, loss harvesting, retirement headroom), and triggers expert outreach proactively when an action is time sensitive or high dollar.</w:t>
+        <w:t xml:space="preserve">Turn TurboTax Live from an annual transaction into a continuous subscription with a year round AI co pilot and periodic expert touch points. The co pilot watches connected accounts, tracks tax law changes, runs forward looking simulations, and triggers expert outreach proactively.</w:t>
       </w:r>
     </w:p>
     <w:p>
@@ -2363,30 +4458,7 @@
           <w:sz w:val="22"/>
           <w:szCs w:val="22"/>
         </w:rPr>
-        <w:t xml:space="preserve">It is the difference between a tax preparer and a wealth advisor. The TAM expands from “people who file” to “people who optimize.” It also creates the data flywheel that makes B1’s goal alignment compound: a goal stated in 2026 becomes a tracked plan with quarterly check ins through TY2027 and TY2028.</w:t>
-      </w:r>
-    </w:p>
-    <w:p>
-      <w:pPr>
-        <w:spacing w:after="120"/>
-      </w:pPr>
-      <w:r>
-        <w:rPr>
-          <w:rFonts w:ascii="Arial" w:cs="Arial" w:eastAsia="Arial" w:hAnsi="Arial"/>
-          <w:b/>
-          <w:bCs/>
-          <w:sz w:val="22"/>
-          <w:szCs w:val="22"/>
-        </w:rPr>
-        <w:t xml:space="preserve">What is built. </w:t>
-      </w:r>
-      <w:r>
-        <w:rPr>
-          <w:rFonts w:ascii="Arial" w:cs="Arial" w:eastAsia="Arial" w:hAnsi="Arial"/>
-          <w:sz w:val="22"/>
-          <w:szCs w:val="22"/>
-        </w:rPr>
-        <w:t xml:space="preserve">A connected accounts data layer (Plaid for banking, brokerage data partnerships, IRS transcript pull, secure document vault), a tax planning simulation engine, an event based trigger system, an expert outreach queue tied to the routing engine, and a customer facing dashboard that shows year round tax health.</w:t>
+        <w:t xml:space="preserve">The TAM expands from “people who file” to “people who optimize.”</w:t>
       </w:r>
     </w:p>
     <w:p>
@@ -2409,7 +4481,7 @@
           <w:sz w:val="22"/>
           <w:szCs w:val="22"/>
         </w:rPr>
-        <w:t xml:space="preserve">Theme 4 (continuity, structurally), theme 1 (accuracy, because errors get caught months before filing), and the core complaint that experts are “just data entry.”</w:t>
+        <w:t xml:space="preserve">Themes 4, 1, and the core complaint that experts are “just data entry.”</w:t>
       </w:r>
     </w:p>
     <w:p>
@@ -2448,7 +4520,7 @@
           <w:sz w:val="22"/>
           <w:szCs w:val="22"/>
         </w:rPr>
-        <w:t xml:space="preserve">Before the expert ever opens the return, an autonomous AI pre work step ingests every document (W-2, 1099 family, K-1, 1098, brokerage statements, prior year 1040, county property records), populates the current year return with line level provenance, runs year over year deltas with explanations for every change above a threshold, runs a mechanically detectable error sweep against a deterministic rules corpus, and outputs a complexity score, a ranked risk register, and an AI suggested question list. The risk register is “living” in the sense that it updates continuously as the expert makes edits and as new documents arrive.</w:t>
+        <w:t xml:space="preserve">Before the expert opens the return, an autonomous AI pre work step ingests every document, populates the return with line level provenance, runs year over year deltas, runs a mechanically detectable error sweep against a deterministic rules corpus, and outputs a complexity score, a ranked risk register, and an AI suggested question list.</w:t>
       </w:r>
     </w:p>
     <w:p>
@@ -2471,30 +4543,7 @@
           <w:sz w:val="22"/>
           <w:szCs w:val="22"/>
         </w:rPr>
-        <w:t xml:space="preserve">Intuit has publicly stated a ~20% reduction in expert time per Full Service return in TY2025 from AI. This bet pushes that further by removing the most error prone, lowest judgment work from the expert’s plate entirely. It also creates the structured input that B1’s recommendation engine and B4’s learning loop both depend on.</w:t>
-      </w:r>
-    </w:p>
-    <w:p>
-      <w:pPr>
-        <w:spacing w:after="120"/>
-      </w:pPr>
-      <w:r>
-        <w:rPr>
-          <w:rFonts w:ascii="Arial" w:cs="Arial" w:eastAsia="Arial" w:hAnsi="Arial"/>
-          <w:b/>
-          <w:bCs/>
-          <w:sz w:val="22"/>
-          <w:szCs w:val="22"/>
-        </w:rPr>
-        <w:t xml:space="preserve">What is built. </w:t>
-      </w:r>
-      <w:r>
-        <w:rPr>
-          <w:rFonts w:ascii="Arial" w:cs="Arial" w:eastAsia="Arial" w:hAnsi="Arial"/>
-          <w:sz w:val="22"/>
-          <w:szCs w:val="22"/>
-        </w:rPr>
-        <w:t xml:space="preserve">A document ingestion pipeline (OCR plus structured form parsing), a deterministic tax rules corpus (initial scope ~200 rules), an LLM orchestration layer that uses the rules engine as the safety net, a confidence calibration layer, a year over year delta engine, and the risk register UI on the workbench.</w:t>
+        <w:t xml:space="preserve">Removes the most error prone, lowest judgment work from the expert’s plate entirely.</w:t>
       </w:r>
     </w:p>
     <w:p>
@@ -2517,7 +4566,7 @@
           <w:sz w:val="22"/>
           <w:szCs w:val="22"/>
         </w:rPr>
-        <w:t xml:space="preserve">Theme 1 directly. Themes 2 and 5 indirectly because returns get faster.</w:t>
+        <w:t xml:space="preserve">Theme 1 directly. Themes 2 and 5 indirectly.</w:t>
       </w:r>
     </w:p>
     <w:p>
@@ -2556,7 +4605,7 @@
           <w:sz w:val="22"/>
           <w:szCs w:val="22"/>
         </w:rPr>
-        <w:t xml:space="preserve">Every expert edit, accept, reject, and override on an AI suggestion becomes labeled training data. The system gets measurably smarter every season. Senior experts effectively become RLHF labelers without having to do anything other than their normal job. The labeled data is used to fine tune the recommendation engine, the confidence calibration, the risk register prioritization, and the goal fit scoring from B1. Intuit’s competitive moat shifts from “we have 13,000 experts” to “we have 13,000 experts whose judgment is encoded in the system every season.”</w:t>
+        <w:t xml:space="preserve">Every expert edit, accept, reject, and override on an AI suggestion becomes labeled training data. The system gets measurably smarter every season. Intuit’s competitive moat shifts from “we have 13,000 experts” to “we have 13,000 experts whose judgment is encoded in the system every season.”</w:t>
       </w:r>
     </w:p>
     <w:p>
@@ -2579,12 +4628,13 @@
           <w:sz w:val="22"/>
           <w:szCs w:val="22"/>
         </w:rPr>
-        <w:t xml:space="preserve">It is the only big bet that compounds over time without proportional capital investment. After three seasons, the system has been trained on roughly 10 million labeled expert decisions, which no competitor can replicate without access to credentialed expert workflows. It also fixes the misaligned performance metric problem from Expert Pain Point 3 because accuracy and goal fit can finally be measured.</w:t>
+        <w:t xml:space="preserve">It is the only big bet that compounds over time without proportional capital investment. After three seasons, ~10 million labeled expert decisions, which no competitor can replicate.</w:t>
       </w:r>
     </w:p>
     <w:p>
       <w:pPr>
-        <w:spacing w:after="120"/>
+        <w:pStyle w:val="Heading3"/>
+        <w:spacing w:after="120" w:before="240"/>
       </w:pPr>
       <w:r>
         <w:rPr>
@@ -2594,15 +4644,605 @@
           <w:sz w:val="22"/>
           <w:szCs w:val="22"/>
         </w:rPr>
-        <w:t xml:space="preserve">What is built. </w:t>
+        <w:t xml:space="preserve">Moat compounding timeline:</w:t>
       </w:r>
+    </w:p>
+    <w:tbl>
+      <w:tblPr>
+        <w:tblW w:type="dxa" w:w="9360"/>
+        <w:tblBorders>
+          <w:top w:val="single" w:color="auto" w:sz="4"/>
+          <w:left w:val="single" w:color="auto" w:sz="4"/>
+          <w:bottom w:val="single" w:color="auto" w:sz="4"/>
+          <w:right w:val="single" w:color="auto" w:sz="4"/>
+          <w:insideH w:val="single" w:color="auto" w:sz="4"/>
+          <w:insideV w:val="single" w:color="auto" w:sz="4"/>
+        </w:tblBorders>
+      </w:tblPr>
+      <w:tblGrid>
+        <w:gridCol w:w="2000"/>
+        <w:gridCol w:w="2000"/>
+        <w:gridCol w:w="2680"/>
+        <w:gridCol w:w="2680"/>
+      </w:tblGrid>
+      <w:tr>
+        <w:tc>
+          <w:tcPr>
+            <w:tcW w:type="dxa" w:w="2000"/>
+            <w:tcBorders>
+              <w:top w:val="single" w:color="CCCCCC" w:sz="1"/>
+              <w:left w:val="single" w:color="CCCCCC" w:sz="1"/>
+              <w:bottom w:val="single" w:color="CCCCCC" w:sz="1"/>
+              <w:right w:val="single" w:color="CCCCCC" w:sz="1"/>
+            </w:tcBorders>
+            <w:shd w:fill="1B2A4A" w:val="clear"/>
+            <w:tcMar>
+              <w:top w:type="dxa" w:w="60"/>
+              <w:left w:type="dxa" w:w="100"/>
+              <w:bottom w:type="dxa" w:w="60"/>
+              <w:right w:type="dxa" w:w="100"/>
+            </w:tcMar>
+          </w:tcPr>
+          <w:p>
+            <w:r>
+              <w:rPr>
+                <w:rFonts w:ascii="Arial" w:cs="Arial" w:eastAsia="Arial" w:hAnsi="Arial"/>
+                <w:b/>
+                <w:bCs/>
+                <w:color w:val="FFFFFF"/>
+                <w:sz w:val="18"/>
+                <w:szCs w:val="18"/>
+              </w:rPr>
+              <w:t xml:space="preserve">Season</w:t>
+            </w:r>
+          </w:p>
+        </w:tc>
+        <w:tc>
+          <w:tcPr>
+            <w:tcW w:type="dxa" w:w="2000"/>
+            <w:tcBorders>
+              <w:top w:val="single" w:color="CCCCCC" w:sz="1"/>
+              <w:left w:val="single" w:color="CCCCCC" w:sz="1"/>
+              <w:bottom w:val="single" w:color="CCCCCC" w:sz="1"/>
+              <w:right w:val="single" w:color="CCCCCC" w:sz="1"/>
+            </w:tcBorders>
+            <w:shd w:fill="1B2A4A" w:val="clear"/>
+            <w:tcMar>
+              <w:top w:type="dxa" w:w="60"/>
+              <w:left w:type="dxa" w:w="100"/>
+              <w:bottom w:type="dxa" w:w="60"/>
+              <w:right w:type="dxa" w:w="100"/>
+            </w:tcMar>
+          </w:tcPr>
+          <w:p>
+            <w:r>
+              <w:rPr>
+                <w:rFonts w:ascii="Arial" w:cs="Arial" w:eastAsia="Arial" w:hAnsi="Arial"/>
+                <w:b/>
+                <w:bCs/>
+                <w:color w:val="FFFFFF"/>
+                <w:sz w:val="18"/>
+                <w:szCs w:val="18"/>
+              </w:rPr>
+              <w:t xml:space="preserve">Labeled decisions</w:t>
+            </w:r>
+          </w:p>
+        </w:tc>
+        <w:tc>
+          <w:tcPr>
+            <w:tcW w:type="dxa" w:w="2680"/>
+            <w:tcBorders>
+              <w:top w:val="single" w:color="CCCCCC" w:sz="1"/>
+              <w:left w:val="single" w:color="CCCCCC" w:sz="1"/>
+              <w:bottom w:val="single" w:color="CCCCCC" w:sz="1"/>
+              <w:right w:val="single" w:color="CCCCCC" w:sz="1"/>
+            </w:tcBorders>
+            <w:shd w:fill="1B2A4A" w:val="clear"/>
+            <w:tcMar>
+              <w:top w:type="dxa" w:w="60"/>
+              <w:left w:type="dxa" w:w="100"/>
+              <w:bottom w:type="dxa" w:w="60"/>
+              <w:right w:type="dxa" w:w="100"/>
+            </w:tcMar>
+          </w:tcPr>
+          <w:p>
+            <w:r>
+              <w:rPr>
+                <w:rFonts w:ascii="Arial" w:cs="Arial" w:eastAsia="Arial" w:hAnsi="Arial"/>
+                <w:b/>
+                <w:bCs/>
+                <w:color w:val="FFFFFF"/>
+                <w:sz w:val="18"/>
+                <w:szCs w:val="18"/>
+              </w:rPr>
+              <w:t xml:space="preserve">Accuracy lift</w:t>
+            </w:r>
+          </w:p>
+        </w:tc>
+        <w:tc>
+          <w:tcPr>
+            <w:tcW w:type="dxa" w:w="2680"/>
+            <w:tcBorders>
+              <w:top w:val="single" w:color="CCCCCC" w:sz="1"/>
+              <w:left w:val="single" w:color="CCCCCC" w:sz="1"/>
+              <w:bottom w:val="single" w:color="CCCCCC" w:sz="1"/>
+              <w:right w:val="single" w:color="CCCCCC" w:sz="1"/>
+            </w:tcBorders>
+            <w:shd w:fill="1B2A4A" w:val="clear"/>
+            <w:tcMar>
+              <w:top w:type="dxa" w:w="60"/>
+              <w:left w:type="dxa" w:w="100"/>
+              <w:bottom w:type="dxa" w:w="60"/>
+              <w:right w:type="dxa" w:w="100"/>
+            </w:tcMar>
+          </w:tcPr>
+          <w:p>
+            <w:r>
+              <w:rPr>
+                <w:rFonts w:ascii="Arial" w:cs="Arial" w:eastAsia="Arial" w:hAnsi="Arial"/>
+                <w:b/>
+                <w:bCs/>
+                <w:color w:val="FFFFFF"/>
+                <w:sz w:val="18"/>
+                <w:szCs w:val="18"/>
+              </w:rPr>
+              <w:t xml:space="preserve">Moat status</w:t>
+            </w:r>
+          </w:p>
+        </w:tc>
+      </w:tr>
+      <w:tr>
+        <w:tc>
+          <w:tcPr>
+            <w:tcW w:type="dxa" w:w="2000"/>
+            <w:tcBorders>
+              <w:top w:val="single" w:color="CCCCCC" w:sz="1"/>
+              <w:left w:val="single" w:color="CCCCCC" w:sz="1"/>
+              <w:bottom w:val="single" w:color="CCCCCC" w:sz="1"/>
+              <w:right w:val="single" w:color="CCCCCC" w:sz="1"/>
+            </w:tcBorders>
+            <w:tcMar>
+              <w:top w:type="dxa" w:w="60"/>
+              <w:left w:type="dxa" w:w="100"/>
+              <w:bottom w:type="dxa" w:w="60"/>
+              <w:right w:type="dxa" w:w="100"/>
+            </w:tcMar>
+          </w:tcPr>
+          <w:p>
+            <w:r>
+              <w:rPr>
+                <w:rFonts w:ascii="Arial" w:cs="Arial" w:eastAsia="Arial" w:hAnsi="Arial"/>
+                <w:sz w:val="18"/>
+                <w:szCs w:val="18"/>
+              </w:rPr>
+              <w:t xml:space="preserve">Season 1 (TY2026)</w:t>
+            </w:r>
+          </w:p>
+        </w:tc>
+        <w:tc>
+          <w:tcPr>
+            <w:tcW w:type="dxa" w:w="2000"/>
+            <w:tcBorders>
+              <w:top w:val="single" w:color="CCCCCC" w:sz="1"/>
+              <w:left w:val="single" w:color="CCCCCC" w:sz="1"/>
+              <w:bottom w:val="single" w:color="CCCCCC" w:sz="1"/>
+              <w:right w:val="single" w:color="CCCCCC" w:sz="1"/>
+            </w:tcBorders>
+            <w:tcMar>
+              <w:top w:type="dxa" w:w="60"/>
+              <w:left w:type="dxa" w:w="100"/>
+              <w:bottom w:type="dxa" w:w="60"/>
+              <w:right w:type="dxa" w:w="100"/>
+            </w:tcMar>
+          </w:tcPr>
+          <w:p>
+            <w:r>
+              <w:rPr>
+                <w:rFonts w:ascii="Arial" w:cs="Arial" w:eastAsia="Arial" w:hAnsi="Arial"/>
+                <w:sz w:val="18"/>
+                <w:szCs w:val="18"/>
+              </w:rPr>
+              <w:t xml:space="preserve">~500K</w:t>
+            </w:r>
+          </w:p>
+        </w:tc>
+        <w:tc>
+          <w:tcPr>
+            <w:tcW w:type="dxa" w:w="2680"/>
+            <w:tcBorders>
+              <w:top w:val="single" w:color="CCCCCC" w:sz="1"/>
+              <w:left w:val="single" w:color="CCCCCC" w:sz="1"/>
+              <w:bottom w:val="single" w:color="CCCCCC" w:sz="1"/>
+              <w:right w:val="single" w:color="CCCCCC" w:sz="1"/>
+            </w:tcBorders>
+            <w:tcMar>
+              <w:top w:type="dxa" w:w="60"/>
+              <w:left w:type="dxa" w:w="100"/>
+              <w:bottom w:type="dxa" w:w="60"/>
+              <w:right w:type="dxa" w:w="100"/>
+            </w:tcMar>
+          </w:tcPr>
+          <w:p>
+            <w:r>
+              <w:rPr>
+                <w:rFonts w:ascii="Arial" w:cs="Arial" w:eastAsia="Arial" w:hAnsi="Arial"/>
+                <w:sz w:val="18"/>
+                <w:szCs w:val="18"/>
+              </w:rPr>
+              <w:t xml:space="preserve">Baseline. Capture only.</w:t>
+            </w:r>
+          </w:p>
+        </w:tc>
+        <w:tc>
+          <w:tcPr>
+            <w:tcW w:type="dxa" w:w="2680"/>
+            <w:tcBorders>
+              <w:top w:val="single" w:color="CCCCCC" w:sz="1"/>
+              <w:left w:val="single" w:color="CCCCCC" w:sz="1"/>
+              <w:bottom w:val="single" w:color="CCCCCC" w:sz="1"/>
+              <w:right w:val="single" w:color="CCCCCC" w:sz="1"/>
+            </w:tcBorders>
+            <w:tcMar>
+              <w:top w:type="dxa" w:w="60"/>
+              <w:left w:type="dxa" w:w="100"/>
+              <w:bottom w:type="dxa" w:w="60"/>
+              <w:right w:type="dxa" w:w="100"/>
+            </w:tcMar>
+          </w:tcPr>
+          <w:p>
+            <w:r>
+              <w:rPr>
+                <w:rFonts w:ascii="Arial" w:cs="Arial" w:eastAsia="Arial" w:hAnsi="Arial"/>
+                <w:sz w:val="18"/>
+                <w:szCs w:val="18"/>
+              </w:rPr>
+              <w:t xml:space="preserve">No moat. Data collection.</w:t>
+            </w:r>
+          </w:p>
+        </w:tc>
+      </w:tr>
+      <w:tr>
+        <w:tc>
+          <w:tcPr>
+            <w:tcW w:type="dxa" w:w="2000"/>
+            <w:tcBorders>
+              <w:top w:val="single" w:color="CCCCCC" w:sz="1"/>
+              <w:left w:val="single" w:color="CCCCCC" w:sz="1"/>
+              <w:bottom w:val="single" w:color="CCCCCC" w:sz="1"/>
+              <w:right w:val="single" w:color="CCCCCC" w:sz="1"/>
+            </w:tcBorders>
+            <w:tcMar>
+              <w:top w:type="dxa" w:w="60"/>
+              <w:left w:type="dxa" w:w="100"/>
+              <w:bottom w:type="dxa" w:w="60"/>
+              <w:right w:type="dxa" w:w="100"/>
+            </w:tcMar>
+          </w:tcPr>
+          <w:p>
+            <w:r>
+              <w:rPr>
+                <w:rFonts w:ascii="Arial" w:cs="Arial" w:eastAsia="Arial" w:hAnsi="Arial"/>
+                <w:sz w:val="18"/>
+                <w:szCs w:val="18"/>
+              </w:rPr>
+              <w:t xml:space="preserve">Season 2 (TY2027)</w:t>
+            </w:r>
+          </w:p>
+        </w:tc>
+        <w:tc>
+          <w:tcPr>
+            <w:tcW w:type="dxa" w:w="2000"/>
+            <w:tcBorders>
+              <w:top w:val="single" w:color="CCCCCC" w:sz="1"/>
+              <w:left w:val="single" w:color="CCCCCC" w:sz="1"/>
+              <w:bottom w:val="single" w:color="CCCCCC" w:sz="1"/>
+              <w:right w:val="single" w:color="CCCCCC" w:sz="1"/>
+            </w:tcBorders>
+            <w:tcMar>
+              <w:top w:type="dxa" w:w="60"/>
+              <w:left w:type="dxa" w:w="100"/>
+              <w:bottom w:type="dxa" w:w="60"/>
+              <w:right w:type="dxa" w:w="100"/>
+            </w:tcMar>
+          </w:tcPr>
+          <w:p>
+            <w:r>
+              <w:rPr>
+                <w:rFonts w:ascii="Arial" w:cs="Arial" w:eastAsia="Arial" w:hAnsi="Arial"/>
+                <w:sz w:val="18"/>
+                <w:szCs w:val="18"/>
+              </w:rPr>
+              <w:t xml:space="preserve">~1.5M cumulative</w:t>
+            </w:r>
+          </w:p>
+        </w:tc>
+        <w:tc>
+          <w:tcPr>
+            <w:tcW w:type="dxa" w:w="2680"/>
+            <w:tcBorders>
+              <w:top w:val="single" w:color="CCCCCC" w:sz="1"/>
+              <w:left w:val="single" w:color="CCCCCC" w:sz="1"/>
+              <w:bottom w:val="single" w:color="CCCCCC" w:sz="1"/>
+              <w:right w:val="single" w:color="CCCCCC" w:sz="1"/>
+            </w:tcBorders>
+            <w:tcMar>
+              <w:top w:type="dxa" w:w="60"/>
+              <w:left w:type="dxa" w:w="100"/>
+              <w:bottom w:type="dxa" w:w="60"/>
+              <w:right w:type="dxa" w:w="100"/>
+            </w:tcMar>
+          </w:tcPr>
+          <w:p>
+            <w:r>
+              <w:rPr>
+                <w:rFonts w:ascii="Arial" w:cs="Arial" w:eastAsia="Arial" w:hAnsi="Arial"/>
+                <w:sz w:val="18"/>
+                <w:szCs w:val="18"/>
+              </w:rPr>
+              <w:t xml:space="preserve">5–8% improvement. First fine tuned model.</w:t>
+            </w:r>
+          </w:p>
+        </w:tc>
+        <w:tc>
+          <w:tcPr>
+            <w:tcW w:type="dxa" w:w="2680"/>
+            <w:tcBorders>
+              <w:top w:val="single" w:color="CCCCCC" w:sz="1"/>
+              <w:left w:val="single" w:color="CCCCCC" w:sz="1"/>
+              <w:bottom w:val="single" w:color="CCCCCC" w:sz="1"/>
+              <w:right w:val="single" w:color="CCCCCC" w:sz="1"/>
+            </w:tcBorders>
+            <w:tcMar>
+              <w:top w:type="dxa" w:w="60"/>
+              <w:left w:type="dxa" w:w="100"/>
+              <w:bottom w:type="dxa" w:w="60"/>
+              <w:right w:type="dxa" w:w="100"/>
+            </w:tcMar>
+          </w:tcPr>
+          <w:p>
+            <w:r>
+              <w:rPr>
+                <w:rFonts w:ascii="Arial" w:cs="Arial" w:eastAsia="Arial" w:hAnsi="Arial"/>
+                <w:sz w:val="18"/>
+                <w:szCs w:val="18"/>
+              </w:rPr>
+              <w:t xml:space="preserve">Early moat. 1 season + 13K experts to replicate.</w:t>
+            </w:r>
+          </w:p>
+        </w:tc>
+      </w:tr>
+      <w:tr>
+        <w:tc>
+          <w:tcPr>
+            <w:tcW w:type="dxa" w:w="2000"/>
+            <w:tcBorders>
+              <w:top w:val="single" w:color="CCCCCC" w:sz="1"/>
+              <w:left w:val="single" w:color="CCCCCC" w:sz="1"/>
+              <w:bottom w:val="single" w:color="CCCCCC" w:sz="1"/>
+              <w:right w:val="single" w:color="CCCCCC" w:sz="1"/>
+            </w:tcBorders>
+            <w:tcMar>
+              <w:top w:type="dxa" w:w="60"/>
+              <w:left w:type="dxa" w:w="100"/>
+              <w:bottom w:type="dxa" w:w="60"/>
+              <w:right w:type="dxa" w:w="100"/>
+            </w:tcMar>
+          </w:tcPr>
+          <w:p>
+            <w:r>
+              <w:rPr>
+                <w:rFonts w:ascii="Arial" w:cs="Arial" w:eastAsia="Arial" w:hAnsi="Arial"/>
+                <w:sz w:val="18"/>
+                <w:szCs w:val="18"/>
+              </w:rPr>
+              <w:t xml:space="preserve">Season 3 (TY2028)</w:t>
+            </w:r>
+          </w:p>
+        </w:tc>
+        <w:tc>
+          <w:tcPr>
+            <w:tcW w:type="dxa" w:w="2000"/>
+            <w:tcBorders>
+              <w:top w:val="single" w:color="CCCCCC" w:sz="1"/>
+              <w:left w:val="single" w:color="CCCCCC" w:sz="1"/>
+              <w:bottom w:val="single" w:color="CCCCCC" w:sz="1"/>
+              <w:right w:val="single" w:color="CCCCCC" w:sz="1"/>
+            </w:tcBorders>
+            <w:tcMar>
+              <w:top w:type="dxa" w:w="60"/>
+              <w:left w:type="dxa" w:w="100"/>
+              <w:bottom w:type="dxa" w:w="60"/>
+              <w:right w:type="dxa" w:w="100"/>
+            </w:tcMar>
+          </w:tcPr>
+          <w:p>
+            <w:r>
+              <w:rPr>
+                <w:rFonts w:ascii="Arial" w:cs="Arial" w:eastAsia="Arial" w:hAnsi="Arial"/>
+                <w:sz w:val="18"/>
+                <w:szCs w:val="18"/>
+              </w:rPr>
+              <w:t xml:space="preserve">~3.5M cumulative</w:t>
+            </w:r>
+          </w:p>
+        </w:tc>
+        <w:tc>
+          <w:tcPr>
+            <w:tcW w:type="dxa" w:w="2680"/>
+            <w:tcBorders>
+              <w:top w:val="single" w:color="CCCCCC" w:sz="1"/>
+              <w:left w:val="single" w:color="CCCCCC" w:sz="1"/>
+              <w:bottom w:val="single" w:color="CCCCCC" w:sz="1"/>
+              <w:right w:val="single" w:color="CCCCCC" w:sz="1"/>
+            </w:tcBorders>
+            <w:tcMar>
+              <w:top w:type="dxa" w:w="60"/>
+              <w:left w:type="dxa" w:w="100"/>
+              <w:bottom w:type="dxa" w:w="60"/>
+              <w:right w:type="dxa" w:w="100"/>
+            </w:tcMar>
+          </w:tcPr>
+          <w:p>
+            <w:r>
+              <w:rPr>
+                <w:rFonts w:ascii="Arial" w:cs="Arial" w:eastAsia="Arial" w:hAnsi="Arial"/>
+                <w:sz w:val="18"/>
+                <w:szCs w:val="18"/>
+              </w:rPr>
+              <w:t xml:space="preserve">10–15% cumulative. Goal fit expert-validated.</w:t>
+            </w:r>
+          </w:p>
+        </w:tc>
+        <w:tc>
+          <w:tcPr>
+            <w:tcW w:type="dxa" w:w="2680"/>
+            <w:tcBorders>
+              <w:top w:val="single" w:color="CCCCCC" w:sz="1"/>
+              <w:left w:val="single" w:color="CCCCCC" w:sz="1"/>
+              <w:bottom w:val="single" w:color="CCCCCC" w:sz="1"/>
+              <w:right w:val="single" w:color="CCCCCC" w:sz="1"/>
+            </w:tcBorders>
+            <w:tcMar>
+              <w:top w:type="dxa" w:w="60"/>
+              <w:left w:type="dxa" w:w="100"/>
+              <w:bottom w:type="dxa" w:w="60"/>
+              <w:right w:type="dxa" w:w="100"/>
+            </w:tcMar>
+          </w:tcPr>
+          <w:p>
+            <w:r>
+              <w:rPr>
+                <w:rFonts w:ascii="Arial" w:cs="Arial" w:eastAsia="Arial" w:hAnsi="Arial"/>
+                <w:sz w:val="18"/>
+                <w:szCs w:val="18"/>
+              </w:rPr>
+              <w:t xml:space="preserve">Defensible moat. 3 seasons of credentialed data.</w:t>
+            </w:r>
+          </w:p>
+        </w:tc>
+      </w:tr>
+      <w:tr>
+        <w:tc>
+          <w:tcPr>
+            <w:tcW w:type="dxa" w:w="2000"/>
+            <w:tcBorders>
+              <w:top w:val="single" w:color="CCCCCC" w:sz="1"/>
+              <w:left w:val="single" w:color="CCCCCC" w:sz="1"/>
+              <w:bottom w:val="single" w:color="CCCCCC" w:sz="1"/>
+              <w:right w:val="single" w:color="CCCCCC" w:sz="1"/>
+            </w:tcBorders>
+            <w:tcMar>
+              <w:top w:type="dxa" w:w="60"/>
+              <w:left w:type="dxa" w:w="100"/>
+              <w:bottom w:type="dxa" w:w="60"/>
+              <w:right w:type="dxa" w:w="100"/>
+            </w:tcMar>
+          </w:tcPr>
+          <w:p>
+            <w:r>
+              <w:rPr>
+                <w:rFonts w:ascii="Arial" w:cs="Arial" w:eastAsia="Arial" w:hAnsi="Arial"/>
+                <w:sz w:val="18"/>
+                <w:szCs w:val="18"/>
+              </w:rPr>
+              <w:t xml:space="preserve">Season 5+ (TY2030)</w:t>
+            </w:r>
+          </w:p>
+        </w:tc>
+        <w:tc>
+          <w:tcPr>
+            <w:tcW w:type="dxa" w:w="2000"/>
+            <w:tcBorders>
+              <w:top w:val="single" w:color="CCCCCC" w:sz="1"/>
+              <w:left w:val="single" w:color="CCCCCC" w:sz="1"/>
+              <w:bottom w:val="single" w:color="CCCCCC" w:sz="1"/>
+              <w:right w:val="single" w:color="CCCCCC" w:sz="1"/>
+            </w:tcBorders>
+            <w:tcMar>
+              <w:top w:type="dxa" w:w="60"/>
+              <w:left w:type="dxa" w:w="100"/>
+              <w:bottom w:type="dxa" w:w="60"/>
+              <w:right w:type="dxa" w:w="100"/>
+            </w:tcMar>
+          </w:tcPr>
+          <w:p>
+            <w:r>
+              <w:rPr>
+                <w:rFonts w:ascii="Arial" w:cs="Arial" w:eastAsia="Arial" w:hAnsi="Arial"/>
+                <w:sz w:val="18"/>
+                <w:szCs w:val="18"/>
+              </w:rPr>
+              <w:t xml:space="preserve">~10M cumulative</w:t>
+            </w:r>
+          </w:p>
+        </w:tc>
+        <w:tc>
+          <w:tcPr>
+            <w:tcW w:type="dxa" w:w="2680"/>
+            <w:tcBorders>
+              <w:top w:val="single" w:color="CCCCCC" w:sz="1"/>
+              <w:left w:val="single" w:color="CCCCCC" w:sz="1"/>
+              <w:bottom w:val="single" w:color="CCCCCC" w:sz="1"/>
+              <w:right w:val="single" w:color="CCCCCC" w:sz="1"/>
+            </w:tcBorders>
+            <w:tcMar>
+              <w:top w:type="dxa" w:w="60"/>
+              <w:left w:type="dxa" w:w="100"/>
+              <w:bottom w:type="dxa" w:w="60"/>
+              <w:right w:type="dxa" w:w="100"/>
+            </w:tcMar>
+          </w:tcPr>
+          <w:p>
+            <w:r>
+              <w:rPr>
+                <w:rFonts w:ascii="Arial" w:cs="Arial" w:eastAsia="Arial" w:hAnsi="Arial"/>
+                <w:sz w:val="18"/>
+                <w:szCs w:val="18"/>
+              </w:rPr>
+              <w:t xml:space="preserve">Breadth increases to edge cases.</w:t>
+            </w:r>
+          </w:p>
+        </w:tc>
+        <w:tc>
+          <w:tcPr>
+            <w:tcW w:type="dxa" w:w="2680"/>
+            <w:tcBorders>
+              <w:top w:val="single" w:color="CCCCCC" w:sz="1"/>
+              <w:left w:val="single" w:color="CCCCCC" w:sz="1"/>
+              <w:bottom w:val="single" w:color="CCCCCC" w:sz="1"/>
+              <w:right w:val="single" w:color="CCCCCC" w:sz="1"/>
+            </w:tcBorders>
+            <w:tcMar>
+              <w:top w:type="dxa" w:w="60"/>
+              <w:left w:type="dxa" w:w="100"/>
+              <w:bottom w:type="dxa" w:w="60"/>
+              <w:right w:type="dxa" w:w="100"/>
+            </w:tcMar>
+          </w:tcPr>
+          <w:p>
+            <w:r>
+              <w:rPr>
+                <w:rFonts w:ascii="Arial" w:cs="Arial" w:eastAsia="Arial" w:hAnsi="Arial"/>
+                <w:sz w:val="18"/>
+                <w:szCs w:val="18"/>
+              </w:rPr>
+              <w:t xml:space="preserve">Structural moat. Impossible to recreate from public data.</w:t>
+            </w:r>
+          </w:p>
+        </w:tc>
+      </w:tr>
+    </w:tbl>
+    <w:p>
+      <w:pPr>
+        <w:spacing w:after="120"/>
+      </w:pPr>
       <w:r>
         <w:rPr>
           <w:rFonts w:ascii="Arial" w:cs="Arial" w:eastAsia="Arial" w:hAnsi="Arial"/>
           <w:sz w:val="22"/>
           <w:szCs w:val="22"/>
         </w:rPr>
-        <w:t xml:space="preserve">A capture layer on every workbench interaction, a labeling pipeline that converts those interactions to training examples, a model evaluation harness with a golden test set of synthetic returns, a calibration monitoring dashboard, and a quarterly model release cadence.</w:t>
+        <w:t xml:space="preserve">Minimum viable moat is Season 2: one fine tuned model that measurably outperforms the base model on recommendation ranking.</w:t>
       </w:r>
     </w:p>
     <w:p>
@@ -2625,7 +5265,7 @@
           <w:sz w:val="22"/>
           <w:szCs w:val="22"/>
         </w:rPr>
-        <w:t xml:space="preserve">Theme 1 over time. Also addresses Expert Pain Point 3 by making accuracy measurable.</w:t>
+        <w:t xml:space="preserve">Theme 1 over time. Also addresses Expert Pain Point 3.</w:t>
       </w:r>
     </w:p>
     <w:p>
@@ -2664,7 +5304,7 @@
           <w:sz w:val="22"/>
           <w:szCs w:val="22"/>
         </w:rPr>
-        <w:t xml:space="preserve">Replace queue based routing with a marketplace style matchmaking engine that considers expert specialty (RSU, K-1, expat, retirement, small business), complexity score from B3, jurisdiction (state and local), language, capacity, customer goals from B1, and prior year continuity. Generalists are never assigned a return with a hard complexity flag without a competency matched peer reviewer. Customers can see (and request) the same expert year over year.</w:t>
+        <w:t xml:space="preserve">Replace queue based routing with a marketplace style matchmaking engine that considers specialty, complexity, jurisdiction, language, capacity, goals, and prior year continuity.</w:t>
       </w:r>
     </w:p>
     <w:p>
@@ -2687,30 +5327,7 @@
           <w:sz w:val="22"/>
           <w:szCs w:val="22"/>
         </w:rPr>
-        <w:t xml:space="preserve">It turns 13,000 experts from a queue into a marketplace. It is the only way the platform can both grow expert headcount and improve quality at the same time.</w:t>
-      </w:r>
-    </w:p>
-    <w:p>
-      <w:pPr>
-        <w:spacing w:after="120"/>
-      </w:pPr>
-      <w:r>
-        <w:rPr>
-          <w:rFonts w:ascii="Arial" w:cs="Arial" w:eastAsia="Arial" w:hAnsi="Arial"/>
-          <w:b/>
-          <w:bCs/>
-          <w:sz w:val="22"/>
-          <w:szCs w:val="22"/>
-        </w:rPr>
-        <w:t xml:space="preserve">What is built. </w:t>
-      </w:r>
-      <w:r>
-        <w:rPr>
-          <w:rFonts w:ascii="Arial" w:cs="Arial" w:eastAsia="Arial" w:hAnsi="Arial"/>
-          <w:sz w:val="22"/>
-          <w:szCs w:val="22"/>
-        </w:rPr>
-        <w:t xml:space="preserve">A competency profile per expert, a routing engine that takes the complexity score and goal vector as input, a continuity tracker, a customer facing “request your expert” flow, and an expert facing reputation dashboard.</w:t>
+        <w:t xml:space="preserve">It turns 13,000 experts from a queue into a marketplace. The only way to grow headcount and improve quality simultaneously.</w:t>
       </w:r>
     </w:p>
     <w:p>
@@ -2767,7 +5384,7 @@
           <w:sz w:val="22"/>
           <w:szCs w:val="22"/>
         </w:rPr>
-        <w:t xml:space="preserve">These are the prioritized friction fixes that do not require a change in operating model. They are smaller in scope, faster to ship, and they fit cleanly inside the four layer architecture.</w:t>
+        <w:t xml:space="preserve">Prioritized friction fixes that fit cleanly inside the four layer architecture.</w:t>
       </w:r>
     </w:p>
     <w:p>
@@ -2783,7 +5400,7 @@
           <w:sz w:val="26"/>
           <w:szCs w:val="26"/>
         </w:rPr>
-        <w:t xml:space="preserve">I1. Expert Workbench (Layer 3) Incremental Fixes</w:t>
+        <w:t xml:space="preserve">I1. Expert Workbench (Layer 3)</w:t>
       </w:r>
     </w:p>
     <w:tbl>
@@ -2862,7 +5479,7 @@
                 <w:sz w:val="18"/>
                 <w:szCs w:val="18"/>
               </w:rPr>
-              <w:t xml:space="preserve">Friction addressed</w:t>
+              <w:t xml:space="preserve">Friction</w:t>
             </w:r>
           </w:p>
         </w:tc>
@@ -2922,7 +5539,7 @@
                 <w:sz w:val="18"/>
                 <w:szCs w:val="18"/>
               </w:rPr>
-              <w:t xml:space="preserve">Customer context header showing prior expert notes, prior year return, prior year preparer name</w:t>
+              <w:t xml:space="preserve">Customer context header with prior expert notes, prior year return</w:t>
             </w:r>
           </w:p>
         </w:tc>
@@ -3005,7 +5622,7 @@
                 <w:sz w:val="18"/>
                 <w:szCs w:val="18"/>
               </w:rPr>
-              <w:t xml:space="preserve">Anomaly risk register panel surfacing the top 10 mechanically detectable red flags</w:t>
+              <w:t xml:space="preserve">Anomaly risk register panel (top 10 red flags)</w:t>
             </w:r>
           </w:p>
         </w:tc>
@@ -3088,7 +5705,7 @@
                 <w:sz w:val="18"/>
                 <w:szCs w:val="18"/>
               </w:rPr>
-              <w:t xml:space="preserve">Confidence score per pre populated line, with click through to source document</w:t>
+              <w:t xml:space="preserve">Confidence score per line with source document click through</w:t>
             </w:r>
           </w:p>
         </w:tc>
@@ -3171,7 +5788,7 @@
                 <w:sz w:val="18"/>
                 <w:szCs w:val="18"/>
               </w:rPr>
-              <w:t xml:space="preserve">Live quality co pilot that flags inconsistencies as the expert edits</w:t>
+              <w:t xml:space="preserve">Live quality co pilot</w:t>
             </w:r>
           </w:p>
         </w:tc>
@@ -3254,7 +5871,7 @@
                 <w:sz w:val="18"/>
                 <w:szCs w:val="18"/>
               </w:rPr>
-              <w:t xml:space="preserve">AI suggested question list for the customer call, ranked by dollar impact</w:t>
+              <w:t xml:space="preserve">AI suggested question list ranked by dollar impact</w:t>
             </w:r>
           </w:p>
         </w:tc>
@@ -3337,7 +5954,7 @@
                 <w:sz w:val="18"/>
                 <w:szCs w:val="18"/>
               </w:rPr>
-              <w:t xml:space="preserve">Escalation panel showing case state (auto close countdown, customer responsiveness, document completeness)</w:t>
+              <w:t xml:space="preserve">Escalation panel (auto close countdown, document completeness)</w:t>
             </w:r>
           </w:p>
         </w:tc>
@@ -3420,7 +6037,7 @@
                 <w:sz w:val="18"/>
                 <w:szCs w:val="18"/>
               </w:rPr>
-              <w:t xml:space="preserve">“What AI saw” panel showing the redacted PII version of every prompt sent to the model</w:t>
+              <w:t xml:space="preserve">“What AI saw” panel</w:t>
             </w:r>
           </w:p>
         </w:tc>
@@ -3503,7 +6120,7 @@
                 <w:sz w:val="18"/>
                 <w:szCs w:val="18"/>
               </w:rPr>
-              <w:t xml:space="preserve">Expert minutes counter against legacy and TY2025 baselines</w:t>
+              <w:t xml:space="preserve">Expert minutes counter</w:t>
             </w:r>
           </w:p>
         </w:tc>
@@ -3576,7 +6193,7 @@
           <w:sz w:val="26"/>
           <w:szCs w:val="26"/>
         </w:rPr>
-        <w:t xml:space="preserve">I2. Smart Routing (Layer 2) Incremental Fixes</w:t>
+        <w:t xml:space="preserve">I2. Smart Routing (Layer 2)</w:t>
       </w:r>
     </w:p>
     <w:tbl>
@@ -3655,7 +6272,7 @@
                 <w:sz w:val="18"/>
                 <w:szCs w:val="18"/>
               </w:rPr>
-              <w:t xml:space="preserve">Friction addressed</w:t>
+              <w:t xml:space="preserve">Friction</w:t>
             </w:r>
           </w:p>
         </w:tc>
@@ -3715,7 +6332,7 @@
                 <w:sz w:val="18"/>
                 <w:szCs w:val="18"/>
               </w:rPr>
-              <w:t xml:space="preserve">Routing rationale chip telling the expert why the case was routed to them</w:t>
+              <w:t xml:space="preserve">Routing rationale chip</w:t>
             </w:r>
           </w:p>
         </w:tc>
@@ -3798,7 +6415,7 @@
                 <w:sz w:val="18"/>
                 <w:szCs w:val="18"/>
               </w:rPr>
-              <w:t xml:space="preserve">Hard complexity flag preventing queue routing of complex returns to a generalist without peer reviewer</w:t>
+              <w:t xml:space="preserve">Hard complexity flag preventing queue routing without peer reviewer</w:t>
             </w:r>
           </w:p>
         </w:tc>
@@ -3881,7 +6498,7 @@
                 <w:sz w:val="18"/>
                 <w:szCs w:val="18"/>
               </w:rPr>
-              <w:t xml:space="preserve">“Same expert as last year” preference on the customer side</w:t>
+              <w:t xml:space="preserve">Same expert as last year preference</w:t>
             </w:r>
           </w:p>
         </w:tc>
@@ -3964,7 +6581,7 @@
                 <w:sz w:val="18"/>
                 <w:szCs w:val="18"/>
               </w:rPr>
-              <w:t xml:space="preserve">Capacity dashboard for leads showing complexity adjusted utilization</w:t>
+              <w:t xml:space="preserve">Capacity dashboard for leads</w:t>
             </w:r>
           </w:p>
         </w:tc>
@@ -4037,7 +6654,7 @@
           <w:sz w:val="26"/>
           <w:szCs w:val="26"/>
         </w:rPr>
-        <w:t xml:space="preserve">I3. Trust and Learning (Layer 4) Incremental Fixes</w:t>
+        <w:t xml:space="preserve">I3. Trust and Learning (Layer 4)</w:t>
       </w:r>
     </w:p>
     <w:tbl>
@@ -4116,7 +6733,7 @@
                 <w:sz w:val="18"/>
                 <w:szCs w:val="18"/>
               </w:rPr>
-              <w:t xml:space="preserve">Friction addressed</w:t>
+              <w:t xml:space="preserve">Friction</w:t>
             </w:r>
           </w:p>
         </w:tc>
@@ -4176,7 +6793,7 @@
                 <w:sz w:val="18"/>
                 <w:szCs w:val="18"/>
               </w:rPr>
-              <w:t xml:space="preserve">PII redaction on every LLM call, verifiable via audit trail</w:t>
+              <w:t xml:space="preserve">PII redaction on every LLM call</w:t>
             </w:r>
           </w:p>
         </w:tc>
@@ -4259,7 +6876,7 @@
                 <w:sz w:val="18"/>
                 <w:szCs w:val="18"/>
               </w:rPr>
-              <w:t xml:space="preserve">Audit trail capturing model, context, expert action, downstream IRS outcome</w:t>
+              <w:t xml:space="preserve">Audit trail (model, context, expert action, IRS outcome)</w:t>
             </w:r>
           </w:p>
         </w:tc>
@@ -4342,7 +6959,7 @@
                 <w:sz w:val="18"/>
                 <w:szCs w:val="18"/>
               </w:rPr>
-              <w:t xml:space="preserve">Composite expert performance metric weighting accuracy, AI edit signal quality, NPS, complexity adjusted AHT</w:t>
+              <w:t xml:space="preserve">Composite expert performance metric</w:t>
             </w:r>
           </w:p>
         </w:tc>
@@ -4425,7 +7042,7 @@
                 <w:sz w:val="18"/>
                 <w:szCs w:val="18"/>
               </w:rPr>
-              <w:t xml:space="preserve">“Told customer no” tracking so experts who correctly decline a deduction are not penalized on CSAT</w:t>
+              <w:t xml:space="preserve">“Told customer no” tracking</w:t>
             </w:r>
           </w:p>
         </w:tc>
@@ -4498,7 +7115,7 @@
           <w:sz w:val="26"/>
           <w:szCs w:val="26"/>
         </w:rPr>
-        <w:t xml:space="preserve">I4. Pre Work (Layer 1) Incremental Fixes</w:t>
+        <w:t xml:space="preserve">I4. Pre Work (Layer 1)</w:t>
       </w:r>
     </w:p>
     <w:tbl>
@@ -4577,7 +7194,7 @@
                 <w:sz w:val="18"/>
                 <w:szCs w:val="18"/>
               </w:rPr>
-              <w:t xml:space="preserve">Friction addressed</w:t>
+              <w:t xml:space="preserve">Friction</w:t>
             </w:r>
           </w:p>
         </w:tc>
@@ -4637,7 +7254,7 @@
                 <w:sz w:val="18"/>
                 <w:szCs w:val="18"/>
               </w:rPr>
-              <w:t xml:space="preserve">Document ingestion via OCR plus partner structured feeds</w:t>
+              <w:t xml:space="preserve">Document ingestion via OCR + partner structured feeds</w:t>
             </w:r>
           </w:p>
         </w:tc>
@@ -4881,20 +7498,7 @@
           <w:sz w:val="32"/>
           <w:szCs w:val="32"/>
         </w:rPr>
-        <w:t xml:space="preserve">6. Solution Architecture</w:t>
-      </w:r>
-    </w:p>
-    <w:p>
-      <w:pPr>
-        <w:spacing w:after="120"/>
-      </w:pPr>
-      <w:r>
-        <w:rPr>
-          <w:rFonts w:ascii="Arial" w:cs="Arial" w:eastAsia="Arial" w:hAnsi="Arial"/>
-          <w:sz w:val="22"/>
-          <w:szCs w:val="22"/>
-        </w:rPr>
-        <w:t xml:space="preserve">The solution is a four layer Virtual Expert Platform that hosts both the big bets and the incremental fixes.</w:t>
+        <w:t xml:space="preserve">7. Solution Architecture</w:t>
       </w:r>
     </w:p>
     <w:p>
@@ -4917,7 +7521,7 @@
           <w:sz w:val="22"/>
           <w:szCs w:val="22"/>
         </w:rPr>
-        <w:t xml:space="preserve">Document ingestion, year over year delta, deterministic rules sweep, complexity score, risk register. Hosts B3 and the I4 fixes.</w:t>
+        <w:t xml:space="preserve">Document ingestion, YoY delta, deterministic rules sweep, complexity score, risk register. Hosts B3 and I4.</w:t>
       </w:r>
     </w:p>
     <w:p>
@@ -4940,7 +7544,7 @@
           <w:sz w:val="22"/>
           <w:szCs w:val="22"/>
         </w:rPr>
-        <w:t xml:space="preserve">Specialty, complexity, jurisdiction, language, capacity, continuity, and goal aware matching. Hosts B5 and the I2 fixes.</w:t>
+        <w:t xml:space="preserve">Specialty, complexity, jurisdiction, language, capacity, continuity, and goal aware matching. Hosts B5 and I2.</w:t>
       </w:r>
     </w:p>
     <w:p>
@@ -4963,7 +7567,7 @@
           <w:sz w:val="22"/>
           <w:szCs w:val="22"/>
         </w:rPr>
-        <w:t xml:space="preserve">Goal dashboard, return surface with confidence scores, risk register, prior year side by side, customer context, AI suggested questions, live co pilot, “what AI saw” panel, expert minutes counter. Hosts B1 (anchor), B2 (year round dashboard surface), and the I1 fixes.</w:t>
+        <w:t xml:space="preserve">Goal dashboard, return surface, risk register, prior year side by side, customer context, AI suggested questions, live co pilot, “what AI saw” panel, expert minutes counter. Hosts B1, B2, and I1.</w:t>
       </w:r>
     </w:p>
     <w:p>
@@ -4986,20 +7590,7 @@
           <w:sz w:val="22"/>
           <w:szCs w:val="22"/>
         </w:rPr>
-        <w:t xml:space="preserve">PII redaction, audit trails, calibrated confidence, expert edits as labeled training data, composite performance metric. Hosts B4 and the I3 fixes.</w:t>
-      </w:r>
-    </w:p>
-    <w:p>
-      <w:pPr>
-        <w:spacing w:after="120"/>
-      </w:pPr>
-      <w:r>
-        <w:rPr>
-          <w:rFonts w:ascii="Arial" w:cs="Arial" w:eastAsia="Arial" w:hAnsi="Arial"/>
-          <w:sz w:val="22"/>
-          <w:szCs w:val="22"/>
-        </w:rPr>
-        <w:t xml:space="preserve">Non goals: fixing the checkout funnel auto upgrade dark pattern (separate org), replacing the underlying tax calculation engine, building net new tax content, and IRS notice and audit defense workflow (Phase 2).</w:t>
+        <w:t xml:space="preserve">PII redaction, audit trails, calibrated confidence, expert edits as labeled training data, composite metric. Hosts B4 and I3.</w:t>
       </w:r>
     </w:p>
     <w:p>
@@ -5015,7 +7606,7 @@
           <w:sz w:val="32"/>
           <w:szCs w:val="32"/>
         </w:rPr>
-        <w:t xml:space="preserve">7. MVP Prototype Scope</w:t>
+        <w:t xml:space="preserve">8. MVP Prototype Scope</w:t>
       </w:r>
     </w:p>
     <w:p>
@@ -5028,7 +7619,7 @@
           <w:sz w:val="22"/>
           <w:szCs w:val="22"/>
         </w:rPr>
-        <w:t xml:space="preserve">The MVP demonstrates Big Bet B1 (Goal Aligned Recommendation System) end to end on the Layer 3 Workbench, against a single realistic synthetic Form 1040 (the “Olivia and Ryan Mitchell” return: married filing jointly, AGI ~$326K, residential rental, RSU vesting, K-1, HSA, mixed wash sale lots, 1098, multi state IL+CA, prior year return on file). Layer 1 pre work output is mocked as if a real OCR plus rules engine had produced it. Layer 2 routing is mocked as a single routing rationale chip. Layer 4 trust is partially live: PII redaction runs against the synthetic data, the audit trail is fully captured, the “what AI saw” panel renders.</w:t>
+        <w:t xml:space="preserve">The MVP demonstrates Big Bet B1 (Goal Aligned Recommendation System) end to end on the Layer 3 Workbench, against the synthetic “Olivia and Ryan Mitchell” return (married filing jointly, AGI ~$326K, RSU vesting, K-1, rental property, HSA, wash sales, multi state IL+CA).</w:t>
       </w:r>
     </w:p>
     <w:p>
@@ -5044,187 +7635,933 @@
           <w:sz w:val="22"/>
           <w:szCs w:val="22"/>
         </w:rPr>
-        <w:t xml:space="preserve">What the demo shows:</w:t>
+        <w:t xml:space="preserve">Strategically deferred (and why):</w:t>
+      </w:r>
+    </w:p>
+    <w:tbl>
+      <w:tblPr>
+        <w:tblW w:type="dxa" w:w="9360"/>
+        <w:tblBorders>
+          <w:top w:val="single" w:color="auto" w:sz="4"/>
+          <w:left w:val="single" w:color="auto" w:sz="4"/>
+          <w:bottom w:val="single" w:color="auto" w:sz="4"/>
+          <w:right w:val="single" w:color="auto" w:sz="4"/>
+          <w:insideH w:val="single" w:color="auto" w:sz="4"/>
+          <w:insideV w:val="single" w:color="auto" w:sz="4"/>
+        </w:tblBorders>
+      </w:tblPr>
+      <w:tblGrid>
+        <w:gridCol w:w="3000"/>
+        <w:gridCol w:w="6360"/>
+      </w:tblGrid>
+      <w:tr>
+        <w:tc>
+          <w:tcPr>
+            <w:tcW w:type="dxa" w:w="3000"/>
+            <w:tcBorders>
+              <w:top w:val="single" w:color="CCCCCC" w:sz="1"/>
+              <w:left w:val="single" w:color="CCCCCC" w:sz="1"/>
+              <w:bottom w:val="single" w:color="CCCCCC" w:sz="1"/>
+              <w:right w:val="single" w:color="CCCCCC" w:sz="1"/>
+            </w:tcBorders>
+            <w:shd w:fill="1B2A4A" w:val="clear"/>
+            <w:tcMar>
+              <w:top w:type="dxa" w:w="60"/>
+              <w:left w:type="dxa" w:w="100"/>
+              <w:bottom w:type="dxa" w:w="60"/>
+              <w:right w:type="dxa" w:w="100"/>
+            </w:tcMar>
+          </w:tcPr>
+          <w:p>
+            <w:r>
+              <w:rPr>
+                <w:rFonts w:ascii="Arial" w:cs="Arial" w:eastAsia="Arial" w:hAnsi="Arial"/>
+                <w:b/>
+                <w:bCs/>
+                <w:color w:val="FFFFFF"/>
+                <w:sz w:val="18"/>
+                <w:szCs w:val="18"/>
+              </w:rPr>
+              <w:t xml:space="preserve">Deferral</w:t>
+            </w:r>
+          </w:p>
+        </w:tc>
+        <w:tc>
+          <w:tcPr>
+            <w:tcW w:type="dxa" w:w="6360"/>
+            <w:tcBorders>
+              <w:top w:val="single" w:color="CCCCCC" w:sz="1"/>
+              <w:left w:val="single" w:color="CCCCCC" w:sz="1"/>
+              <w:bottom w:val="single" w:color="CCCCCC" w:sz="1"/>
+              <w:right w:val="single" w:color="CCCCCC" w:sz="1"/>
+            </w:tcBorders>
+            <w:shd w:fill="1B2A4A" w:val="clear"/>
+            <w:tcMar>
+              <w:top w:type="dxa" w:w="60"/>
+              <w:left w:type="dxa" w:w="100"/>
+              <w:bottom w:type="dxa" w:w="60"/>
+              <w:right w:type="dxa" w:w="100"/>
+            </w:tcMar>
+          </w:tcPr>
+          <w:p>
+            <w:r>
+              <w:rPr>
+                <w:rFonts w:ascii="Arial" w:cs="Arial" w:eastAsia="Arial" w:hAnsi="Arial"/>
+                <w:b/>
+                <w:bCs/>
+                <w:color w:val="FFFFFF"/>
+                <w:sz w:val="18"/>
+                <w:szCs w:val="18"/>
+              </w:rPr>
+              <w:t xml:space="preserve">Rationale</w:t>
+            </w:r>
+          </w:p>
+        </w:tc>
+      </w:tr>
+      <w:tr>
+        <w:tc>
+          <w:tcPr>
+            <w:tcW w:type="dxa" w:w="3000"/>
+            <w:tcBorders>
+              <w:top w:val="single" w:color="CCCCCC" w:sz="1"/>
+              <w:left w:val="single" w:color="CCCCCC" w:sz="1"/>
+              <w:bottom w:val="single" w:color="CCCCCC" w:sz="1"/>
+              <w:right w:val="single" w:color="CCCCCC" w:sz="1"/>
+            </w:tcBorders>
+            <w:tcMar>
+              <w:top w:type="dxa" w:w="60"/>
+              <w:left w:type="dxa" w:w="100"/>
+              <w:bottom w:type="dxa" w:w="60"/>
+              <w:right w:type="dxa" w:w="100"/>
+            </w:tcMar>
+          </w:tcPr>
+          <w:p>
+            <w:r>
+              <w:rPr>
+                <w:rFonts w:ascii="Arial" w:cs="Arial" w:eastAsia="Arial" w:hAnsi="Arial"/>
+                <w:sz w:val="18"/>
+                <w:szCs w:val="18"/>
+              </w:rPr>
+              <w:t xml:space="preserve">Real routing engine (B5)</w:t>
+            </w:r>
+          </w:p>
+        </w:tc>
+        <w:tc>
+          <w:tcPr>
+            <w:tcW w:type="dxa" w:w="6360"/>
+            <w:tcBorders>
+              <w:top w:val="single" w:color="CCCCCC" w:sz="1"/>
+              <w:left w:val="single" w:color="CCCCCC" w:sz="1"/>
+              <w:bottom w:val="single" w:color="CCCCCC" w:sz="1"/>
+              <w:right w:val="single" w:color="CCCCCC" w:sz="1"/>
+            </w:tcBorders>
+            <w:tcMar>
+              <w:top w:type="dxa" w:w="60"/>
+              <w:left w:type="dxa" w:w="100"/>
+              <w:bottom w:type="dxa" w:w="60"/>
+              <w:right w:type="dxa" w:w="100"/>
+            </w:tcMar>
+          </w:tcPr>
+          <w:p>
+            <w:r>
+              <w:rPr>
+                <w:rFonts w:ascii="Arial" w:cs="Arial" w:eastAsia="Arial" w:hAnsi="Arial"/>
+                <w:sz w:val="18"/>
+                <w:szCs w:val="18"/>
+              </w:rPr>
+              <w:t xml:space="preserve">Requires complexity scoring from B3 + expert competency profiles. Ship B1 first.</w:t>
+            </w:r>
+          </w:p>
+        </w:tc>
+      </w:tr>
+      <w:tr>
+        <w:tc>
+          <w:tcPr>
+            <w:tcW w:type="dxa" w:w="3000"/>
+            <w:tcBorders>
+              <w:top w:val="single" w:color="CCCCCC" w:sz="1"/>
+              <w:left w:val="single" w:color="CCCCCC" w:sz="1"/>
+              <w:bottom w:val="single" w:color="CCCCCC" w:sz="1"/>
+              <w:right w:val="single" w:color="CCCCCC" w:sz="1"/>
+            </w:tcBorders>
+            <w:tcMar>
+              <w:top w:type="dxa" w:w="60"/>
+              <w:left w:type="dxa" w:w="100"/>
+              <w:bottom w:type="dxa" w:w="60"/>
+              <w:right w:type="dxa" w:w="100"/>
+            </w:tcMar>
+          </w:tcPr>
+          <w:p>
+            <w:r>
+              <w:rPr>
+                <w:rFonts w:ascii="Arial" w:cs="Arial" w:eastAsia="Arial" w:hAnsi="Arial"/>
+                <w:sz w:val="18"/>
+                <w:szCs w:val="18"/>
+              </w:rPr>
+              <w:t xml:space="preserve">Full B2 connected accounts</w:t>
+            </w:r>
+          </w:p>
+        </w:tc>
+        <w:tc>
+          <w:tcPr>
+            <w:tcW w:type="dxa" w:w="6360"/>
+            <w:tcBorders>
+              <w:top w:val="single" w:color="CCCCCC" w:sz="1"/>
+              <w:left w:val="single" w:color="CCCCCC" w:sz="1"/>
+              <w:bottom w:val="single" w:color="CCCCCC" w:sz="1"/>
+              <w:right w:val="single" w:color="CCCCCC" w:sz="1"/>
+            </w:tcBorders>
+            <w:tcMar>
+              <w:top w:type="dxa" w:w="60"/>
+              <w:left w:type="dxa" w:w="100"/>
+              <w:bottom w:type="dxa" w:w="60"/>
+              <w:right w:type="dxa" w:w="100"/>
+            </w:tcMar>
+          </w:tcPr>
+          <w:p>
+            <w:r>
+              <w:rPr>
+                <w:rFonts w:ascii="Arial" w:cs="Arial" w:eastAsia="Arial" w:hAnsi="Arial"/>
+                <w:sz w:val="18"/>
+                <w:szCs w:val="18"/>
+              </w:rPr>
+              <w:t xml:space="preserve">Largest engineering investment. Requires B1 retention data to justify TAM thesis. Year 2.</w:t>
+            </w:r>
+          </w:p>
+        </w:tc>
+      </w:tr>
+      <w:tr>
+        <w:tc>
+          <w:tcPr>
+            <w:tcW w:type="dxa" w:w="3000"/>
+            <w:tcBorders>
+              <w:top w:val="single" w:color="CCCCCC" w:sz="1"/>
+              <w:left w:val="single" w:color="CCCCCC" w:sz="1"/>
+              <w:bottom w:val="single" w:color="CCCCCC" w:sz="1"/>
+              <w:right w:val="single" w:color="CCCCCC" w:sz="1"/>
+            </w:tcBorders>
+            <w:tcMar>
+              <w:top w:type="dxa" w:w="60"/>
+              <w:left w:type="dxa" w:w="100"/>
+              <w:bottom w:type="dxa" w:w="60"/>
+              <w:right w:type="dxa" w:w="100"/>
+            </w:tcMar>
+          </w:tcPr>
+          <w:p>
+            <w:r>
+              <w:rPr>
+                <w:rFonts w:ascii="Arial" w:cs="Arial" w:eastAsia="Arial" w:hAnsi="Arial"/>
+                <w:sz w:val="18"/>
+                <w:szCs w:val="18"/>
+              </w:rPr>
+              <w:t xml:space="preserve">Full B4 training pipeline</w:t>
+            </w:r>
+          </w:p>
+        </w:tc>
+        <w:tc>
+          <w:tcPr>
+            <w:tcW w:type="dxa" w:w="6360"/>
+            <w:tcBorders>
+              <w:top w:val="single" w:color="CCCCCC" w:sz="1"/>
+              <w:left w:val="single" w:color="CCCCCC" w:sz="1"/>
+              <w:bottom w:val="single" w:color="CCCCCC" w:sz="1"/>
+              <w:right w:val="single" w:color="CCCCCC" w:sz="1"/>
+            </w:tcBorders>
+            <w:tcMar>
+              <w:top w:type="dxa" w:w="60"/>
+              <w:left w:type="dxa" w:w="100"/>
+              <w:bottom w:type="dxa" w:w="60"/>
+              <w:right w:type="dxa" w:w="100"/>
+            </w:tcMar>
+          </w:tcPr>
+          <w:p>
+            <w:r>
+              <w:rPr>
+                <w:rFonts w:ascii="Arial" w:cs="Arial" w:eastAsia="Arial" w:hAnsi="Arial"/>
+                <w:sz w:val="18"/>
+                <w:szCs w:val="18"/>
+              </w:rPr>
+              <w:t xml:space="preserve">Capture is live. Fine tuning requires 1+ season of production data. Season 2.</w:t>
+            </w:r>
+          </w:p>
+        </w:tc>
+      </w:tr>
+      <w:tr>
+        <w:tc>
+          <w:tcPr>
+            <w:tcW w:type="dxa" w:w="3000"/>
+            <w:tcBorders>
+              <w:top w:val="single" w:color="CCCCCC" w:sz="1"/>
+              <w:left w:val="single" w:color="CCCCCC" w:sz="1"/>
+              <w:bottom w:val="single" w:color="CCCCCC" w:sz="1"/>
+              <w:right w:val="single" w:color="CCCCCC" w:sz="1"/>
+            </w:tcBorders>
+            <w:tcMar>
+              <w:top w:type="dxa" w:w="60"/>
+              <w:left w:type="dxa" w:w="100"/>
+              <w:bottom w:type="dxa" w:w="60"/>
+              <w:right w:type="dxa" w:w="100"/>
+            </w:tcMar>
+          </w:tcPr>
+          <w:p>
+            <w:r>
+              <w:rPr>
+                <w:rFonts w:ascii="Arial" w:cs="Arial" w:eastAsia="Arial" w:hAnsi="Arial"/>
+                <w:sz w:val="18"/>
+                <w:szCs w:val="18"/>
+              </w:rPr>
+              <w:t xml:space="preserve">Multi expert collaboration</w:t>
+            </w:r>
+          </w:p>
+        </w:tc>
+        <w:tc>
+          <w:tcPr>
+            <w:tcW w:type="dxa" w:w="6360"/>
+            <w:tcBorders>
+              <w:top w:val="single" w:color="CCCCCC" w:sz="1"/>
+              <w:left w:val="single" w:color="CCCCCC" w:sz="1"/>
+              <w:bottom w:val="single" w:color="CCCCCC" w:sz="1"/>
+              <w:right w:val="single" w:color="CCCCCC" w:sz="1"/>
+            </w:tcBorders>
+            <w:tcMar>
+              <w:top w:type="dxa" w:w="60"/>
+              <w:left w:type="dxa" w:w="100"/>
+              <w:bottom w:type="dxa" w:w="60"/>
+              <w:right w:type="dxa" w:w="100"/>
+            </w:tcMar>
+          </w:tcPr>
+          <w:p>
+            <w:r>
+              <w:rPr>
+                <w:rFonts w:ascii="Arial" w:cs="Arial" w:eastAsia="Arial" w:hAnsi="Arial"/>
+                <w:sz w:val="18"/>
+                <w:szCs w:val="18"/>
+              </w:rPr>
+              <w:t xml:space="preserve">Low frequency. Relevant only after B5 routing introduces peer review.</w:t>
+            </w:r>
+          </w:p>
+        </w:tc>
+      </w:tr>
+      <w:tr>
+        <w:tc>
+          <w:tcPr>
+            <w:tcW w:type="dxa" w:w="3000"/>
+            <w:tcBorders>
+              <w:top w:val="single" w:color="CCCCCC" w:sz="1"/>
+              <w:left w:val="single" w:color="CCCCCC" w:sz="1"/>
+              <w:bottom w:val="single" w:color="CCCCCC" w:sz="1"/>
+              <w:right w:val="single" w:color="CCCCCC" w:sz="1"/>
+            </w:tcBorders>
+            <w:tcMar>
+              <w:top w:type="dxa" w:w="60"/>
+              <w:left w:type="dxa" w:w="100"/>
+              <w:bottom w:type="dxa" w:w="60"/>
+              <w:right w:type="dxa" w:w="100"/>
+            </w:tcMar>
+          </w:tcPr>
+          <w:p>
+            <w:r>
+              <w:rPr>
+                <w:rFonts w:ascii="Arial" w:cs="Arial" w:eastAsia="Arial" w:hAnsi="Arial"/>
+                <w:sz w:val="18"/>
+                <w:szCs w:val="18"/>
+              </w:rPr>
+              <w:t xml:space="preserve">IRS notice / audit defense workflow</w:t>
+            </w:r>
+          </w:p>
+        </w:tc>
+        <w:tc>
+          <w:tcPr>
+            <w:tcW w:type="dxa" w:w="6360"/>
+            <w:tcBorders>
+              <w:top w:val="single" w:color="CCCCCC" w:sz="1"/>
+              <w:left w:val="single" w:color="CCCCCC" w:sz="1"/>
+              <w:bottom w:val="single" w:color="CCCCCC" w:sz="1"/>
+              <w:right w:val="single" w:color="CCCCCC" w:sz="1"/>
+            </w:tcBorders>
+            <w:tcMar>
+              <w:top w:type="dxa" w:w="60"/>
+              <w:left w:type="dxa" w:w="100"/>
+              <w:bottom w:type="dxa" w:w="60"/>
+              <w:right w:type="dxa" w:w="100"/>
+            </w:tcMar>
+          </w:tcPr>
+          <w:p>
+            <w:r>
+              <w:rPr>
+                <w:rFonts w:ascii="Arial" w:cs="Arial" w:eastAsia="Arial" w:hAnsi="Arial"/>
+                <w:sz w:val="18"/>
+                <w:szCs w:val="18"/>
+              </w:rPr>
+              <w:t xml:space="preserve">Phase 2. Depends on post-filing outcome data (6–12 month lag).</w:t>
+            </w:r>
+          </w:p>
+        </w:tc>
+      </w:tr>
+    </w:tbl>
+    <w:p>
+      <w:pPr>
+        <w:pStyle w:val="Heading3"/>
+        <w:spacing w:after="120" w:before="240"/>
+      </w:pPr>
+      <w:r>
+        <w:rPr>
+          <w:rFonts w:ascii="Arial" w:cs="Arial" w:eastAsia="Arial" w:hAnsi="Arial"/>
+          <w:b/>
+          <w:bCs/>
+          <w:sz w:val="22"/>
+          <w:szCs w:val="22"/>
+        </w:rPr>
+        <w:t xml:space="preserve">Production table stakes (required before pilot):</w:t>
+      </w:r>
+    </w:p>
+    <w:tbl>
+      <w:tblPr>
+        <w:tblW w:type="dxa" w:w="9360"/>
+        <w:tblBorders>
+          <w:top w:val="single" w:color="auto" w:sz="4"/>
+          <w:left w:val="single" w:color="auto" w:sz="4"/>
+          <w:bottom w:val="single" w:color="auto" w:sz="4"/>
+          <w:right w:val="single" w:color="auto" w:sz="4"/>
+          <w:insideH w:val="single" w:color="auto" w:sz="4"/>
+          <w:insideV w:val="single" w:color="auto" w:sz="4"/>
+        </w:tblBorders>
+      </w:tblPr>
+      <w:tblGrid>
+        <w:gridCol w:w="5360"/>
+        <w:gridCol w:w="1500"/>
+        <w:gridCol w:w="2500"/>
+      </w:tblGrid>
+      <w:tr>
+        <w:tc>
+          <w:tcPr>
+            <w:tcW w:type="dxa" w:w="5360"/>
+            <w:tcBorders>
+              <w:top w:val="single" w:color="CCCCCC" w:sz="1"/>
+              <w:left w:val="single" w:color="CCCCCC" w:sz="1"/>
+              <w:bottom w:val="single" w:color="CCCCCC" w:sz="1"/>
+              <w:right w:val="single" w:color="CCCCCC" w:sz="1"/>
+            </w:tcBorders>
+            <w:shd w:fill="1B2A4A" w:val="clear"/>
+            <w:tcMar>
+              <w:top w:type="dxa" w:w="60"/>
+              <w:left w:type="dxa" w:w="100"/>
+              <w:bottom w:type="dxa" w:w="60"/>
+              <w:right w:type="dxa" w:w="100"/>
+            </w:tcMar>
+          </w:tcPr>
+          <w:p>
+            <w:r>
+              <w:rPr>
+                <w:rFonts w:ascii="Arial" w:cs="Arial" w:eastAsia="Arial" w:hAnsi="Arial"/>
+                <w:b/>
+                <w:bCs/>
+                <w:color w:val="FFFFFF"/>
+                <w:sz w:val="18"/>
+                <w:szCs w:val="18"/>
+              </w:rPr>
+              <w:t xml:space="preserve">Requirement</w:t>
+            </w:r>
+          </w:p>
+        </w:tc>
+        <w:tc>
+          <w:tcPr>
+            <w:tcW w:type="dxa" w:w="1500"/>
+            <w:tcBorders>
+              <w:top w:val="single" w:color="CCCCCC" w:sz="1"/>
+              <w:left w:val="single" w:color="CCCCCC" w:sz="1"/>
+              <w:bottom w:val="single" w:color="CCCCCC" w:sz="1"/>
+              <w:right w:val="single" w:color="CCCCCC" w:sz="1"/>
+            </w:tcBorders>
+            <w:shd w:fill="1B2A4A" w:val="clear"/>
+            <w:tcMar>
+              <w:top w:type="dxa" w:w="60"/>
+              <w:left w:type="dxa" w:w="100"/>
+              <w:bottom w:type="dxa" w:w="60"/>
+              <w:right w:type="dxa" w:w="100"/>
+            </w:tcMar>
+          </w:tcPr>
+          <w:p>
+            <w:r>
+              <w:rPr>
+                <w:rFonts w:ascii="Arial" w:cs="Arial" w:eastAsia="Arial" w:hAnsi="Arial"/>
+                <w:b/>
+                <w:bCs/>
+                <w:color w:val="FFFFFF"/>
+                <w:sz w:val="18"/>
+                <w:szCs w:val="18"/>
+              </w:rPr>
+              <w:t xml:space="preserve">Effort</w:t>
+            </w:r>
+          </w:p>
+        </w:tc>
+        <w:tc>
+          <w:tcPr>
+            <w:tcW w:type="dxa" w:w="2500"/>
+            <w:tcBorders>
+              <w:top w:val="single" w:color="CCCCCC" w:sz="1"/>
+              <w:left w:val="single" w:color="CCCCCC" w:sz="1"/>
+              <w:bottom w:val="single" w:color="CCCCCC" w:sz="1"/>
+              <w:right w:val="single" w:color="CCCCCC" w:sz="1"/>
+            </w:tcBorders>
+            <w:shd w:fill="1B2A4A" w:val="clear"/>
+            <w:tcMar>
+              <w:top w:type="dxa" w:w="60"/>
+              <w:left w:type="dxa" w:w="100"/>
+              <w:bottom w:type="dxa" w:w="60"/>
+              <w:right w:type="dxa" w:w="100"/>
+            </w:tcMar>
+          </w:tcPr>
+          <w:p>
+            <w:r>
+              <w:rPr>
+                <w:rFonts w:ascii="Arial" w:cs="Arial" w:eastAsia="Arial" w:hAnsi="Arial"/>
+                <w:b/>
+                <w:bCs/>
+                <w:color w:val="FFFFFF"/>
+                <w:sz w:val="18"/>
+                <w:szCs w:val="18"/>
+              </w:rPr>
+              <w:t xml:space="preserve">When</w:t>
+            </w:r>
+          </w:p>
+        </w:tc>
+      </w:tr>
+      <w:tr>
+        <w:tc>
+          <w:tcPr>
+            <w:tcW w:type="dxa" w:w="5360"/>
+            <w:tcBorders>
+              <w:top w:val="single" w:color="CCCCCC" w:sz="1"/>
+              <w:left w:val="single" w:color="CCCCCC" w:sz="1"/>
+              <w:bottom w:val="single" w:color="CCCCCC" w:sz="1"/>
+              <w:right w:val="single" w:color="CCCCCC" w:sz="1"/>
+            </w:tcBorders>
+            <w:tcMar>
+              <w:top w:type="dxa" w:w="60"/>
+              <w:left w:type="dxa" w:w="100"/>
+              <w:bottom w:type="dxa" w:w="60"/>
+              <w:right w:type="dxa" w:w="100"/>
+            </w:tcMar>
+          </w:tcPr>
+          <w:p>
+            <w:r>
+              <w:rPr>
+                <w:rFonts w:ascii="Arial" w:cs="Arial" w:eastAsia="Arial" w:hAnsi="Arial"/>
+                <w:sz w:val="18"/>
+                <w:szCs w:val="18"/>
+              </w:rPr>
+              <w:t xml:space="preserve">Real authentication (SSO via Intuit Identity)</w:t>
+            </w:r>
+          </w:p>
+        </w:tc>
+        <w:tc>
+          <w:tcPr>
+            <w:tcW w:type="dxa" w:w="1500"/>
+            <w:tcBorders>
+              <w:top w:val="single" w:color="CCCCCC" w:sz="1"/>
+              <w:left w:val="single" w:color="CCCCCC" w:sz="1"/>
+              <w:bottom w:val="single" w:color="CCCCCC" w:sz="1"/>
+              <w:right w:val="single" w:color="CCCCCC" w:sz="1"/>
+            </w:tcBorders>
+            <w:tcMar>
+              <w:top w:type="dxa" w:w="60"/>
+              <w:left w:type="dxa" w:w="100"/>
+              <w:bottom w:type="dxa" w:w="60"/>
+              <w:right w:type="dxa" w:w="100"/>
+            </w:tcMar>
+          </w:tcPr>
+          <w:p>
+            <w:r>
+              <w:rPr>
+                <w:rFonts w:ascii="Arial" w:cs="Arial" w:eastAsia="Arial" w:hAnsi="Arial"/>
+                <w:sz w:val="18"/>
+                <w:szCs w:val="18"/>
+              </w:rPr>
+              <w:t xml:space="preserve">S</w:t>
+            </w:r>
+          </w:p>
+        </w:tc>
+        <w:tc>
+          <w:tcPr>
+            <w:tcW w:type="dxa" w:w="2500"/>
+            <w:tcBorders>
+              <w:top w:val="single" w:color="CCCCCC" w:sz="1"/>
+              <w:left w:val="single" w:color="CCCCCC" w:sz="1"/>
+              <w:bottom w:val="single" w:color="CCCCCC" w:sz="1"/>
+              <w:right w:val="single" w:color="CCCCCC" w:sz="1"/>
+            </w:tcBorders>
+            <w:tcMar>
+              <w:top w:type="dxa" w:w="60"/>
+              <w:left w:type="dxa" w:w="100"/>
+              <w:bottom w:type="dxa" w:w="60"/>
+              <w:right w:type="dxa" w:w="100"/>
+            </w:tcMar>
+          </w:tcPr>
+          <w:p>
+            <w:r>
+              <w:rPr>
+                <w:rFonts w:ascii="Arial" w:cs="Arial" w:eastAsia="Arial" w:hAnsi="Arial"/>
+                <w:sz w:val="18"/>
+                <w:szCs w:val="18"/>
+              </w:rPr>
+              <w:t xml:space="preserve">Pre-pilot</w:t>
+            </w:r>
+          </w:p>
+        </w:tc>
+      </w:tr>
+      <w:tr>
+        <w:tc>
+          <w:tcPr>
+            <w:tcW w:type="dxa" w:w="5360"/>
+            <w:tcBorders>
+              <w:top w:val="single" w:color="CCCCCC" w:sz="1"/>
+              <w:left w:val="single" w:color="CCCCCC" w:sz="1"/>
+              <w:bottom w:val="single" w:color="CCCCCC" w:sz="1"/>
+              <w:right w:val="single" w:color="CCCCCC" w:sz="1"/>
+            </w:tcBorders>
+            <w:tcMar>
+              <w:top w:type="dxa" w:w="60"/>
+              <w:left w:type="dxa" w:w="100"/>
+              <w:bottom w:type="dxa" w:w="60"/>
+              <w:right w:type="dxa" w:w="100"/>
+            </w:tcMar>
+          </w:tcPr>
+          <w:p>
+            <w:r>
+              <w:rPr>
+                <w:rFonts w:ascii="Arial" w:cs="Arial" w:eastAsia="Arial" w:hAnsi="Arial"/>
+                <w:sz w:val="18"/>
+                <w:szCs w:val="18"/>
+              </w:rPr>
+              <w:t xml:space="preserve">Real OCR / document ingestion</w:t>
+            </w:r>
+          </w:p>
+        </w:tc>
+        <w:tc>
+          <w:tcPr>
+            <w:tcW w:type="dxa" w:w="1500"/>
+            <w:tcBorders>
+              <w:top w:val="single" w:color="CCCCCC" w:sz="1"/>
+              <w:left w:val="single" w:color="CCCCCC" w:sz="1"/>
+              <w:bottom w:val="single" w:color="CCCCCC" w:sz="1"/>
+              <w:right w:val="single" w:color="CCCCCC" w:sz="1"/>
+            </w:tcBorders>
+            <w:tcMar>
+              <w:top w:type="dxa" w:w="60"/>
+              <w:left w:type="dxa" w:w="100"/>
+              <w:bottom w:type="dxa" w:w="60"/>
+              <w:right w:type="dxa" w:w="100"/>
+            </w:tcMar>
+          </w:tcPr>
+          <w:p>
+            <w:r>
+              <w:rPr>
+                <w:rFonts w:ascii="Arial" w:cs="Arial" w:eastAsia="Arial" w:hAnsi="Arial"/>
+                <w:sz w:val="18"/>
+                <w:szCs w:val="18"/>
+              </w:rPr>
+              <w:t xml:space="preserve">M</w:t>
+            </w:r>
+          </w:p>
+        </w:tc>
+        <w:tc>
+          <w:tcPr>
+            <w:tcW w:type="dxa" w:w="2500"/>
+            <w:tcBorders>
+              <w:top w:val="single" w:color="CCCCCC" w:sz="1"/>
+              <w:left w:val="single" w:color="CCCCCC" w:sz="1"/>
+              <w:bottom w:val="single" w:color="CCCCCC" w:sz="1"/>
+              <w:right w:val="single" w:color="CCCCCC" w:sz="1"/>
+            </w:tcBorders>
+            <w:tcMar>
+              <w:top w:type="dxa" w:w="60"/>
+              <w:left w:type="dxa" w:w="100"/>
+              <w:bottom w:type="dxa" w:w="60"/>
+              <w:right w:type="dxa" w:w="100"/>
+            </w:tcMar>
+          </w:tcPr>
+          <w:p>
+            <w:r>
+              <w:rPr>
+                <w:rFonts w:ascii="Arial" w:cs="Arial" w:eastAsia="Arial" w:hAnsi="Arial"/>
+                <w:sz w:val="18"/>
+                <w:szCs w:val="18"/>
+              </w:rPr>
+              <w:t xml:space="preserve">Pre-pilot (existing Intuit OCR pipeline)</w:t>
+            </w:r>
+          </w:p>
+        </w:tc>
+      </w:tr>
+      <w:tr>
+        <w:tc>
+          <w:tcPr>
+            <w:tcW w:type="dxa" w:w="5360"/>
+            <w:tcBorders>
+              <w:top w:val="single" w:color="CCCCCC" w:sz="1"/>
+              <w:left w:val="single" w:color="CCCCCC" w:sz="1"/>
+              <w:bottom w:val="single" w:color="CCCCCC" w:sz="1"/>
+              <w:right w:val="single" w:color="CCCCCC" w:sz="1"/>
+            </w:tcBorders>
+            <w:tcMar>
+              <w:top w:type="dxa" w:w="60"/>
+              <w:left w:type="dxa" w:w="100"/>
+              <w:bottom w:type="dxa" w:w="60"/>
+              <w:right w:type="dxa" w:w="100"/>
+            </w:tcMar>
+          </w:tcPr>
+          <w:p>
+            <w:r>
+              <w:rPr>
+                <w:rFonts w:ascii="Arial" w:cs="Arial" w:eastAsia="Arial" w:hAnsi="Arial"/>
+                <w:sz w:val="18"/>
+                <w:szCs w:val="18"/>
+              </w:rPr>
+              <w:t xml:space="preserve">Billing integration</w:t>
+            </w:r>
+          </w:p>
+        </w:tc>
+        <w:tc>
+          <w:tcPr>
+            <w:tcW w:type="dxa" w:w="1500"/>
+            <w:tcBorders>
+              <w:top w:val="single" w:color="CCCCCC" w:sz="1"/>
+              <w:left w:val="single" w:color="CCCCCC" w:sz="1"/>
+              <w:bottom w:val="single" w:color="CCCCCC" w:sz="1"/>
+              <w:right w:val="single" w:color="CCCCCC" w:sz="1"/>
+            </w:tcBorders>
+            <w:tcMar>
+              <w:top w:type="dxa" w:w="60"/>
+              <w:left w:type="dxa" w:w="100"/>
+              <w:bottom w:type="dxa" w:w="60"/>
+              <w:right w:type="dxa" w:w="100"/>
+            </w:tcMar>
+          </w:tcPr>
+          <w:p>
+            <w:r>
+              <w:rPr>
+                <w:rFonts w:ascii="Arial" w:cs="Arial" w:eastAsia="Arial" w:hAnsi="Arial"/>
+                <w:sz w:val="18"/>
+                <w:szCs w:val="18"/>
+              </w:rPr>
+              <w:t xml:space="preserve">S</w:t>
+            </w:r>
+          </w:p>
+        </w:tc>
+        <w:tc>
+          <w:tcPr>
+            <w:tcW w:type="dxa" w:w="2500"/>
+            <w:tcBorders>
+              <w:top w:val="single" w:color="CCCCCC" w:sz="1"/>
+              <w:left w:val="single" w:color="CCCCCC" w:sz="1"/>
+              <w:bottom w:val="single" w:color="CCCCCC" w:sz="1"/>
+              <w:right w:val="single" w:color="CCCCCC" w:sz="1"/>
+            </w:tcBorders>
+            <w:tcMar>
+              <w:top w:type="dxa" w:w="60"/>
+              <w:left w:type="dxa" w:w="100"/>
+              <w:bottom w:type="dxa" w:w="60"/>
+              <w:right w:type="dxa" w:w="100"/>
+            </w:tcMar>
+          </w:tcPr>
+          <w:p>
+            <w:r>
+              <w:rPr>
+                <w:rFonts w:ascii="Arial" w:cs="Arial" w:eastAsia="Arial" w:hAnsi="Arial"/>
+                <w:sz w:val="18"/>
+                <w:szCs w:val="18"/>
+              </w:rPr>
+              <w:t xml:space="preserve">Pre-GA</w:t>
+            </w:r>
+          </w:p>
+        </w:tc>
+      </w:tr>
+      <w:tr>
+        <w:tc>
+          <w:tcPr>
+            <w:tcW w:type="dxa" w:w="5360"/>
+            <w:tcBorders>
+              <w:top w:val="single" w:color="CCCCCC" w:sz="1"/>
+              <w:left w:val="single" w:color="CCCCCC" w:sz="1"/>
+              <w:bottom w:val="single" w:color="CCCCCC" w:sz="1"/>
+              <w:right w:val="single" w:color="CCCCCC" w:sz="1"/>
+            </w:tcBorders>
+            <w:tcMar>
+              <w:top w:type="dxa" w:w="60"/>
+              <w:left w:type="dxa" w:w="100"/>
+              <w:bottom w:type="dxa" w:w="60"/>
+              <w:right w:type="dxa" w:w="100"/>
+            </w:tcMar>
+          </w:tcPr>
+          <w:p>
+            <w:r>
+              <w:rPr>
+                <w:rFonts w:ascii="Arial" w:cs="Arial" w:eastAsia="Arial" w:hAnsi="Arial"/>
+                <w:sz w:val="18"/>
+                <w:szCs w:val="18"/>
+              </w:rPr>
+              <w:t xml:space="preserve">HIPAA / SOX compliance review</w:t>
+            </w:r>
+          </w:p>
+        </w:tc>
+        <w:tc>
+          <w:tcPr>
+            <w:tcW w:type="dxa" w:w="1500"/>
+            <w:tcBorders>
+              <w:top w:val="single" w:color="CCCCCC" w:sz="1"/>
+              <w:left w:val="single" w:color="CCCCCC" w:sz="1"/>
+              <w:bottom w:val="single" w:color="CCCCCC" w:sz="1"/>
+              <w:right w:val="single" w:color="CCCCCC" w:sz="1"/>
+            </w:tcBorders>
+            <w:tcMar>
+              <w:top w:type="dxa" w:w="60"/>
+              <w:left w:type="dxa" w:w="100"/>
+              <w:bottom w:type="dxa" w:w="60"/>
+              <w:right w:type="dxa" w:w="100"/>
+            </w:tcMar>
+          </w:tcPr>
+          <w:p>
+            <w:r>
+              <w:rPr>
+                <w:rFonts w:ascii="Arial" w:cs="Arial" w:eastAsia="Arial" w:hAnsi="Arial"/>
+                <w:sz w:val="18"/>
+                <w:szCs w:val="18"/>
+              </w:rPr>
+              <w:t xml:space="preserve">M</w:t>
+            </w:r>
+          </w:p>
+        </w:tc>
+        <w:tc>
+          <w:tcPr>
+            <w:tcW w:type="dxa" w:w="2500"/>
+            <w:tcBorders>
+              <w:top w:val="single" w:color="CCCCCC" w:sz="1"/>
+              <w:left w:val="single" w:color="CCCCCC" w:sz="1"/>
+              <w:bottom w:val="single" w:color="CCCCCC" w:sz="1"/>
+              <w:right w:val="single" w:color="CCCCCC" w:sz="1"/>
+            </w:tcBorders>
+            <w:tcMar>
+              <w:top w:type="dxa" w:w="60"/>
+              <w:left w:type="dxa" w:w="100"/>
+              <w:bottom w:type="dxa" w:w="60"/>
+              <w:right w:type="dxa" w:w="100"/>
+            </w:tcMar>
+          </w:tcPr>
+          <w:p>
+            <w:r>
+              <w:rPr>
+                <w:rFonts w:ascii="Arial" w:cs="Arial" w:eastAsia="Arial" w:hAnsi="Arial"/>
+                <w:sz w:val="18"/>
+                <w:szCs w:val="18"/>
+              </w:rPr>
+              <w:t xml:space="preserve">Pre-pilot</w:t>
+            </w:r>
+          </w:p>
+        </w:tc>
+      </w:tr>
+      <w:tr>
+        <w:tc>
+          <w:tcPr>
+            <w:tcW w:type="dxa" w:w="5360"/>
+            <w:tcBorders>
+              <w:top w:val="single" w:color="CCCCCC" w:sz="1"/>
+              <w:left w:val="single" w:color="CCCCCC" w:sz="1"/>
+              <w:bottom w:val="single" w:color="CCCCCC" w:sz="1"/>
+              <w:right w:val="single" w:color="CCCCCC" w:sz="1"/>
+            </w:tcBorders>
+            <w:tcMar>
+              <w:top w:type="dxa" w:w="60"/>
+              <w:left w:type="dxa" w:w="100"/>
+              <w:bottom w:type="dxa" w:w="60"/>
+              <w:right w:type="dxa" w:w="100"/>
+            </w:tcMar>
+          </w:tcPr>
+          <w:p>
+            <w:r>
+              <w:rPr>
+                <w:rFonts w:ascii="Arial" w:cs="Arial" w:eastAsia="Arial" w:hAnsi="Arial"/>
+                <w:sz w:val="18"/>
+                <w:szCs w:val="18"/>
+              </w:rPr>
+              <w:t xml:space="preserve">Load testing at 1,000+ concurrent experts</w:t>
+            </w:r>
+          </w:p>
+        </w:tc>
+        <w:tc>
+          <w:tcPr>
+            <w:tcW w:type="dxa" w:w="1500"/>
+            <w:tcBorders>
+              <w:top w:val="single" w:color="CCCCCC" w:sz="1"/>
+              <w:left w:val="single" w:color="CCCCCC" w:sz="1"/>
+              <w:bottom w:val="single" w:color="CCCCCC" w:sz="1"/>
+              <w:right w:val="single" w:color="CCCCCC" w:sz="1"/>
+            </w:tcBorders>
+            <w:tcMar>
+              <w:top w:type="dxa" w:w="60"/>
+              <w:left w:type="dxa" w:w="100"/>
+              <w:bottom w:type="dxa" w:w="60"/>
+              <w:right w:type="dxa" w:w="100"/>
+            </w:tcMar>
+          </w:tcPr>
+          <w:p>
+            <w:r>
+              <w:rPr>
+                <w:rFonts w:ascii="Arial" w:cs="Arial" w:eastAsia="Arial" w:hAnsi="Arial"/>
+                <w:sz w:val="18"/>
+                <w:szCs w:val="18"/>
+              </w:rPr>
+              <w:t xml:space="preserve">S</w:t>
+            </w:r>
+          </w:p>
+        </w:tc>
+        <w:tc>
+          <w:tcPr>
+            <w:tcW w:type="dxa" w:w="2500"/>
+            <w:tcBorders>
+              <w:top w:val="single" w:color="CCCCCC" w:sz="1"/>
+              <w:left w:val="single" w:color="CCCCCC" w:sz="1"/>
+              <w:bottom w:val="single" w:color="CCCCCC" w:sz="1"/>
+              <w:right w:val="single" w:color="CCCCCC" w:sz="1"/>
+            </w:tcBorders>
+            <w:tcMar>
+              <w:top w:type="dxa" w:w="60"/>
+              <w:left w:type="dxa" w:w="100"/>
+              <w:bottom w:type="dxa" w:w="60"/>
+              <w:right w:type="dxa" w:w="100"/>
+            </w:tcMar>
+          </w:tcPr>
+          <w:p>
+            <w:r>
+              <w:rPr>
+                <w:rFonts w:ascii="Arial" w:cs="Arial" w:eastAsia="Arial" w:hAnsi="Arial"/>
+                <w:sz w:val="18"/>
+                <w:szCs w:val="18"/>
+              </w:rPr>
+              <w:t xml:space="preserve">Pre-GA</w:t>
+            </w:r>
+          </w:p>
+        </w:tc>
+      </w:tr>
+    </w:tbl>
+    <w:p>
+      <w:r>
+        <w:br w:type="page"/>
       </w:r>
     </w:p>
     <w:p>
       <w:pPr>
-        <w:pStyle w:val="ListParagraph"/>
-        <w:numPr>
-          <w:ilvl w:val="0"/>
-          <w:numId w:val="2"/>
-        </w:numPr>
-        <w:spacing w:after="60"/>
+        <w:pStyle w:val="Heading1"/>
+        <w:spacing w:after="120" w:before="240"/>
       </w:pPr>
       <w:r>
         <w:rPr>
           <w:rFonts w:ascii="Arial" w:cs="Arial" w:eastAsia="Arial" w:hAnsi="Arial"/>
-          <w:sz w:val="22"/>
-          <w:szCs w:val="22"/>
+          <w:b/>
+          <w:bCs/>
+          <w:sz w:val="32"/>
+          <w:szCs w:val="32"/>
         </w:rPr>
-        <w:t xml:space="preserve">Customer goal capture. A short intake flow where Olivia states three goals in priority order.</w:t>
-      </w:r>
-    </w:p>
-    <w:p>
-      <w:pPr>
-        <w:pStyle w:val="ListParagraph"/>
-        <w:numPr>
-          <w:ilvl w:val="0"/>
-          <w:numId w:val="2"/>
-        </w:numPr>
-        <w:spacing w:after="60"/>
-      </w:pPr>
-      <w:r>
-        <w:rPr>
-          <w:rFonts w:ascii="Arial" w:cs="Arial" w:eastAsia="Arial" w:hAnsi="Arial"/>
-          <w:sz w:val="22"/>
-          <w:szCs w:val="22"/>
-        </w:rPr>
-        <w:t xml:space="preserve">Goal dashboard on the workbench. A panel that tracks each goal in real time, with a goal fit score per recommendation.</w:t>
-      </w:r>
-    </w:p>
-    <w:p>
-      <w:pPr>
-        <w:pStyle w:val="ListParagraph"/>
-        <w:numPr>
-          <w:ilvl w:val="0"/>
-          <w:numId w:val="2"/>
-        </w:numPr>
-        <w:spacing w:after="60"/>
-      </w:pPr>
-      <w:r>
-        <w:rPr>
-          <w:rFonts w:ascii="Arial" w:cs="Arial" w:eastAsia="Arial" w:hAnsi="Arial"/>
-          <w:sz w:val="22"/>
-          <w:szCs w:val="22"/>
-        </w:rPr>
-        <w:t xml:space="preserve">Ranked recommendation list tied to goals. Each recommendation has dollar impact, confidence, goal fit, evidence (IRC citation), audit risk delta, and a “why this matters for the stated goal” line.</w:t>
-      </w:r>
-    </w:p>
-    <w:p>
-      <w:pPr>
-        <w:pStyle w:val="ListParagraph"/>
-        <w:numPr>
-          <w:ilvl w:val="0"/>
-          <w:numId w:val="2"/>
-        </w:numPr>
-        <w:spacing w:after="60"/>
-      </w:pPr>
-      <w:r>
-        <w:rPr>
-          <w:rFonts w:ascii="Arial" w:cs="Arial" w:eastAsia="Arial" w:hAnsi="Arial"/>
-          <w:sz w:val="22"/>
-          <w:szCs w:val="22"/>
-        </w:rPr>
-        <w:t xml:space="preserve">Routing rationale chip. “Routed to you: 5+ years RSU specialty, multi state IL+CA, prior year preparer for this customer. Complexity 8/10.”</w:t>
-      </w:r>
-    </w:p>
-    <w:p>
-      <w:pPr>
-        <w:pStyle w:val="ListParagraph"/>
-        <w:numPr>
-          <w:ilvl w:val="0"/>
-          <w:numId w:val="2"/>
-        </w:numPr>
-        <w:spacing w:after="60"/>
-      </w:pPr>
-      <w:r>
-        <w:rPr>
-          <w:rFonts w:ascii="Arial" w:cs="Arial" w:eastAsia="Arial" w:hAnsi="Arial"/>
-          <w:sz w:val="22"/>
-          <w:szCs w:val="22"/>
-        </w:rPr>
-        <w:t xml:space="preserve">Pre populated return surface with confidence scores per line and click through provenance.</w:t>
-      </w:r>
-    </w:p>
-    <w:p>
-      <w:pPr>
-        <w:pStyle w:val="ListParagraph"/>
-        <w:numPr>
-          <w:ilvl w:val="0"/>
-          <w:numId w:val="2"/>
-        </w:numPr>
-        <w:spacing w:after="60"/>
-      </w:pPr>
-      <w:r>
-        <w:rPr>
-          <w:rFonts w:ascii="Arial" w:cs="Arial" w:eastAsia="Arial" w:hAnsi="Arial"/>
-          <w:sz w:val="22"/>
-          <w:szCs w:val="22"/>
-        </w:rPr>
-        <w:t xml:space="preserve">Live quality co pilot flagging an inconsistency as the expert edits.</w:t>
-      </w:r>
-    </w:p>
-    <w:p>
-      <w:pPr>
-        <w:pStyle w:val="ListParagraph"/>
-        <w:numPr>
-          <w:ilvl w:val="0"/>
-          <w:numId w:val="2"/>
-        </w:numPr>
-        <w:spacing w:after="60"/>
-      </w:pPr>
-      <w:r>
-        <w:rPr>
-          <w:rFonts w:ascii="Arial" w:cs="Arial" w:eastAsia="Arial" w:hAnsi="Arial"/>
-          <w:sz w:val="22"/>
-          <w:szCs w:val="22"/>
-        </w:rPr>
-        <w:t xml:space="preserve">AI suggested question list ranked by goal fit.</w:t>
-      </w:r>
-    </w:p>
-    <w:p>
-      <w:pPr>
-        <w:pStyle w:val="ListParagraph"/>
-        <w:numPr>
-          <w:ilvl w:val="0"/>
-          <w:numId w:val="2"/>
-        </w:numPr>
-        <w:spacing w:after="60"/>
-      </w:pPr>
-      <w:r>
-        <w:rPr>
-          <w:rFonts w:ascii="Arial" w:cs="Arial" w:eastAsia="Arial" w:hAnsi="Arial"/>
-          <w:sz w:val="22"/>
-          <w:szCs w:val="22"/>
-        </w:rPr>
-        <w:t xml:space="preserve">“What AI saw” panel showing the redacted prompt that produced each recommendation.</w:t>
-      </w:r>
-    </w:p>
-    <w:p>
-      <w:pPr>
-        <w:pStyle w:val="ListParagraph"/>
-        <w:numPr>
-          <w:ilvl w:val="0"/>
-          <w:numId w:val="2"/>
-        </w:numPr>
-        <w:spacing w:after="60"/>
-      </w:pPr>
-      <w:r>
-        <w:rPr>
-          <w:rFonts w:ascii="Arial" w:cs="Arial" w:eastAsia="Arial" w:hAnsi="Arial"/>
-          <w:sz w:val="22"/>
-          <w:szCs w:val="22"/>
-        </w:rPr>
-        <w:t xml:space="preserve">Audit trail timeline of every AI suggestion and expert action, queryable.</w:t>
-      </w:r>
-    </w:p>
-    <w:p>
-      <w:pPr>
-        <w:pStyle w:val="ListParagraph"/>
-        <w:numPr>
-          <w:ilvl w:val="0"/>
-          <w:numId w:val="2"/>
-        </w:numPr>
-        <w:spacing w:after="60"/>
-      </w:pPr>
-      <w:r>
-        <w:rPr>
-          <w:rFonts w:ascii="Arial" w:cs="Arial" w:eastAsia="Arial" w:hAnsi="Arial"/>
-          <w:sz w:val="22"/>
-          <w:szCs w:val="22"/>
-        </w:rPr>
-        <w:t xml:space="preserve">Expert minutes counter ticking against the legacy and TY2025 baselines.</w:t>
+        <w:t xml:space="preserve">9. Success Metrics</w:t>
       </w:r>
     </w:p>
     <w:p>
@@ -5240,7 +8577,7 @@
           <w:sz w:val="22"/>
           <w:szCs w:val="22"/>
         </w:rPr>
-        <w:t xml:space="preserve">Tech stack:</w:t>
+        <w:t xml:space="preserve">Prototype validation metrics</w:t>
       </w:r>
     </w:p>
     <w:tbl>
@@ -5256,14 +8593,14 @@
         </w:tblBorders>
       </w:tblPr>
       <w:tblGrid>
-        <w:gridCol w:w="1600"/>
-        <w:gridCol w:w="3800"/>
-        <w:gridCol w:w="3960"/>
+        <w:gridCol w:w="3500"/>
+        <w:gridCol w:w="3430"/>
+        <w:gridCol w:w="2430"/>
       </w:tblGrid>
       <w:tr>
         <w:tc>
           <w:tcPr>
-            <w:tcW w:type="dxa" w:w="1600"/>
+            <w:tcW w:type="dxa" w:w="3500"/>
             <w:tcBorders>
               <w:top w:val="single" w:color="CCCCCC" w:sz="1"/>
               <w:left w:val="single" w:color="CCCCCC" w:sz="1"/>
@@ -5288,13 +8625,13 @@
                 <w:sz w:val="18"/>
                 <w:szCs w:val="18"/>
               </w:rPr>
-              <w:t xml:space="preserve">Layer</w:t>
-            </w:r>
-          </w:p>
-        </w:tc>
-        <w:tc>
-          <w:tcPr>
-            <w:tcW w:type="dxa" w:w="3800"/>
+              <w:t xml:space="preserve">Metric</w:t>
+            </w:r>
+          </w:p>
+        </w:tc>
+        <w:tc>
+          <w:tcPr>
+            <w:tcW w:type="dxa" w:w="3430"/>
             <w:tcBorders>
               <w:top w:val="single" w:color="CCCCCC" w:sz="1"/>
               <w:left w:val="single" w:color="CCCCCC" w:sz="1"/>
@@ -5319,13 +8656,13 @@
                 <w:sz w:val="18"/>
                 <w:szCs w:val="18"/>
               </w:rPr>
-              <w:t xml:space="preserve">Choice</w:t>
-            </w:r>
-          </w:p>
-        </w:tc>
-        <w:tc>
-          <w:tcPr>
-            <w:tcW w:type="dxa" w:w="3960"/>
+              <w:t xml:space="preserve">Target</w:t>
+            </w:r>
+          </w:p>
+        </w:tc>
+        <w:tc>
+          <w:tcPr>
+            <w:tcW w:type="dxa" w:w="2430"/>
             <w:tcBorders>
               <w:top w:val="single" w:color="CCCCCC" w:sz="1"/>
               <w:left w:val="single" w:color="CCCCCC" w:sz="1"/>
@@ -5350,7 +8687,7 @@
                 <w:sz w:val="18"/>
                 <w:szCs w:val="18"/>
               </w:rPr>
-              <w:t xml:space="preserve">Scalability</w:t>
+              <w:t xml:space="preserve">Status</w:t>
             </w:r>
           </w:p>
         </w:tc>
@@ -5358,82 +8695,82 @@
       <w:tr>
         <w:tc>
           <w:tcPr>
-            <w:tcW w:type="dxa" w:w="1600"/>
-            <w:tcBorders>
-              <w:top w:val="single" w:color="CCCCCC" w:sz="1"/>
-              <w:left w:val="single" w:color="CCCCCC" w:sz="1"/>
-              <w:bottom w:val="single" w:color="CCCCCC" w:sz="1"/>
-              <w:right w:val="single" w:color="CCCCCC" w:sz="1"/>
-            </w:tcBorders>
-            <w:tcMar>
-              <w:top w:type="dxa" w:w="60"/>
-              <w:left w:type="dxa" w:w="100"/>
-              <w:bottom w:type="dxa" w:w="60"/>
-              <w:right w:type="dxa" w:w="100"/>
-            </w:tcMar>
-          </w:tcPr>
-          <w:p>
-            <w:r>
-              <w:rPr>
-                <w:rFonts w:ascii="Arial" w:cs="Arial" w:eastAsia="Arial" w:hAnsi="Arial"/>
-                <w:sz w:val="18"/>
-                <w:szCs w:val="18"/>
-              </w:rPr>
-              <w:t xml:space="preserve">Framework</w:t>
-            </w:r>
-          </w:p>
-        </w:tc>
-        <w:tc>
-          <w:tcPr>
-            <w:tcW w:type="dxa" w:w="3800"/>
-            <w:tcBorders>
-              <w:top w:val="single" w:color="CCCCCC" w:sz="1"/>
-              <w:left w:val="single" w:color="CCCCCC" w:sz="1"/>
-              <w:bottom w:val="single" w:color="CCCCCC" w:sz="1"/>
-              <w:right w:val="single" w:color="CCCCCC" w:sz="1"/>
-            </w:tcBorders>
-            <w:tcMar>
-              <w:top w:type="dxa" w:w="60"/>
-              <w:left w:type="dxa" w:w="100"/>
-              <w:bottom w:type="dxa" w:w="60"/>
-              <w:right w:type="dxa" w:w="100"/>
-            </w:tcMar>
-          </w:tcPr>
-          <w:p>
-            <w:r>
-              <w:rPr>
-                <w:rFonts w:ascii="Arial" w:cs="Arial" w:eastAsia="Arial" w:hAnsi="Arial"/>
-                <w:sz w:val="18"/>
-                <w:szCs w:val="18"/>
-              </w:rPr>
-              <w:t xml:space="preserve">Next.js 16 (App Router) + React 19</w:t>
-            </w:r>
-          </w:p>
-        </w:tc>
-        <w:tc>
-          <w:tcPr>
-            <w:tcW w:type="dxa" w:w="3960"/>
-            <w:tcBorders>
-              <w:top w:val="single" w:color="CCCCCC" w:sz="1"/>
-              <w:left w:val="single" w:color="CCCCCC" w:sz="1"/>
-              <w:bottom w:val="single" w:color="CCCCCC" w:sz="1"/>
-              <w:right w:val="single" w:color="CCCCCC" w:sz="1"/>
-            </w:tcBorders>
-            <w:tcMar>
-              <w:top w:type="dxa" w:w="60"/>
-              <w:left w:type="dxa" w:w="100"/>
-              <w:bottom w:type="dxa" w:w="60"/>
-              <w:right w:type="dxa" w:w="100"/>
-            </w:tcMar>
-          </w:tcPr>
-          <w:p>
-            <w:r>
-              <w:rPr>
-                <w:rFonts w:ascii="Arial" w:cs="Arial" w:eastAsia="Arial" w:hAnsi="Arial"/>
-                <w:sz w:val="18"/>
-                <w:szCs w:val="18"/>
-              </w:rPr>
-              <w:t xml:space="preserve">Vercel serverless — scales to zero, auto-scales on traffic spikes</w:t>
+            <w:tcW w:type="dxa" w:w="3500"/>
+            <w:tcBorders>
+              <w:top w:val="single" w:color="CCCCCC" w:sz="1"/>
+              <w:left w:val="single" w:color="CCCCCC" w:sz="1"/>
+              <w:bottom w:val="single" w:color="CCCCCC" w:sz="1"/>
+              <w:right w:val="single" w:color="CCCCCC" w:sz="1"/>
+            </w:tcBorders>
+            <w:tcMar>
+              <w:top w:type="dxa" w:w="60"/>
+              <w:left w:type="dxa" w:w="100"/>
+              <w:bottom w:type="dxa" w:w="60"/>
+              <w:right w:type="dxa" w:w="100"/>
+            </w:tcMar>
+          </w:tcPr>
+          <w:p>
+            <w:r>
+              <w:rPr>
+                <w:rFonts w:ascii="Arial" w:cs="Arial" w:eastAsia="Arial" w:hAnsi="Arial"/>
+                <w:sz w:val="18"/>
+                <w:szCs w:val="18"/>
+              </w:rPr>
+              <w:t xml:space="preserve">Goal dashboard end to end</w:t>
+            </w:r>
+          </w:p>
+        </w:tc>
+        <w:tc>
+          <w:tcPr>
+            <w:tcW w:type="dxa" w:w="3430"/>
+            <w:tcBorders>
+              <w:top w:val="single" w:color="CCCCCC" w:sz="1"/>
+              <w:left w:val="single" w:color="CCCCCC" w:sz="1"/>
+              <w:bottom w:val="single" w:color="CCCCCC" w:sz="1"/>
+              <w:right w:val="single" w:color="CCCCCC" w:sz="1"/>
+            </w:tcBorders>
+            <w:tcMar>
+              <w:top w:type="dxa" w:w="60"/>
+              <w:left w:type="dxa" w:w="100"/>
+              <w:bottom w:type="dxa" w:w="60"/>
+              <w:right w:type="dxa" w:w="100"/>
+            </w:tcMar>
+          </w:tcPr>
+          <w:p>
+            <w:r>
+              <w:rPr>
+                <w:rFonts w:ascii="Arial" w:cs="Arial" w:eastAsia="Arial" w:hAnsi="Arial"/>
+                <w:sz w:val="18"/>
+                <w:szCs w:val="18"/>
+              </w:rPr>
+              <w:t xml:space="preserve">Every rec carries goal fit score + label</w:t>
+            </w:r>
+          </w:p>
+        </w:tc>
+        <w:tc>
+          <w:tcPr>
+            <w:tcW w:type="dxa" w:w="2430"/>
+            <w:tcBorders>
+              <w:top w:val="single" w:color="CCCCCC" w:sz="1"/>
+              <w:left w:val="single" w:color="CCCCCC" w:sz="1"/>
+              <w:bottom w:val="single" w:color="CCCCCC" w:sz="1"/>
+              <w:right w:val="single" w:color="CCCCCC" w:sz="1"/>
+            </w:tcBorders>
+            <w:tcMar>
+              <w:top w:type="dxa" w:w="60"/>
+              <w:left w:type="dxa" w:w="100"/>
+              <w:bottom w:type="dxa" w:w="60"/>
+              <w:right w:type="dxa" w:w="100"/>
+            </w:tcMar>
+          </w:tcPr>
+          <w:p>
+            <w:r>
+              <w:rPr>
+                <w:rFonts w:ascii="Arial" w:cs="Arial" w:eastAsia="Arial" w:hAnsi="Arial"/>
+                <w:sz w:val="18"/>
+                <w:szCs w:val="18"/>
+              </w:rPr>
+              <w:t xml:space="preserve">Demonstrated</w:t>
             </w:r>
           </w:p>
         </w:tc>
@@ -5441,82 +8778,82 @@
       <w:tr>
         <w:tc>
           <w:tcPr>
-            <w:tcW w:type="dxa" w:w="1600"/>
-            <w:tcBorders>
-              <w:top w:val="single" w:color="CCCCCC" w:sz="1"/>
-              <w:left w:val="single" w:color="CCCCCC" w:sz="1"/>
-              <w:bottom w:val="single" w:color="CCCCCC" w:sz="1"/>
-              <w:right w:val="single" w:color="CCCCCC" w:sz="1"/>
-            </w:tcBorders>
-            <w:tcMar>
-              <w:top w:type="dxa" w:w="60"/>
-              <w:left w:type="dxa" w:w="100"/>
-              <w:bottom w:type="dxa" w:w="60"/>
-              <w:right w:type="dxa" w:w="100"/>
-            </w:tcMar>
-          </w:tcPr>
-          <w:p>
-            <w:r>
-              <w:rPr>
-                <w:rFonts w:ascii="Arial" w:cs="Arial" w:eastAsia="Arial" w:hAnsi="Arial"/>
-                <w:sz w:val="18"/>
-                <w:szCs w:val="18"/>
-              </w:rPr>
-              <w:t xml:space="preserve">Language</w:t>
-            </w:r>
-          </w:p>
-        </w:tc>
-        <w:tc>
-          <w:tcPr>
-            <w:tcW w:type="dxa" w:w="3800"/>
-            <w:tcBorders>
-              <w:top w:val="single" w:color="CCCCCC" w:sz="1"/>
-              <w:left w:val="single" w:color="CCCCCC" w:sz="1"/>
-              <w:bottom w:val="single" w:color="CCCCCC" w:sz="1"/>
-              <w:right w:val="single" w:color="CCCCCC" w:sz="1"/>
-            </w:tcBorders>
-            <w:tcMar>
-              <w:top w:type="dxa" w:w="60"/>
-              <w:left w:type="dxa" w:w="100"/>
-              <w:bottom w:type="dxa" w:w="60"/>
-              <w:right w:type="dxa" w:w="100"/>
-            </w:tcMar>
-          </w:tcPr>
-          <w:p>
-            <w:r>
-              <w:rPr>
-                <w:rFonts w:ascii="Arial" w:cs="Arial" w:eastAsia="Arial" w:hAnsi="Arial"/>
-                <w:sz w:val="18"/>
-                <w:szCs w:val="18"/>
-              </w:rPr>
-              <w:t xml:space="preserve">TypeScript (strict mode)</w:t>
-            </w:r>
-          </w:p>
-        </w:tc>
-        <w:tc>
-          <w:tcPr>
-            <w:tcW w:type="dxa" w:w="3960"/>
-            <w:tcBorders>
-              <w:top w:val="single" w:color="CCCCCC" w:sz="1"/>
-              <w:left w:val="single" w:color="CCCCCC" w:sz="1"/>
-              <w:bottom w:val="single" w:color="CCCCCC" w:sz="1"/>
-              <w:right w:val="single" w:color="CCCCCC" w:sz="1"/>
-            </w:tcBorders>
-            <w:tcMar>
-              <w:top w:type="dxa" w:w="60"/>
-              <w:left w:type="dxa" w:w="100"/>
-              <w:bottom w:type="dxa" w:w="60"/>
-              <w:right w:type="dxa" w:w="100"/>
-            </w:tcMar>
-          </w:tcPr>
-          <w:p>
-            <w:r>
-              <w:rPr>
-                <w:rFonts w:ascii="Arial" w:cs="Arial" w:eastAsia="Arial" w:hAnsi="Arial"/>
-                <w:sz w:val="18"/>
-                <w:szCs w:val="18"/>
-              </w:rPr>
-              <w:t xml:space="preserve">Type-safe contracts across all layers prevent integration drift at scale</w:t>
+            <w:tcW w:type="dxa" w:w="3500"/>
+            <w:tcBorders>
+              <w:top w:val="single" w:color="CCCCCC" w:sz="1"/>
+              <w:left w:val="single" w:color="CCCCCC" w:sz="1"/>
+              <w:bottom w:val="single" w:color="CCCCCC" w:sz="1"/>
+              <w:right w:val="single" w:color="CCCCCC" w:sz="1"/>
+            </w:tcBorders>
+            <w:tcMar>
+              <w:top w:type="dxa" w:w="60"/>
+              <w:left w:type="dxa" w:w="100"/>
+              <w:bottom w:type="dxa" w:w="60"/>
+              <w:right w:type="dxa" w:w="100"/>
+            </w:tcMar>
+          </w:tcPr>
+          <w:p>
+            <w:r>
+              <w:rPr>
+                <w:rFonts w:ascii="Arial" w:cs="Arial" w:eastAsia="Arial" w:hAnsi="Arial"/>
+                <w:sz w:val="18"/>
+                <w:szCs w:val="18"/>
+              </w:rPr>
+              <w:t xml:space="preserve">Mechanically detectable errors caught</w:t>
+            </w:r>
+          </w:p>
+        </w:tc>
+        <w:tc>
+          <w:tcPr>
+            <w:tcW w:type="dxa" w:w="3430"/>
+            <w:tcBorders>
+              <w:top w:val="single" w:color="CCCCCC" w:sz="1"/>
+              <w:left w:val="single" w:color="CCCCCC" w:sz="1"/>
+              <w:bottom w:val="single" w:color="CCCCCC" w:sz="1"/>
+              <w:right w:val="single" w:color="CCCCCC" w:sz="1"/>
+            </w:tcBorders>
+            <w:tcMar>
+              <w:top w:type="dxa" w:w="60"/>
+              <w:left w:type="dxa" w:w="100"/>
+              <w:bottom w:type="dxa" w:w="60"/>
+              <w:right w:type="dxa" w:w="100"/>
+            </w:tcMar>
+          </w:tcPr>
+          <w:p>
+            <w:r>
+              <w:rPr>
+                <w:rFonts w:ascii="Arial" w:cs="Arial" w:eastAsia="Arial" w:hAnsi="Arial"/>
+                <w:sz w:val="18"/>
+                <w:szCs w:val="18"/>
+              </w:rPr>
+              <w:t xml:space="preserve">5 of 5 with rule citation</w:t>
+            </w:r>
+          </w:p>
+        </w:tc>
+        <w:tc>
+          <w:tcPr>
+            <w:tcW w:type="dxa" w:w="2430"/>
+            <w:tcBorders>
+              <w:top w:val="single" w:color="CCCCCC" w:sz="1"/>
+              <w:left w:val="single" w:color="CCCCCC" w:sz="1"/>
+              <w:bottom w:val="single" w:color="CCCCCC" w:sz="1"/>
+              <w:right w:val="single" w:color="CCCCCC" w:sz="1"/>
+            </w:tcBorders>
+            <w:tcMar>
+              <w:top w:type="dxa" w:w="60"/>
+              <w:left w:type="dxa" w:w="100"/>
+              <w:bottom w:type="dxa" w:w="60"/>
+              <w:right w:type="dxa" w:w="100"/>
+            </w:tcMar>
+          </w:tcPr>
+          <w:p>
+            <w:r>
+              <w:rPr>
+                <w:rFonts w:ascii="Arial" w:cs="Arial" w:eastAsia="Arial" w:hAnsi="Arial"/>
+                <w:sz w:val="18"/>
+                <w:szCs w:val="18"/>
+              </w:rPr>
+              <w:t xml:space="preserve">Demonstrated (27 recs, 13 categories)</w:t>
             </w:r>
           </w:p>
         </w:tc>
@@ -5524,82 +8861,82 @@
       <w:tr>
         <w:tc>
           <w:tcPr>
-            <w:tcW w:type="dxa" w:w="1600"/>
-            <w:tcBorders>
-              <w:top w:val="single" w:color="CCCCCC" w:sz="1"/>
-              <w:left w:val="single" w:color="CCCCCC" w:sz="1"/>
-              <w:bottom w:val="single" w:color="CCCCCC" w:sz="1"/>
-              <w:right w:val="single" w:color="CCCCCC" w:sz="1"/>
-            </w:tcBorders>
-            <w:tcMar>
-              <w:top w:type="dxa" w:w="60"/>
-              <w:left w:type="dxa" w:w="100"/>
-              <w:bottom w:type="dxa" w:w="60"/>
-              <w:right w:type="dxa" w:w="100"/>
-            </w:tcMar>
-          </w:tcPr>
-          <w:p>
-            <w:r>
-              <w:rPr>
-                <w:rFonts w:ascii="Arial" w:cs="Arial" w:eastAsia="Arial" w:hAnsi="Arial"/>
-                <w:sz w:val="18"/>
-                <w:szCs w:val="18"/>
-              </w:rPr>
-              <w:t xml:space="preserve">UI</w:t>
-            </w:r>
-          </w:p>
-        </w:tc>
-        <w:tc>
-          <w:tcPr>
-            <w:tcW w:type="dxa" w:w="3800"/>
-            <w:tcBorders>
-              <w:top w:val="single" w:color="CCCCCC" w:sz="1"/>
-              <w:left w:val="single" w:color="CCCCCC" w:sz="1"/>
-              <w:bottom w:val="single" w:color="CCCCCC" w:sz="1"/>
-              <w:right w:val="single" w:color="CCCCCC" w:sz="1"/>
-            </w:tcBorders>
-            <w:tcMar>
-              <w:top w:type="dxa" w:w="60"/>
-              <w:left w:type="dxa" w:w="100"/>
-              <w:bottom w:type="dxa" w:w="60"/>
-              <w:right w:type="dxa" w:w="100"/>
-            </w:tcMar>
-          </w:tcPr>
-          <w:p>
-            <w:r>
-              <w:rPr>
-                <w:rFonts w:ascii="Arial" w:cs="Arial" w:eastAsia="Arial" w:hAnsi="Arial"/>
-                <w:sz w:val="18"/>
-                <w:szCs w:val="18"/>
-              </w:rPr>
-              <w:t xml:space="preserve">Tailwind 4 (dark theme only)</w:t>
-            </w:r>
-          </w:p>
-        </w:tc>
-        <w:tc>
-          <w:tcPr>
-            <w:tcW w:type="dxa" w:w="3960"/>
-            <w:tcBorders>
-              <w:top w:val="single" w:color="CCCCCC" w:sz="1"/>
-              <w:left w:val="single" w:color="CCCCCC" w:sz="1"/>
-              <w:bottom w:val="single" w:color="CCCCCC" w:sz="1"/>
-              <w:right w:val="single" w:color="CCCCCC" w:sz="1"/>
-            </w:tcBorders>
-            <w:tcMar>
-              <w:top w:type="dxa" w:w="60"/>
-              <w:left w:type="dxa" w:w="100"/>
-              <w:bottom w:type="dxa" w:w="60"/>
-              <w:right w:type="dxa" w:w="100"/>
-            </w:tcMar>
-          </w:tcPr>
-          <w:p>
-            <w:r>
-              <w:rPr>
-                <w:rFonts w:ascii="Arial" w:cs="Arial" w:eastAsia="Arial" w:hAnsi="Arial"/>
-                <w:sz w:val="18"/>
-                <w:szCs w:val="18"/>
-              </w:rPr>
-              <w:t xml:space="preserve">Atomic CSS — zero runtime overhead, constant bundle size</w:t>
+            <w:tcW w:type="dxa" w:w="3500"/>
+            <w:tcBorders>
+              <w:top w:val="single" w:color="CCCCCC" w:sz="1"/>
+              <w:left w:val="single" w:color="CCCCCC" w:sz="1"/>
+              <w:bottom w:val="single" w:color="CCCCCC" w:sz="1"/>
+              <w:right w:val="single" w:color="CCCCCC" w:sz="1"/>
+            </w:tcBorders>
+            <w:tcMar>
+              <w:top w:type="dxa" w:w="60"/>
+              <w:left w:type="dxa" w:w="100"/>
+              <w:bottom w:type="dxa" w:w="60"/>
+              <w:right w:type="dxa" w:w="100"/>
+            </w:tcMar>
+          </w:tcPr>
+          <w:p>
+            <w:r>
+              <w:rPr>
+                <w:rFonts w:ascii="Arial" w:cs="Arial" w:eastAsia="Arial" w:hAnsi="Arial"/>
+                <w:sz w:val="18"/>
+                <w:szCs w:val="18"/>
+              </w:rPr>
+              <w:t xml:space="preserve">Expert minutes on synthetic 1040</w:t>
+            </w:r>
+          </w:p>
+        </w:tc>
+        <w:tc>
+          <w:tcPr>
+            <w:tcW w:type="dxa" w:w="3430"/>
+            <w:tcBorders>
+              <w:top w:val="single" w:color="CCCCCC" w:sz="1"/>
+              <w:left w:val="single" w:color="CCCCCC" w:sz="1"/>
+              <w:bottom w:val="single" w:color="CCCCCC" w:sz="1"/>
+              <w:right w:val="single" w:color="CCCCCC" w:sz="1"/>
+            </w:tcBorders>
+            <w:tcMar>
+              <w:top w:type="dxa" w:w="60"/>
+              <w:left w:type="dxa" w:w="100"/>
+              <w:bottom w:type="dxa" w:w="60"/>
+              <w:right w:type="dxa" w:w="100"/>
+            </w:tcMar>
+          </w:tcPr>
+          <w:p>
+            <w:r>
+              <w:rPr>
+                <w:rFonts w:ascii="Arial" w:cs="Arial" w:eastAsia="Arial" w:hAnsi="Arial"/>
+                <w:sz w:val="18"/>
+                <w:szCs w:val="18"/>
+              </w:rPr>
+              <w:t xml:space="preserve">Under 10 min vs 25–35 min legacy</w:t>
+            </w:r>
+          </w:p>
+        </w:tc>
+        <w:tc>
+          <w:tcPr>
+            <w:tcW w:type="dxa" w:w="2430"/>
+            <w:tcBorders>
+              <w:top w:val="single" w:color="CCCCCC" w:sz="1"/>
+              <w:left w:val="single" w:color="CCCCCC" w:sz="1"/>
+              <w:bottom w:val="single" w:color="CCCCCC" w:sz="1"/>
+              <w:right w:val="single" w:color="CCCCCC" w:sz="1"/>
+            </w:tcBorders>
+            <w:tcMar>
+              <w:top w:type="dxa" w:w="60"/>
+              <w:left w:type="dxa" w:w="100"/>
+              <w:bottom w:type="dxa" w:w="60"/>
+              <w:right w:type="dxa" w:w="100"/>
+            </w:tcMar>
+          </w:tcPr>
+          <w:p>
+            <w:r>
+              <w:rPr>
+                <w:rFonts w:ascii="Arial" w:cs="Arial" w:eastAsia="Arial" w:hAnsi="Arial"/>
+                <w:sz w:val="18"/>
+                <w:szCs w:val="18"/>
+              </w:rPr>
+              <w:t xml:space="preserve">Demonstrated</w:t>
             </w:r>
           </w:p>
         </w:tc>
@@ -5607,82 +8944,82 @@
       <w:tr>
         <w:tc>
           <w:tcPr>
-            <w:tcW w:type="dxa" w:w="1600"/>
-            <w:tcBorders>
-              <w:top w:val="single" w:color="CCCCCC" w:sz="1"/>
-              <w:left w:val="single" w:color="CCCCCC" w:sz="1"/>
-              <w:bottom w:val="single" w:color="CCCCCC" w:sz="1"/>
-              <w:right w:val="single" w:color="CCCCCC" w:sz="1"/>
-            </w:tcBorders>
-            <w:tcMar>
-              <w:top w:type="dxa" w:w="60"/>
-              <w:left w:type="dxa" w:w="100"/>
-              <w:bottom w:type="dxa" w:w="60"/>
-              <w:right w:type="dxa" w:w="100"/>
-            </w:tcMar>
-          </w:tcPr>
-          <w:p>
-            <w:r>
-              <w:rPr>
-                <w:rFonts w:ascii="Arial" w:cs="Arial" w:eastAsia="Arial" w:hAnsi="Arial"/>
-                <w:sz w:val="18"/>
-                <w:szCs w:val="18"/>
-              </w:rPr>
-              <w:t xml:space="preserve">AI</w:t>
-            </w:r>
-          </w:p>
-        </w:tc>
-        <w:tc>
-          <w:tcPr>
-            <w:tcW w:type="dxa" w:w="3800"/>
-            <w:tcBorders>
-              <w:top w:val="single" w:color="CCCCCC" w:sz="1"/>
-              <w:left w:val="single" w:color="CCCCCC" w:sz="1"/>
-              <w:bottom w:val="single" w:color="CCCCCC" w:sz="1"/>
-              <w:right w:val="single" w:color="CCCCCC" w:sz="1"/>
-            </w:tcBorders>
-            <w:tcMar>
-              <w:top w:type="dxa" w:w="60"/>
-              <w:left w:type="dxa" w:w="100"/>
-              <w:bottom w:type="dxa" w:w="60"/>
-              <w:right w:type="dxa" w:w="100"/>
-            </w:tcMar>
-          </w:tcPr>
-          <w:p>
-            <w:r>
-              <w:rPr>
-                <w:rFonts w:ascii="Arial" w:cs="Arial" w:eastAsia="Arial" w:hAnsi="Arial"/>
-                <w:sz w:val="18"/>
-                <w:szCs w:val="18"/>
-              </w:rPr>
-              <w:t xml:space="preserve">Anthropic Claude (claude-sonnet-4-6)</w:t>
-            </w:r>
-          </w:p>
-        </w:tc>
-        <w:tc>
-          <w:tcPr>
-            <w:tcW w:type="dxa" w:w="3960"/>
-            <w:tcBorders>
-              <w:top w:val="single" w:color="CCCCCC" w:sz="1"/>
-              <w:left w:val="single" w:color="CCCCCC" w:sz="1"/>
-              <w:bottom w:val="single" w:color="CCCCCC" w:sz="1"/>
-              <w:right w:val="single" w:color="CCCCCC" w:sz="1"/>
-            </w:tcBorders>
-            <w:tcMar>
-              <w:top w:type="dxa" w:w="60"/>
-              <w:left w:type="dxa" w:w="100"/>
-              <w:bottom w:type="dxa" w:w="60"/>
-              <w:right w:type="dxa" w:w="100"/>
-            </w:tcMar>
-          </w:tcPr>
-          <w:p>
-            <w:r>
-              <w:rPr>
-                <w:rFonts w:ascii="Arial" w:cs="Arial" w:eastAsia="Arial" w:hAnsi="Arial"/>
-                <w:sz w:val="18"/>
-                <w:szCs w:val="18"/>
-              </w:rPr>
-              <w:t xml:space="preserve">Cassette replay: $0 marginal cost in demo. Production: stateless horizontal scaling</w:t>
+            <w:tcW w:type="dxa" w:w="3500"/>
+            <w:tcBorders>
+              <w:top w:val="single" w:color="CCCCCC" w:sz="1"/>
+              <w:left w:val="single" w:color="CCCCCC" w:sz="1"/>
+              <w:bottom w:val="single" w:color="CCCCCC" w:sz="1"/>
+              <w:right w:val="single" w:color="CCCCCC" w:sz="1"/>
+            </w:tcBorders>
+            <w:tcMar>
+              <w:top w:type="dxa" w:w="60"/>
+              <w:left w:type="dxa" w:w="100"/>
+              <w:bottom w:type="dxa" w:w="60"/>
+              <w:right w:type="dxa" w:w="100"/>
+            </w:tcMar>
+          </w:tcPr>
+          <w:p>
+            <w:r>
+              <w:rPr>
+                <w:rFonts w:ascii="Arial" w:cs="Arial" w:eastAsia="Arial" w:hAnsi="Arial"/>
+                <w:sz w:val="18"/>
+                <w:szCs w:val="18"/>
+              </w:rPr>
+              <w:t xml:space="preserve">Confidence calibration</w:t>
+            </w:r>
+          </w:p>
+        </w:tc>
+        <w:tc>
+          <w:tcPr>
+            <w:tcW w:type="dxa" w:w="3430"/>
+            <w:tcBorders>
+              <w:top w:val="single" w:color="CCCCCC" w:sz="1"/>
+              <w:left w:val="single" w:color="CCCCCC" w:sz="1"/>
+              <w:bottom w:val="single" w:color="CCCCCC" w:sz="1"/>
+              <w:right w:val="single" w:color="CCCCCC" w:sz="1"/>
+            </w:tcBorders>
+            <w:tcMar>
+              <w:top w:type="dxa" w:w="60"/>
+              <w:left w:type="dxa" w:w="100"/>
+              <w:bottom w:type="dxa" w:w="60"/>
+              <w:right w:type="dxa" w:w="100"/>
+            </w:tcMar>
+          </w:tcPr>
+          <w:p>
+            <w:r>
+              <w:rPr>
+                <w:rFonts w:ascii="Arial" w:cs="Arial" w:eastAsia="Arial" w:hAnsi="Arial"/>
+                <w:sz w:val="18"/>
+                <w:szCs w:val="18"/>
+              </w:rPr>
+              <w:t xml:space="preserve">Within 5 points across deciles</w:t>
+            </w:r>
+          </w:p>
+        </w:tc>
+        <w:tc>
+          <w:tcPr>
+            <w:tcW w:type="dxa" w:w="2430"/>
+            <w:tcBorders>
+              <w:top w:val="single" w:color="CCCCCC" w:sz="1"/>
+              <w:left w:val="single" w:color="CCCCCC" w:sz="1"/>
+              <w:bottom w:val="single" w:color="CCCCCC" w:sz="1"/>
+              <w:right w:val="single" w:color="CCCCCC" w:sz="1"/>
+            </w:tcBorders>
+            <w:tcMar>
+              <w:top w:type="dxa" w:w="60"/>
+              <w:left w:type="dxa" w:w="100"/>
+              <w:bottom w:type="dxa" w:w="60"/>
+              <w:right w:type="dxa" w:w="100"/>
+            </w:tcMar>
+          </w:tcPr>
+          <w:p>
+            <w:r>
+              <w:rPr>
+                <w:rFonts w:ascii="Arial" w:cs="Arial" w:eastAsia="Arial" w:hAnsi="Arial"/>
+                <w:sz w:val="18"/>
+                <w:szCs w:val="18"/>
+              </w:rPr>
+              <w:t xml:space="preserve">Demonstrated</w:t>
             </w:r>
           </w:p>
         </w:tc>
@@ -5690,82 +9027,82 @@
       <w:tr>
         <w:tc>
           <w:tcPr>
-            <w:tcW w:type="dxa" w:w="1600"/>
-            <w:tcBorders>
-              <w:top w:val="single" w:color="CCCCCC" w:sz="1"/>
-              <w:left w:val="single" w:color="CCCCCC" w:sz="1"/>
-              <w:bottom w:val="single" w:color="CCCCCC" w:sz="1"/>
-              <w:right w:val="single" w:color="CCCCCC" w:sz="1"/>
-            </w:tcBorders>
-            <w:tcMar>
-              <w:top w:type="dxa" w:w="60"/>
-              <w:left w:type="dxa" w:w="100"/>
-              <w:bottom w:type="dxa" w:w="60"/>
-              <w:right w:type="dxa" w:w="100"/>
-            </w:tcMar>
-          </w:tcPr>
-          <w:p>
-            <w:r>
-              <w:rPr>
-                <w:rFonts w:ascii="Arial" w:cs="Arial" w:eastAsia="Arial" w:hAnsi="Arial"/>
-                <w:sz w:val="18"/>
-                <w:szCs w:val="18"/>
-              </w:rPr>
-              <w:t xml:space="preserve">Database</w:t>
-            </w:r>
-          </w:p>
-        </w:tc>
-        <w:tc>
-          <w:tcPr>
-            <w:tcW w:type="dxa" w:w="3800"/>
-            <w:tcBorders>
-              <w:top w:val="single" w:color="CCCCCC" w:sz="1"/>
-              <w:left w:val="single" w:color="CCCCCC" w:sz="1"/>
-              <w:bottom w:val="single" w:color="CCCCCC" w:sz="1"/>
-              <w:right w:val="single" w:color="CCCCCC" w:sz="1"/>
-            </w:tcBorders>
-            <w:tcMar>
-              <w:top w:type="dxa" w:w="60"/>
-              <w:left w:type="dxa" w:w="100"/>
-              <w:bottom w:type="dxa" w:w="60"/>
-              <w:right w:type="dxa" w:w="100"/>
-            </w:tcMar>
-          </w:tcPr>
-          <w:p>
-            <w:r>
-              <w:rPr>
-                <w:rFonts w:ascii="Arial" w:cs="Arial" w:eastAsia="Arial" w:hAnsi="Arial"/>
-                <w:sz w:val="18"/>
-                <w:szCs w:val="18"/>
-              </w:rPr>
-              <w:t xml:space="preserve">Neon PostgreSQL via Drizzle ORM (HTTP)</w:t>
-            </w:r>
-          </w:p>
-        </w:tc>
-        <w:tc>
-          <w:tcPr>
-            <w:tcW w:type="dxa" w:w="3960"/>
-            <w:tcBorders>
-              <w:top w:val="single" w:color="CCCCCC" w:sz="1"/>
-              <w:left w:val="single" w:color="CCCCCC" w:sz="1"/>
-              <w:bottom w:val="single" w:color="CCCCCC" w:sz="1"/>
-              <w:right w:val="single" w:color="CCCCCC" w:sz="1"/>
-            </w:tcBorders>
-            <w:tcMar>
-              <w:top w:type="dxa" w:w="60"/>
-              <w:left w:type="dxa" w:w="100"/>
-              <w:bottom w:type="dxa" w:w="60"/>
-              <w:right w:type="dxa" w:w="100"/>
-            </w:tcMar>
-          </w:tcPr>
-          <w:p>
-            <w:r>
-              <w:rPr>
-                <w:rFonts w:ascii="Arial" w:cs="Arial" w:eastAsia="Arial" w:hAnsi="Arial"/>
-                <w:sz w:val="18"/>
-                <w:szCs w:val="18"/>
-              </w:rPr>
-              <w:t xml:space="preserve">Serverless Postgres — auto-scaling compute, 10K+ concurrent connections</w:t>
+            <w:tcW w:type="dxa" w:w="3500"/>
+            <w:tcBorders>
+              <w:top w:val="single" w:color="CCCCCC" w:sz="1"/>
+              <w:left w:val="single" w:color="CCCCCC" w:sz="1"/>
+              <w:bottom w:val="single" w:color="CCCCCC" w:sz="1"/>
+              <w:right w:val="single" w:color="CCCCCC" w:sz="1"/>
+            </w:tcBorders>
+            <w:tcMar>
+              <w:top w:type="dxa" w:w="60"/>
+              <w:left w:type="dxa" w:w="100"/>
+              <w:bottom w:type="dxa" w:w="60"/>
+              <w:right w:type="dxa" w:w="100"/>
+            </w:tcMar>
+          </w:tcPr>
+          <w:p>
+            <w:r>
+              <w:rPr>
+                <w:rFonts w:ascii="Arial" w:cs="Arial" w:eastAsia="Arial" w:hAnsi="Arial"/>
+                <w:sz w:val="18"/>
+                <w:szCs w:val="18"/>
+              </w:rPr>
+              <w:t xml:space="preserve">PII redaction</w:t>
+            </w:r>
+          </w:p>
+        </w:tc>
+        <w:tc>
+          <w:tcPr>
+            <w:tcW w:type="dxa" w:w="3430"/>
+            <w:tcBorders>
+              <w:top w:val="single" w:color="CCCCCC" w:sz="1"/>
+              <w:left w:val="single" w:color="CCCCCC" w:sz="1"/>
+              <w:bottom w:val="single" w:color="CCCCCC" w:sz="1"/>
+              <w:right w:val="single" w:color="CCCCCC" w:sz="1"/>
+            </w:tcBorders>
+            <w:tcMar>
+              <w:top w:type="dxa" w:w="60"/>
+              <w:left w:type="dxa" w:w="100"/>
+              <w:bottom w:type="dxa" w:w="60"/>
+              <w:right w:type="dxa" w:w="100"/>
+            </w:tcMar>
+          </w:tcPr>
+          <w:p>
+            <w:r>
+              <w:rPr>
+                <w:rFonts w:ascii="Arial" w:cs="Arial" w:eastAsia="Arial" w:hAnsi="Arial"/>
+                <w:sz w:val="18"/>
+                <w:szCs w:val="18"/>
+              </w:rPr>
+              <w:t xml:space="preserve">Zero leakage in model prompts</w:t>
+            </w:r>
+          </w:p>
+        </w:tc>
+        <w:tc>
+          <w:tcPr>
+            <w:tcW w:type="dxa" w:w="2430"/>
+            <w:tcBorders>
+              <w:top w:val="single" w:color="CCCCCC" w:sz="1"/>
+              <w:left w:val="single" w:color="CCCCCC" w:sz="1"/>
+              <w:bottom w:val="single" w:color="CCCCCC" w:sz="1"/>
+              <w:right w:val="single" w:color="CCCCCC" w:sz="1"/>
+            </w:tcBorders>
+            <w:tcMar>
+              <w:top w:type="dxa" w:w="60"/>
+              <w:left w:type="dxa" w:w="100"/>
+              <w:bottom w:type="dxa" w:w="60"/>
+              <w:right w:type="dxa" w:w="100"/>
+            </w:tcMar>
+          </w:tcPr>
+          <w:p>
+            <w:r>
+              <w:rPr>
+                <w:rFonts w:ascii="Arial" w:cs="Arial" w:eastAsia="Arial" w:hAnsi="Arial"/>
+                <w:sz w:val="18"/>
+                <w:szCs w:val="18"/>
+              </w:rPr>
+              <w:t xml:space="preserve">Demonstrated</w:t>
             </w:r>
           </w:p>
         </w:tc>
@@ -5773,82 +9110,82 @@
       <w:tr>
         <w:tc>
           <w:tcPr>
-            <w:tcW w:type="dxa" w:w="1600"/>
-            <w:tcBorders>
-              <w:top w:val="single" w:color="CCCCCC" w:sz="1"/>
-              <w:left w:val="single" w:color="CCCCCC" w:sz="1"/>
-              <w:bottom w:val="single" w:color="CCCCCC" w:sz="1"/>
-              <w:right w:val="single" w:color="CCCCCC" w:sz="1"/>
-            </w:tcBorders>
-            <w:tcMar>
-              <w:top w:type="dxa" w:w="60"/>
-              <w:left w:type="dxa" w:w="100"/>
-              <w:bottom w:type="dxa" w:w="60"/>
-              <w:right w:type="dxa" w:w="100"/>
-            </w:tcMar>
-          </w:tcPr>
-          <w:p>
-            <w:r>
-              <w:rPr>
-                <w:rFonts w:ascii="Arial" w:cs="Arial" w:eastAsia="Arial" w:hAnsi="Arial"/>
-                <w:sz w:val="18"/>
-                <w:szCs w:val="18"/>
-              </w:rPr>
-              <w:t xml:space="preserve">Validation</w:t>
-            </w:r>
-          </w:p>
-        </w:tc>
-        <w:tc>
-          <w:tcPr>
-            <w:tcW w:type="dxa" w:w="3800"/>
-            <w:tcBorders>
-              <w:top w:val="single" w:color="CCCCCC" w:sz="1"/>
-              <w:left w:val="single" w:color="CCCCCC" w:sz="1"/>
-              <w:bottom w:val="single" w:color="CCCCCC" w:sz="1"/>
-              <w:right w:val="single" w:color="CCCCCC" w:sz="1"/>
-            </w:tcBorders>
-            <w:tcMar>
-              <w:top w:type="dxa" w:w="60"/>
-              <w:left w:type="dxa" w:w="100"/>
-              <w:bottom w:type="dxa" w:w="60"/>
-              <w:right w:type="dxa" w:w="100"/>
-            </w:tcMar>
-          </w:tcPr>
-          <w:p>
-            <w:r>
-              <w:rPr>
-                <w:rFonts w:ascii="Arial" w:cs="Arial" w:eastAsia="Arial" w:hAnsi="Arial"/>
-                <w:sz w:val="18"/>
-                <w:szCs w:val="18"/>
-              </w:rPr>
-              <w:t xml:space="preserve">Zod v4 (zod/v4)</w:t>
-            </w:r>
-          </w:p>
-        </w:tc>
-        <w:tc>
-          <w:tcPr>
-            <w:tcW w:type="dxa" w:w="3960"/>
-            <w:tcBorders>
-              <w:top w:val="single" w:color="CCCCCC" w:sz="1"/>
-              <w:left w:val="single" w:color="CCCCCC" w:sz="1"/>
-              <w:bottom w:val="single" w:color="CCCCCC" w:sz="1"/>
-              <w:right w:val="single" w:color="CCCCCC" w:sz="1"/>
-            </w:tcBorders>
-            <w:tcMar>
-              <w:top w:type="dxa" w:w="60"/>
-              <w:left w:type="dxa" w:w="100"/>
-              <w:bottom w:type="dxa" w:w="60"/>
-              <w:right w:type="dxa" w:w="100"/>
-            </w:tcMar>
-          </w:tcPr>
-          <w:p>
-            <w:r>
-              <w:rPr>
-                <w:rFonts w:ascii="Arial" w:cs="Arial" w:eastAsia="Arial" w:hAnsi="Arial"/>
-                <w:sz w:val="18"/>
-                <w:szCs w:val="18"/>
-              </w:rPr>
-              <w:t xml:space="preserve">Compile-time + runtime validation at every API boundary</w:t>
+            <w:tcW w:type="dxa" w:w="3500"/>
+            <w:tcBorders>
+              <w:top w:val="single" w:color="CCCCCC" w:sz="1"/>
+              <w:left w:val="single" w:color="CCCCCC" w:sz="1"/>
+              <w:bottom w:val="single" w:color="CCCCCC" w:sz="1"/>
+              <w:right w:val="single" w:color="CCCCCC" w:sz="1"/>
+            </w:tcBorders>
+            <w:tcMar>
+              <w:top w:type="dxa" w:w="60"/>
+              <w:left w:type="dxa" w:w="100"/>
+              <w:bottom w:type="dxa" w:w="60"/>
+              <w:right w:type="dxa" w:w="100"/>
+            </w:tcMar>
+          </w:tcPr>
+          <w:p>
+            <w:r>
+              <w:rPr>
+                <w:rFonts w:ascii="Arial" w:cs="Arial" w:eastAsia="Arial" w:hAnsi="Arial"/>
+                <w:sz w:val="18"/>
+                <w:szCs w:val="18"/>
+              </w:rPr>
+              <w:t xml:space="preserve">Routing rationale chip</w:t>
+            </w:r>
+          </w:p>
+        </w:tc>
+        <w:tc>
+          <w:tcPr>
+            <w:tcW w:type="dxa" w:w="3430"/>
+            <w:tcBorders>
+              <w:top w:val="single" w:color="CCCCCC" w:sz="1"/>
+              <w:left w:val="single" w:color="CCCCCC" w:sz="1"/>
+              <w:bottom w:val="single" w:color="CCCCCC" w:sz="1"/>
+              <w:right w:val="single" w:color="CCCCCC" w:sz="1"/>
+            </w:tcBorders>
+            <w:tcMar>
+              <w:top w:type="dxa" w:w="60"/>
+              <w:left w:type="dxa" w:w="100"/>
+              <w:bottom w:type="dxa" w:w="60"/>
+              <w:right w:type="dxa" w:w="100"/>
+            </w:tcMar>
+          </w:tcPr>
+          <w:p>
+            <w:r>
+              <w:rPr>
+                <w:rFonts w:ascii="Arial" w:cs="Arial" w:eastAsia="Arial" w:hAnsi="Arial"/>
+                <w:sz w:val="18"/>
+                <w:szCs w:val="18"/>
+              </w:rPr>
+              <w:t xml:space="preserve">4 dimensions</w:t>
+            </w:r>
+          </w:p>
+        </w:tc>
+        <w:tc>
+          <w:tcPr>
+            <w:tcW w:type="dxa" w:w="2430"/>
+            <w:tcBorders>
+              <w:top w:val="single" w:color="CCCCCC" w:sz="1"/>
+              <w:left w:val="single" w:color="CCCCCC" w:sz="1"/>
+              <w:bottom w:val="single" w:color="CCCCCC" w:sz="1"/>
+              <w:right w:val="single" w:color="CCCCCC" w:sz="1"/>
+            </w:tcBorders>
+            <w:tcMar>
+              <w:top w:type="dxa" w:w="60"/>
+              <w:left w:type="dxa" w:w="100"/>
+              <w:bottom w:type="dxa" w:w="60"/>
+              <w:right w:type="dxa" w:w="100"/>
+            </w:tcMar>
+          </w:tcPr>
+          <w:p>
+            <w:r>
+              <w:rPr>
+                <w:rFonts w:ascii="Arial" w:cs="Arial" w:eastAsia="Arial" w:hAnsi="Arial"/>
+                <w:sz w:val="18"/>
+                <w:szCs w:val="18"/>
+              </w:rPr>
+              <w:t xml:space="preserve">Demonstrated</w:t>
             </w:r>
           </w:p>
         </w:tc>
@@ -5856,248 +9193,82 @@
       <w:tr>
         <w:tc>
           <w:tcPr>
-            <w:tcW w:type="dxa" w:w="1600"/>
-            <w:tcBorders>
-              <w:top w:val="single" w:color="CCCCCC" w:sz="1"/>
-              <w:left w:val="single" w:color="CCCCCC" w:sz="1"/>
-              <w:bottom w:val="single" w:color="CCCCCC" w:sz="1"/>
-              <w:right w:val="single" w:color="CCCCCC" w:sz="1"/>
-            </w:tcBorders>
-            <w:tcMar>
-              <w:top w:type="dxa" w:w="60"/>
-              <w:left w:type="dxa" w:w="100"/>
-              <w:bottom w:type="dxa" w:w="60"/>
-              <w:right w:type="dxa" w:w="100"/>
-            </w:tcMar>
-          </w:tcPr>
-          <w:p>
-            <w:r>
-              <w:rPr>
-                <w:rFonts w:ascii="Arial" w:cs="Arial" w:eastAsia="Arial" w:hAnsi="Arial"/>
-                <w:sz w:val="18"/>
-                <w:szCs w:val="18"/>
-              </w:rPr>
-              <w:t xml:space="preserve">Tests</w:t>
-            </w:r>
-          </w:p>
-        </w:tc>
-        <w:tc>
-          <w:tcPr>
-            <w:tcW w:type="dxa" w:w="3800"/>
-            <w:tcBorders>
-              <w:top w:val="single" w:color="CCCCCC" w:sz="1"/>
-              <w:left w:val="single" w:color="CCCCCC" w:sz="1"/>
-              <w:bottom w:val="single" w:color="CCCCCC" w:sz="1"/>
-              <w:right w:val="single" w:color="CCCCCC" w:sz="1"/>
-            </w:tcBorders>
-            <w:tcMar>
-              <w:top w:type="dxa" w:w="60"/>
-              <w:left w:type="dxa" w:w="100"/>
-              <w:bottom w:type="dxa" w:w="60"/>
-              <w:right w:type="dxa" w:w="100"/>
-            </w:tcMar>
-          </w:tcPr>
-          <w:p>
-            <w:r>
-              <w:rPr>
-                <w:rFonts w:ascii="Arial" w:cs="Arial" w:eastAsia="Arial" w:hAnsi="Arial"/>
-                <w:sz w:val="18"/>
-                <w:szCs w:val="18"/>
-              </w:rPr>
-              <w:t xml:space="preserve">Vitest (447 tests, 64 files)</w:t>
-            </w:r>
-          </w:p>
-        </w:tc>
-        <w:tc>
-          <w:tcPr>
-            <w:tcW w:type="dxa" w:w="3960"/>
-            <w:tcBorders>
-              <w:top w:val="single" w:color="CCCCCC" w:sz="1"/>
-              <w:left w:val="single" w:color="CCCCCC" w:sz="1"/>
-              <w:bottom w:val="single" w:color="CCCCCC" w:sz="1"/>
-              <w:right w:val="single" w:color="CCCCCC" w:sz="1"/>
-            </w:tcBorders>
-            <w:tcMar>
-              <w:top w:type="dxa" w:w="60"/>
-              <w:left w:type="dxa" w:w="100"/>
-              <w:bottom w:type="dxa" w:w="60"/>
-              <w:right w:type="dxa" w:w="100"/>
-            </w:tcMar>
-          </w:tcPr>
-          <w:p>
-            <w:r>
-              <w:rPr>
-                <w:rFonts w:ascii="Arial" w:cs="Arial" w:eastAsia="Arial" w:hAnsi="Arial"/>
-                <w:sz w:val="18"/>
-                <w:szCs w:val="18"/>
-              </w:rPr>
-              <w:t xml:space="preserve">Sub-second unit tests, CI-compatible integration suite</w:t>
-            </w:r>
-          </w:p>
-        </w:tc>
-      </w:tr>
-      <w:tr>
-        <w:tc>
-          <w:tcPr>
-            <w:tcW w:type="dxa" w:w="1600"/>
-            <w:tcBorders>
-              <w:top w:val="single" w:color="CCCCCC" w:sz="1"/>
-              <w:left w:val="single" w:color="CCCCCC" w:sz="1"/>
-              <w:bottom w:val="single" w:color="CCCCCC" w:sz="1"/>
-              <w:right w:val="single" w:color="CCCCCC" w:sz="1"/>
-            </w:tcBorders>
-            <w:tcMar>
-              <w:top w:type="dxa" w:w="60"/>
-              <w:left w:type="dxa" w:w="100"/>
-              <w:bottom w:type="dxa" w:w="60"/>
-              <w:right w:type="dxa" w:w="100"/>
-            </w:tcMar>
-          </w:tcPr>
-          <w:p>
-            <w:r>
-              <w:rPr>
-                <w:rFonts w:ascii="Arial" w:cs="Arial" w:eastAsia="Arial" w:hAnsi="Arial"/>
-                <w:sz w:val="18"/>
-                <w:szCs w:val="18"/>
-              </w:rPr>
-              <w:t xml:space="preserve">Deployment</w:t>
-            </w:r>
-          </w:p>
-        </w:tc>
-        <w:tc>
-          <w:tcPr>
-            <w:tcW w:type="dxa" w:w="3800"/>
-            <w:tcBorders>
-              <w:top w:val="single" w:color="CCCCCC" w:sz="1"/>
-              <w:left w:val="single" w:color="CCCCCC" w:sz="1"/>
-              <w:bottom w:val="single" w:color="CCCCCC" w:sz="1"/>
-              <w:right w:val="single" w:color="CCCCCC" w:sz="1"/>
-            </w:tcBorders>
-            <w:tcMar>
-              <w:top w:type="dxa" w:w="60"/>
-              <w:left w:type="dxa" w:w="100"/>
-              <w:bottom w:type="dxa" w:w="60"/>
-              <w:right w:type="dxa" w:w="100"/>
-            </w:tcMar>
-          </w:tcPr>
-          <w:p>
-            <w:r>
-              <w:rPr>
-                <w:rFonts w:ascii="Arial" w:cs="Arial" w:eastAsia="Arial" w:hAnsi="Arial"/>
-                <w:sz w:val="18"/>
-                <w:szCs w:val="18"/>
-              </w:rPr>
-              <w:t xml:space="preserve">Vercel (serverless)</w:t>
-            </w:r>
-          </w:p>
-        </w:tc>
-        <w:tc>
-          <w:tcPr>
-            <w:tcW w:type="dxa" w:w="3960"/>
-            <w:tcBorders>
-              <w:top w:val="single" w:color="CCCCCC" w:sz="1"/>
-              <w:left w:val="single" w:color="CCCCCC" w:sz="1"/>
-              <w:bottom w:val="single" w:color="CCCCCC" w:sz="1"/>
-              <w:right w:val="single" w:color="CCCCCC" w:sz="1"/>
-            </w:tcBorders>
-            <w:tcMar>
-              <w:top w:type="dxa" w:w="60"/>
-              <w:left w:type="dxa" w:w="100"/>
-              <w:bottom w:type="dxa" w:w="60"/>
-              <w:right w:type="dxa" w:w="100"/>
-            </w:tcMar>
-          </w:tcPr>
-          <w:p>
-            <w:r>
-              <w:rPr>
-                <w:rFonts w:ascii="Arial" w:cs="Arial" w:eastAsia="Arial" w:hAnsi="Arial"/>
-                <w:sz w:val="18"/>
-                <w:szCs w:val="18"/>
-              </w:rPr>
-              <w:t xml:space="preserve">Global CDN, auto preview deploys, instant rollbacks</w:t>
-            </w:r>
-          </w:p>
-        </w:tc>
-      </w:tr>
-      <w:tr>
-        <w:tc>
-          <w:tcPr>
-            <w:tcW w:type="dxa" w:w="1600"/>
-            <w:tcBorders>
-              <w:top w:val="single" w:color="CCCCCC" w:sz="1"/>
-              <w:left w:val="single" w:color="CCCCCC" w:sz="1"/>
-              <w:bottom w:val="single" w:color="CCCCCC" w:sz="1"/>
-              <w:right w:val="single" w:color="CCCCCC" w:sz="1"/>
-            </w:tcBorders>
-            <w:tcMar>
-              <w:top w:type="dxa" w:w="60"/>
-              <w:left w:type="dxa" w:w="100"/>
-              <w:bottom w:type="dxa" w:w="60"/>
-              <w:right w:type="dxa" w:w="100"/>
-            </w:tcMar>
-          </w:tcPr>
-          <w:p>
-            <w:r>
-              <w:rPr>
-                <w:rFonts w:ascii="Arial" w:cs="Arial" w:eastAsia="Arial" w:hAnsi="Arial"/>
-                <w:sz w:val="18"/>
-                <w:szCs w:val="18"/>
-              </w:rPr>
-              <w:t xml:space="preserve">Data</w:t>
-            </w:r>
-          </w:p>
-        </w:tc>
-        <w:tc>
-          <w:tcPr>
-            <w:tcW w:type="dxa" w:w="3800"/>
-            <w:tcBorders>
-              <w:top w:val="single" w:color="CCCCCC" w:sz="1"/>
-              <w:left w:val="single" w:color="CCCCCC" w:sz="1"/>
-              <w:bottom w:val="single" w:color="CCCCCC" w:sz="1"/>
-              <w:right w:val="single" w:color="CCCCCC" w:sz="1"/>
-            </w:tcBorders>
-            <w:tcMar>
-              <w:top w:type="dxa" w:w="60"/>
-              <w:left w:type="dxa" w:w="100"/>
-              <w:bottom w:type="dxa" w:w="60"/>
-              <w:right w:type="dxa" w:w="100"/>
-            </w:tcMar>
-          </w:tcPr>
-          <w:p>
-            <w:r>
-              <w:rPr>
-                <w:rFonts w:ascii="Arial" w:cs="Arial" w:eastAsia="Arial" w:hAnsi="Arial"/>
-                <w:sz w:val="18"/>
-                <w:szCs w:val="18"/>
-              </w:rPr>
-              <w:t xml:space="preserve">100% synthetic, zero real PII</w:t>
-            </w:r>
-          </w:p>
-        </w:tc>
-        <w:tc>
-          <w:tcPr>
-            <w:tcW w:type="dxa" w:w="3960"/>
-            <w:tcBorders>
-              <w:top w:val="single" w:color="CCCCCC" w:sz="1"/>
-              <w:left w:val="single" w:color="CCCCCC" w:sz="1"/>
-              <w:bottom w:val="single" w:color="CCCCCC" w:sz="1"/>
-              <w:right w:val="single" w:color="CCCCCC" w:sz="1"/>
-            </w:tcBorders>
-            <w:tcMar>
-              <w:top w:type="dxa" w:w="60"/>
-              <w:left w:type="dxa" w:w="100"/>
-              <w:bottom w:type="dxa" w:w="60"/>
-              <w:right w:type="dxa" w:w="100"/>
-            </w:tcMar>
-          </w:tcPr>
-          <w:p>
-            <w:r>
-              <w:rPr>
-                <w:rFonts w:ascii="Arial" w:cs="Arial" w:eastAsia="Arial" w:hAnsi="Arial"/>
-                <w:sz w:val="18"/>
-                <w:szCs w:val="18"/>
-              </w:rPr>
-              <w:t xml:space="preserve">Production: PII redaction pipeline (Layer 4) handles real data</w:t>
+            <w:tcW w:type="dxa" w:w="3500"/>
+            <w:tcBorders>
+              <w:top w:val="single" w:color="CCCCCC" w:sz="1"/>
+              <w:left w:val="single" w:color="CCCCCC" w:sz="1"/>
+              <w:bottom w:val="single" w:color="CCCCCC" w:sz="1"/>
+              <w:right w:val="single" w:color="CCCCCC" w:sz="1"/>
+            </w:tcBorders>
+            <w:tcMar>
+              <w:top w:type="dxa" w:w="60"/>
+              <w:left w:type="dxa" w:w="100"/>
+              <w:bottom w:type="dxa" w:w="60"/>
+              <w:right w:type="dxa" w:w="100"/>
+            </w:tcMar>
+          </w:tcPr>
+          <w:p>
+            <w:r>
+              <w:rPr>
+                <w:rFonts w:ascii="Arial" w:cs="Arial" w:eastAsia="Arial" w:hAnsi="Arial"/>
+                <w:sz w:val="18"/>
+                <w:szCs w:val="18"/>
+              </w:rPr>
+              <w:t xml:space="preserve">Audit trail capture</w:t>
+            </w:r>
+          </w:p>
+        </w:tc>
+        <w:tc>
+          <w:tcPr>
+            <w:tcW w:type="dxa" w:w="3430"/>
+            <w:tcBorders>
+              <w:top w:val="single" w:color="CCCCCC" w:sz="1"/>
+              <w:left w:val="single" w:color="CCCCCC" w:sz="1"/>
+              <w:bottom w:val="single" w:color="CCCCCC" w:sz="1"/>
+              <w:right w:val="single" w:color="CCCCCC" w:sz="1"/>
+            </w:tcBorders>
+            <w:tcMar>
+              <w:top w:type="dxa" w:w="60"/>
+              <w:left w:type="dxa" w:w="100"/>
+              <w:bottom w:type="dxa" w:w="60"/>
+              <w:right w:type="dxa" w:w="100"/>
+            </w:tcMar>
+          </w:tcPr>
+          <w:p>
+            <w:r>
+              <w:rPr>
+                <w:rFonts w:ascii="Arial" w:cs="Arial" w:eastAsia="Arial" w:hAnsi="Arial"/>
+                <w:sz w:val="18"/>
+                <w:szCs w:val="18"/>
+              </w:rPr>
+              <w:t xml:space="preserve">100% of interactions</w:t>
+            </w:r>
+          </w:p>
+        </w:tc>
+        <w:tc>
+          <w:tcPr>
+            <w:tcW w:type="dxa" w:w="2430"/>
+            <w:tcBorders>
+              <w:top w:val="single" w:color="CCCCCC" w:sz="1"/>
+              <w:left w:val="single" w:color="CCCCCC" w:sz="1"/>
+              <w:bottom w:val="single" w:color="CCCCCC" w:sz="1"/>
+              <w:right w:val="single" w:color="CCCCCC" w:sz="1"/>
+            </w:tcBorders>
+            <w:tcMar>
+              <w:top w:type="dxa" w:w="60"/>
+              <w:left w:type="dxa" w:w="100"/>
+              <w:bottom w:type="dxa" w:w="60"/>
+              <w:right w:type="dxa" w:w="100"/>
+            </w:tcMar>
+          </w:tcPr>
+          <w:p>
+            <w:r>
+              <w:rPr>
+                <w:rFonts w:ascii="Arial" w:cs="Arial" w:eastAsia="Arial" w:hAnsi="Arial"/>
+                <w:sz w:val="18"/>
+                <w:szCs w:val="18"/>
+              </w:rPr>
+              <w:t xml:space="preserve">Demonstrated</w:t>
             </w:r>
           </w:p>
         </w:tc>
@@ -6105,20 +9276,8 @@
     </w:tbl>
     <w:p>
       <w:pPr>
-        <w:spacing w:after="120"/>
-      </w:pPr>
-      <w:r>
-        <w:rPr>
-          <w:rFonts w:ascii="Arial" w:cs="Arial" w:eastAsia="Arial" w:hAnsi="Arial"/>
-          <w:sz w:val="22"/>
-          <w:szCs w:val="22"/>
-        </w:rPr>
-        <w:t xml:space="preserve"/>
-      </w:r>
-    </w:p>
-    <w:p>
-      <w:pPr>
-        <w:spacing w:after="120"/>
+        <w:pStyle w:val="Heading3"/>
+        <w:spacing w:after="120" w:before="240"/>
       </w:pPr>
       <w:r>
         <w:rPr>
@@ -6128,31 +9287,7 @@
           <w:sz w:val="22"/>
           <w:szCs w:val="22"/>
         </w:rPr>
-        <w:t xml:space="preserve">Scalability note: </w:t>
-      </w:r>
-      <w:r>
-        <w:rPr>
-          <w:rFonts w:ascii="Arial" w:cs="Arial" w:eastAsia="Arial" w:hAnsi="Arial"/>
-          <w:sz w:val="22"/>
-          <w:szCs w:val="22"/>
-        </w:rPr>
-        <w:t xml:space="preserve">Every component is chosen for serverless-first deployment. The architecture scales horizontally with zero configuration changes — Vercel auto-scales the compute, Neon auto-scales the database, and the cassette pattern eliminates LLM cost in the demo path.</w:t>
-      </w:r>
-    </w:p>
-    <w:p>
-      <w:pPr>
-        <w:pStyle w:val="Heading1"/>
-        <w:spacing w:after="120" w:before="240"/>
-      </w:pPr>
-      <w:r>
-        <w:rPr>
-          <w:rFonts w:ascii="Arial" w:cs="Arial" w:eastAsia="Arial" w:hAnsi="Arial"/>
-          <w:b/>
-          <w:bCs/>
-          <w:sz w:val="32"/>
-          <w:szCs w:val="32"/>
-        </w:rPr>
-        <w:t xml:space="preserve">8. Success Metrics (Aligned to MVP)</w:t>
+        <w:t xml:space="preserve">Business metrics (production pilot and beyond)</w:t>
       </w:r>
     </w:p>
     <w:tbl>
@@ -6168,14 +9303,15 @@
         </w:tblBorders>
       </w:tblPr>
       <w:tblGrid>
-        <w:gridCol w:w="3120"/>
-        <w:gridCol w:w="3120"/>
-        <w:gridCol w:w="3120"/>
+        <w:gridCol w:w="2100"/>
+        <w:gridCol w:w="2100"/>
+        <w:gridCol w:w="2100"/>
+        <w:gridCol w:w="3060"/>
       </w:tblGrid>
       <w:tr>
         <w:tc>
           <w:tcPr>
-            <w:tcW w:type="dxa" w:w="3120"/>
+            <w:tcW w:type="dxa" w:w="2100"/>
             <w:tcBorders>
               <w:top w:val="single" w:color="CCCCCC" w:sz="1"/>
               <w:left w:val="single" w:color="CCCCCC" w:sz="1"/>
@@ -6200,13 +9336,13 @@
                 <w:sz w:val="18"/>
                 <w:szCs w:val="18"/>
               </w:rPr>
-              <w:t xml:space="preserve">MVP demo metric</w:t>
-            </w:r>
-          </w:p>
-        </w:tc>
-        <w:tc>
-          <w:tcPr>
-            <w:tcW w:type="dxa" w:w="3120"/>
+              <w:t xml:space="preserve">Metric</w:t>
+            </w:r>
+          </w:p>
+        </w:tc>
+        <w:tc>
+          <w:tcPr>
+            <w:tcW w:type="dxa" w:w="2100"/>
             <w:tcBorders>
               <w:top w:val="single" w:color="CCCCCC" w:sz="1"/>
               <w:left w:val="single" w:color="CCCCCC" w:sz="1"/>
@@ -6231,13 +9367,13 @@
                 <w:sz w:val="18"/>
                 <w:szCs w:val="18"/>
               </w:rPr>
-              <w:t xml:space="preserve">Target during prototype</w:t>
-            </w:r>
-          </w:p>
-        </w:tc>
-        <w:tc>
-          <w:tcPr>
-            <w:tcW w:type="dxa" w:w="3120"/>
+              <w:t xml:space="preserve">Pilot target (50 experts)</w:t>
+            </w:r>
+          </w:p>
+        </w:tc>
+        <w:tc>
+          <w:tcPr>
+            <w:tcW w:type="dxa" w:w="2100"/>
             <w:tcBorders>
               <w:top w:val="single" w:color="CCCCCC" w:sz="1"/>
               <w:left w:val="single" w:color="CCCCCC" w:sz="1"/>
@@ -6262,7 +9398,38 @@
                 <w:sz w:val="18"/>
                 <w:szCs w:val="18"/>
               </w:rPr>
-              <w:t xml:space="preserve">Production outcome (full VEP)</w:t>
+              <w:t xml:space="preserve">GA target (TY2026)</w:t>
+            </w:r>
+          </w:p>
+        </w:tc>
+        <w:tc>
+          <w:tcPr>
+            <w:tcW w:type="dxa" w:w="3060"/>
+            <w:tcBorders>
+              <w:top w:val="single" w:color="CCCCCC" w:sz="1"/>
+              <w:left w:val="single" w:color="CCCCCC" w:sz="1"/>
+              <w:bottom w:val="single" w:color="CCCCCC" w:sz="1"/>
+              <w:right w:val="single" w:color="CCCCCC" w:sz="1"/>
+            </w:tcBorders>
+            <w:shd w:fill="1B2A4A" w:val="clear"/>
+            <w:tcMar>
+              <w:top w:type="dxa" w:w="60"/>
+              <w:left w:type="dxa" w:w="100"/>
+              <w:bottom w:type="dxa" w:w="60"/>
+              <w:right w:type="dxa" w:w="100"/>
+            </w:tcMar>
+          </w:tcPr>
+          <w:p>
+            <w:r>
+              <w:rPr>
+                <w:rFonts w:ascii="Arial" w:cs="Arial" w:eastAsia="Arial" w:hAnsi="Arial"/>
+                <w:b/>
+                <w:bCs/>
+                <w:color w:val="FFFFFF"/>
+                <w:sz w:val="18"/>
+                <w:szCs w:val="18"/>
+              </w:rPr>
+              <w:t xml:space="preserve">Measurement</w:t>
             </w:r>
           </w:p>
         </w:tc>
@@ -6270,82 +9437,109 @@
       <w:tr>
         <w:tc>
           <w:tcPr>
-            <w:tcW w:type="dxa" w:w="3120"/>
-            <w:tcBorders>
-              <w:top w:val="single" w:color="CCCCCC" w:sz="1"/>
-              <w:left w:val="single" w:color="CCCCCC" w:sz="1"/>
-              <w:bottom w:val="single" w:color="CCCCCC" w:sz="1"/>
-              <w:right w:val="single" w:color="CCCCCC" w:sz="1"/>
-            </w:tcBorders>
-            <w:tcMar>
-              <w:top w:type="dxa" w:w="60"/>
-              <w:left w:type="dxa" w:w="100"/>
-              <w:bottom w:type="dxa" w:w="60"/>
-              <w:right w:type="dxa" w:w="100"/>
-            </w:tcMar>
-          </w:tcPr>
-          <w:p>
-            <w:r>
-              <w:rPr>
-                <w:rFonts w:ascii="Arial" w:cs="Arial" w:eastAsia="Arial" w:hAnsi="Arial"/>
-                <w:sz w:val="18"/>
-                <w:szCs w:val="18"/>
-              </w:rPr>
-              <w:t xml:space="preserve">Goal dashboard reflects customer’s stated goals end to end</w:t>
-            </w:r>
-          </w:p>
-        </w:tc>
-        <w:tc>
-          <w:tcPr>
-            <w:tcW w:type="dxa" w:w="3120"/>
-            <w:tcBorders>
-              <w:top w:val="single" w:color="CCCCCC" w:sz="1"/>
-              <w:left w:val="single" w:color="CCCCCC" w:sz="1"/>
-              <w:bottom w:val="single" w:color="CCCCCC" w:sz="1"/>
-              <w:right w:val="single" w:color="CCCCCC" w:sz="1"/>
-            </w:tcBorders>
-            <w:tcMar>
-              <w:top w:type="dxa" w:w="60"/>
-              <w:left w:type="dxa" w:w="100"/>
-              <w:bottom w:type="dxa" w:w="60"/>
-              <w:right w:type="dxa" w:w="100"/>
-            </w:tcMar>
-          </w:tcPr>
-          <w:p>
-            <w:r>
-              <w:rPr>
-                <w:rFonts w:ascii="Arial" w:cs="Arial" w:eastAsia="Arial" w:hAnsi="Arial"/>
-                <w:sz w:val="18"/>
-                <w:szCs w:val="18"/>
-              </w:rPr>
-              <w:t xml:space="preserve">Every recommendation carries a goal fit score and a goal label</w:t>
-            </w:r>
-          </w:p>
-        </w:tc>
-        <w:tc>
-          <w:tcPr>
-            <w:tcW w:type="dxa" w:w="3120"/>
-            <w:tcBorders>
-              <w:top w:val="single" w:color="CCCCCC" w:sz="1"/>
-              <w:left w:val="single" w:color="CCCCCC" w:sz="1"/>
-              <w:bottom w:val="single" w:color="CCCCCC" w:sz="1"/>
-              <w:right w:val="single" w:color="CCCCCC" w:sz="1"/>
-            </w:tcBorders>
-            <w:tcMar>
-              <w:top w:type="dxa" w:w="60"/>
-              <w:left w:type="dxa" w:w="100"/>
-              <w:bottom w:type="dxa" w:w="60"/>
-              <w:right w:type="dxa" w:w="100"/>
-            </w:tcMar>
-          </w:tcPr>
-          <w:p>
-            <w:r>
-              <w:rPr>
-                <w:rFonts w:ascii="Arial" w:cs="Arial" w:eastAsia="Arial" w:hAnsi="Arial"/>
-                <w:sz w:val="18"/>
-                <w:szCs w:val="18"/>
-              </w:rPr>
-              <w:t xml:space="preserve">Goal fit score becomes the primary expert performance metric</w:t>
+            <w:tcW w:type="dxa" w:w="2100"/>
+            <w:tcBorders>
+              <w:top w:val="single" w:color="CCCCCC" w:sz="1"/>
+              <w:left w:val="single" w:color="CCCCCC" w:sz="1"/>
+              <w:bottom w:val="single" w:color="CCCCCC" w:sz="1"/>
+              <w:right w:val="single" w:color="CCCCCC" w:sz="1"/>
+            </w:tcBorders>
+            <w:tcMar>
+              <w:top w:type="dxa" w:w="60"/>
+              <w:left w:type="dxa" w:w="100"/>
+              <w:bottom w:type="dxa" w:w="60"/>
+              <w:right w:type="dxa" w:w="100"/>
+            </w:tcMar>
+          </w:tcPr>
+          <w:p>
+            <w:r>
+              <w:rPr>
+                <w:rFonts w:ascii="Arial" w:cs="Arial" w:eastAsia="Arial" w:hAnsi="Arial"/>
+                <w:sz w:val="18"/>
+                <w:szCs w:val="18"/>
+              </w:rPr>
+              <w:t xml:space="preserve">Customer retention lift</w:t>
+            </w:r>
+          </w:p>
+        </w:tc>
+        <w:tc>
+          <w:tcPr>
+            <w:tcW w:type="dxa" w:w="2100"/>
+            <w:tcBorders>
+              <w:top w:val="single" w:color="CCCCCC" w:sz="1"/>
+              <w:left w:val="single" w:color="CCCCCC" w:sz="1"/>
+              <w:bottom w:val="single" w:color="CCCCCC" w:sz="1"/>
+              <w:right w:val="single" w:color="CCCCCC" w:sz="1"/>
+            </w:tcBorders>
+            <w:tcMar>
+              <w:top w:type="dxa" w:w="60"/>
+              <w:left w:type="dxa" w:w="100"/>
+              <w:bottom w:type="dxa" w:w="60"/>
+              <w:right w:type="dxa" w:w="100"/>
+            </w:tcMar>
+          </w:tcPr>
+          <w:p>
+            <w:r>
+              <w:rPr>
+                <w:rFonts w:ascii="Arial" w:cs="Arial" w:eastAsia="Arial" w:hAnsi="Arial"/>
+                <w:sz w:val="18"/>
+                <w:szCs w:val="18"/>
+              </w:rPr>
+              <w:t xml:space="preserve">+1 point NPS vs control</w:t>
+            </w:r>
+          </w:p>
+        </w:tc>
+        <w:tc>
+          <w:tcPr>
+            <w:tcW w:type="dxa" w:w="2100"/>
+            <w:tcBorders>
+              <w:top w:val="single" w:color="CCCCCC" w:sz="1"/>
+              <w:left w:val="single" w:color="CCCCCC" w:sz="1"/>
+              <w:bottom w:val="single" w:color="CCCCCC" w:sz="1"/>
+              <w:right w:val="single" w:color="CCCCCC" w:sz="1"/>
+            </w:tcBorders>
+            <w:tcMar>
+              <w:top w:type="dxa" w:w="60"/>
+              <w:left w:type="dxa" w:w="100"/>
+              <w:bottom w:type="dxa" w:w="60"/>
+              <w:right w:type="dxa" w:w="100"/>
+            </w:tcMar>
+          </w:tcPr>
+          <w:p>
+            <w:r>
+              <w:rPr>
+                <w:rFonts w:ascii="Arial" w:cs="Arial" w:eastAsia="Arial" w:hAnsi="Arial"/>
+                <w:sz w:val="18"/>
+                <w:szCs w:val="18"/>
+              </w:rPr>
+              <w:t xml:space="preserve">+2–4 point retention lift</w:t>
+            </w:r>
+          </w:p>
+        </w:tc>
+        <w:tc>
+          <w:tcPr>
+            <w:tcW w:type="dxa" w:w="3060"/>
+            <w:tcBorders>
+              <w:top w:val="single" w:color="CCCCCC" w:sz="1"/>
+              <w:left w:val="single" w:color="CCCCCC" w:sz="1"/>
+              <w:bottom w:val="single" w:color="CCCCCC" w:sz="1"/>
+              <w:right w:val="single" w:color="CCCCCC" w:sz="1"/>
+            </w:tcBorders>
+            <w:tcMar>
+              <w:top w:type="dxa" w:w="60"/>
+              <w:left w:type="dxa" w:w="100"/>
+              <w:bottom w:type="dxa" w:w="60"/>
+              <w:right w:type="dxa" w:w="100"/>
+            </w:tcMar>
+          </w:tcPr>
+          <w:p>
+            <w:r>
+              <w:rPr>
+                <w:rFonts w:ascii="Arial" w:cs="Arial" w:eastAsia="Arial" w:hAnsi="Arial"/>
+                <w:sz w:val="18"/>
+                <w:szCs w:val="18"/>
+              </w:rPr>
+              <w:t xml:space="preserve">A/B test: goal-aligned vs current workbench. 90-day retention.</w:t>
             </w:r>
           </w:p>
         </w:tc>
@@ -6353,82 +9547,109 @@
       <w:tr>
         <w:tc>
           <w:tcPr>
-            <w:tcW w:type="dxa" w:w="3120"/>
-            <w:tcBorders>
-              <w:top w:val="single" w:color="CCCCCC" w:sz="1"/>
-              <w:left w:val="single" w:color="CCCCCC" w:sz="1"/>
-              <w:bottom w:val="single" w:color="CCCCCC" w:sz="1"/>
-              <w:right w:val="single" w:color="CCCCCC" w:sz="1"/>
-            </w:tcBorders>
-            <w:tcMar>
-              <w:top w:type="dxa" w:w="60"/>
-              <w:left w:type="dxa" w:w="100"/>
-              <w:bottom w:type="dxa" w:w="60"/>
-              <w:right w:type="dxa" w:w="100"/>
-            </w:tcMar>
-          </w:tcPr>
-          <w:p>
-            <w:r>
-              <w:rPr>
-                <w:rFonts w:ascii="Arial" w:cs="Arial" w:eastAsia="Arial" w:hAnsi="Arial"/>
-                <w:sz w:val="18"/>
-                <w:szCs w:val="18"/>
-              </w:rPr>
-              <w:t xml:space="preserve">Recommendation list catches every mechanically detectable error</w:t>
-            </w:r>
-          </w:p>
-        </w:tc>
-        <w:tc>
-          <w:tcPr>
-            <w:tcW w:type="dxa" w:w="3120"/>
-            <w:tcBorders>
-              <w:top w:val="single" w:color="CCCCCC" w:sz="1"/>
-              <w:left w:val="single" w:color="CCCCCC" w:sz="1"/>
-              <w:bottom w:val="single" w:color="CCCCCC" w:sz="1"/>
-              <w:right w:val="single" w:color="CCCCCC" w:sz="1"/>
-            </w:tcBorders>
-            <w:tcMar>
-              <w:top w:type="dxa" w:w="60"/>
-              <w:left w:type="dxa" w:w="100"/>
-              <w:bottom w:type="dxa" w:w="60"/>
-              <w:right w:type="dxa" w:w="100"/>
-            </w:tcMar>
-          </w:tcPr>
-          <w:p>
-            <w:r>
-              <w:rPr>
-                <w:rFonts w:ascii="Arial" w:cs="Arial" w:eastAsia="Arial" w:hAnsi="Arial"/>
-                <w:sz w:val="18"/>
-                <w:szCs w:val="18"/>
-              </w:rPr>
-              <w:t xml:space="preserve">5 of 5 errors caught with rule citation and goal mapping</w:t>
-            </w:r>
-          </w:p>
-        </w:tc>
-        <w:tc>
-          <w:tcPr>
-            <w:tcW w:type="dxa" w:w="3120"/>
-            <w:tcBorders>
-              <w:top w:val="single" w:color="CCCCCC" w:sz="1"/>
-              <w:left w:val="single" w:color="CCCCCC" w:sz="1"/>
-              <w:bottom w:val="single" w:color="CCCCCC" w:sz="1"/>
-              <w:right w:val="single" w:color="CCCCCC" w:sz="1"/>
-            </w:tcBorders>
-            <w:tcMar>
-              <w:top w:type="dxa" w:w="60"/>
-              <w:left w:type="dxa" w:w="100"/>
-              <w:bottom w:type="dxa" w:w="60"/>
-              <w:right w:type="dxa" w:w="100"/>
-            </w:tcMar>
-          </w:tcPr>
-          <w:p>
-            <w:r>
-              <w:rPr>
-                <w:rFonts w:ascii="Arial" w:cs="Arial" w:eastAsia="Arial" w:hAnsi="Arial"/>
-                <w:sz w:val="18"/>
-                <w:szCs w:val="18"/>
-              </w:rPr>
-              <w:t xml:space="preserve">First touch return accuracy improved 25% in TY2026</w:t>
+            <w:tcW w:type="dxa" w:w="2100"/>
+            <w:tcBorders>
+              <w:top w:val="single" w:color="CCCCCC" w:sz="1"/>
+              <w:left w:val="single" w:color="CCCCCC" w:sz="1"/>
+              <w:bottom w:val="single" w:color="CCCCCC" w:sz="1"/>
+              <w:right w:val="single" w:color="CCCCCC" w:sz="1"/>
+            </w:tcBorders>
+            <w:tcMar>
+              <w:top w:type="dxa" w:w="60"/>
+              <w:left w:type="dxa" w:w="100"/>
+              <w:bottom w:type="dxa" w:w="60"/>
+              <w:right w:type="dxa" w:w="100"/>
+            </w:tcMar>
+          </w:tcPr>
+          <w:p>
+            <w:r>
+              <w:rPr>
+                <w:rFonts w:ascii="Arial" w:cs="Arial" w:eastAsia="Arial" w:hAnsi="Arial"/>
+                <w:sz w:val="18"/>
+                <w:szCs w:val="18"/>
+              </w:rPr>
+              <w:t xml:space="preserve">Revenue per customer</w:t>
+            </w:r>
+          </w:p>
+        </w:tc>
+        <w:tc>
+          <w:tcPr>
+            <w:tcW w:type="dxa" w:w="2100"/>
+            <w:tcBorders>
+              <w:top w:val="single" w:color="CCCCCC" w:sz="1"/>
+              <w:left w:val="single" w:color="CCCCCC" w:sz="1"/>
+              <w:bottom w:val="single" w:color="CCCCCC" w:sz="1"/>
+              <w:right w:val="single" w:color="CCCCCC" w:sz="1"/>
+            </w:tcBorders>
+            <w:tcMar>
+              <w:top w:type="dxa" w:w="60"/>
+              <w:left w:type="dxa" w:w="100"/>
+              <w:bottom w:type="dxa" w:w="60"/>
+              <w:right w:type="dxa" w:w="100"/>
+            </w:tcMar>
+          </w:tcPr>
+          <w:p>
+            <w:r>
+              <w:rPr>
+                <w:rFonts w:ascii="Arial" w:cs="Arial" w:eastAsia="Arial" w:hAnsi="Arial"/>
+                <w:sz w:val="18"/>
+                <w:szCs w:val="18"/>
+              </w:rPr>
+              <w:t xml:space="preserve">5% higher upsell rate</w:t>
+            </w:r>
+          </w:p>
+        </w:tc>
+        <w:tc>
+          <w:tcPr>
+            <w:tcW w:type="dxa" w:w="2100"/>
+            <w:tcBorders>
+              <w:top w:val="single" w:color="CCCCCC" w:sz="1"/>
+              <w:left w:val="single" w:color="CCCCCC" w:sz="1"/>
+              <w:bottom w:val="single" w:color="CCCCCC" w:sz="1"/>
+              <w:right w:val="single" w:color="CCCCCC" w:sz="1"/>
+            </w:tcBorders>
+            <w:tcMar>
+              <w:top w:type="dxa" w:w="60"/>
+              <w:left w:type="dxa" w:w="100"/>
+              <w:bottom w:type="dxa" w:w="60"/>
+              <w:right w:type="dxa" w:w="100"/>
+            </w:tcMar>
+          </w:tcPr>
+          <w:p>
+            <w:r>
+              <w:rPr>
+                <w:rFonts w:ascii="Arial" w:cs="Arial" w:eastAsia="Arial" w:hAnsi="Arial"/>
+                <w:sz w:val="18"/>
+                <w:szCs w:val="18"/>
+              </w:rPr>
+              <w:t xml:space="preserve">10% conversion uplift</w:t>
+            </w:r>
+          </w:p>
+        </w:tc>
+        <w:tc>
+          <w:tcPr>
+            <w:tcW w:type="dxa" w:w="3060"/>
+            <w:tcBorders>
+              <w:top w:val="single" w:color="CCCCCC" w:sz="1"/>
+              <w:left w:val="single" w:color="CCCCCC" w:sz="1"/>
+              <w:bottom w:val="single" w:color="CCCCCC" w:sz="1"/>
+              <w:right w:val="single" w:color="CCCCCC" w:sz="1"/>
+            </w:tcBorders>
+            <w:tcMar>
+              <w:top w:type="dxa" w:w="60"/>
+              <w:left w:type="dxa" w:w="100"/>
+              <w:bottom w:type="dxa" w:w="60"/>
+              <w:right w:type="dxa" w:w="100"/>
+            </w:tcMar>
+          </w:tcPr>
+          <w:p>
+            <w:r>
+              <w:rPr>
+                <w:rFonts w:ascii="Arial" w:cs="Arial" w:eastAsia="Arial" w:hAnsi="Arial"/>
+                <w:sz w:val="18"/>
+                <w:szCs w:val="18"/>
+              </w:rPr>
+              <w:t xml:space="preserve">Funnel: goal complexity &gt; threshold → upsell → conversion.</w:t>
             </w:r>
           </w:p>
         </w:tc>
@@ -6436,82 +9657,109 @@
       <w:tr>
         <w:tc>
           <w:tcPr>
-            <w:tcW w:type="dxa" w:w="3120"/>
-            <w:tcBorders>
-              <w:top w:val="single" w:color="CCCCCC" w:sz="1"/>
-              <w:left w:val="single" w:color="CCCCCC" w:sz="1"/>
-              <w:bottom w:val="single" w:color="CCCCCC" w:sz="1"/>
-              <w:right w:val="single" w:color="CCCCCC" w:sz="1"/>
-            </w:tcBorders>
-            <w:tcMar>
-              <w:top w:type="dxa" w:w="60"/>
-              <w:left w:type="dxa" w:w="100"/>
-              <w:bottom w:type="dxa" w:w="60"/>
-              <w:right w:type="dxa" w:w="100"/>
-            </w:tcMar>
-          </w:tcPr>
-          <w:p>
-            <w:r>
-              <w:rPr>
-                <w:rFonts w:ascii="Arial" w:cs="Arial" w:eastAsia="Arial" w:hAnsi="Arial"/>
-                <w:sz w:val="18"/>
-                <w:szCs w:val="18"/>
-              </w:rPr>
-              <w:t xml:space="preserve">Expert minutes per return on the synthetic 1040</w:t>
-            </w:r>
-          </w:p>
-        </w:tc>
-        <w:tc>
-          <w:tcPr>
-            <w:tcW w:type="dxa" w:w="3120"/>
-            <w:tcBorders>
-              <w:top w:val="single" w:color="CCCCCC" w:sz="1"/>
-              <w:left w:val="single" w:color="CCCCCC" w:sz="1"/>
-              <w:bottom w:val="single" w:color="CCCCCC" w:sz="1"/>
-              <w:right w:val="single" w:color="CCCCCC" w:sz="1"/>
-            </w:tcBorders>
-            <w:tcMar>
-              <w:top w:type="dxa" w:w="60"/>
-              <w:left w:type="dxa" w:w="100"/>
-              <w:bottom w:type="dxa" w:w="60"/>
-              <w:right w:type="dxa" w:w="100"/>
-            </w:tcMar>
-          </w:tcPr>
-          <w:p>
-            <w:r>
-              <w:rPr>
-                <w:rFonts w:ascii="Arial" w:cs="Arial" w:eastAsia="Arial" w:hAnsi="Arial"/>
-                <w:sz w:val="18"/>
-                <w:szCs w:val="18"/>
-              </w:rPr>
-              <w:t xml:space="preserve">Under 10 minutes wall clock vs 25–35 min legacy baseline</w:t>
-            </w:r>
-          </w:p>
-        </w:tc>
-        <w:tc>
-          <w:tcPr>
-            <w:tcW w:type="dxa" w:w="3120"/>
-            <w:tcBorders>
-              <w:top w:val="single" w:color="CCCCCC" w:sz="1"/>
-              <w:left w:val="single" w:color="CCCCCC" w:sz="1"/>
-              <w:bottom w:val="single" w:color="CCCCCC" w:sz="1"/>
-              <w:right w:val="single" w:color="CCCCCC" w:sz="1"/>
-            </w:tcBorders>
-            <w:tcMar>
-              <w:top w:type="dxa" w:w="60"/>
-              <w:left w:type="dxa" w:w="100"/>
-              <w:bottom w:type="dxa" w:w="60"/>
-              <w:right w:type="dxa" w:w="100"/>
-            </w:tcMar>
-          </w:tcPr>
-          <w:p>
-            <w:r>
-              <w:rPr>
-                <w:rFonts w:ascii="Arial" w:cs="Arial" w:eastAsia="Arial" w:hAnsi="Arial"/>
-                <w:sz w:val="18"/>
-                <w:szCs w:val="18"/>
-              </w:rPr>
-              <w:t xml:space="preserve">30% additional reduction on top of Intuit’s stated TY2025 ~20% baseline</w:t>
+            <w:tcW w:type="dxa" w:w="2100"/>
+            <w:tcBorders>
+              <w:top w:val="single" w:color="CCCCCC" w:sz="1"/>
+              <w:left w:val="single" w:color="CCCCCC" w:sz="1"/>
+              <w:bottom w:val="single" w:color="CCCCCC" w:sz="1"/>
+              <w:right w:val="single" w:color="CCCCCC" w:sz="1"/>
+            </w:tcBorders>
+            <w:tcMar>
+              <w:top w:type="dxa" w:w="60"/>
+              <w:left w:type="dxa" w:w="100"/>
+              <w:bottom w:type="dxa" w:w="60"/>
+              <w:right w:type="dxa" w:w="100"/>
+            </w:tcMar>
+          </w:tcPr>
+          <w:p>
+            <w:r>
+              <w:rPr>
+                <w:rFonts w:ascii="Arial" w:cs="Arial" w:eastAsia="Arial" w:hAnsi="Arial"/>
+                <w:sz w:val="18"/>
+                <w:szCs w:val="18"/>
+              </w:rPr>
+              <w:t xml:space="preserve">First touch return accuracy</w:t>
+            </w:r>
+          </w:p>
+        </w:tc>
+        <w:tc>
+          <w:tcPr>
+            <w:tcW w:type="dxa" w:w="2100"/>
+            <w:tcBorders>
+              <w:top w:val="single" w:color="CCCCCC" w:sz="1"/>
+              <w:left w:val="single" w:color="CCCCCC" w:sz="1"/>
+              <w:bottom w:val="single" w:color="CCCCCC" w:sz="1"/>
+              <w:right w:val="single" w:color="CCCCCC" w:sz="1"/>
+            </w:tcBorders>
+            <w:tcMar>
+              <w:top w:type="dxa" w:w="60"/>
+              <w:left w:type="dxa" w:w="100"/>
+              <w:bottom w:type="dxa" w:w="60"/>
+              <w:right w:type="dxa" w:w="100"/>
+            </w:tcMar>
+          </w:tcPr>
+          <w:p>
+            <w:r>
+              <w:rPr>
+                <w:rFonts w:ascii="Arial" w:cs="Arial" w:eastAsia="Arial" w:hAnsi="Arial"/>
+                <w:sz w:val="18"/>
+                <w:szCs w:val="18"/>
+              </w:rPr>
+              <w:t xml:space="preserve">15% IRS notice reduction</w:t>
+            </w:r>
+          </w:p>
+        </w:tc>
+        <w:tc>
+          <w:tcPr>
+            <w:tcW w:type="dxa" w:w="2100"/>
+            <w:tcBorders>
+              <w:top w:val="single" w:color="CCCCCC" w:sz="1"/>
+              <w:left w:val="single" w:color="CCCCCC" w:sz="1"/>
+              <w:bottom w:val="single" w:color="CCCCCC" w:sz="1"/>
+              <w:right w:val="single" w:color="CCCCCC" w:sz="1"/>
+            </w:tcBorders>
+            <w:tcMar>
+              <w:top w:type="dxa" w:w="60"/>
+              <w:left w:type="dxa" w:w="100"/>
+              <w:bottom w:type="dxa" w:w="60"/>
+              <w:right w:type="dxa" w:w="100"/>
+            </w:tcMar>
+          </w:tcPr>
+          <w:p>
+            <w:r>
+              <w:rPr>
+                <w:rFonts w:ascii="Arial" w:cs="Arial" w:eastAsia="Arial" w:hAnsi="Arial"/>
+                <w:sz w:val="18"/>
+                <w:szCs w:val="18"/>
+              </w:rPr>
+              <w:t xml:space="preserve">25% reduction</w:t>
+            </w:r>
+          </w:p>
+        </w:tc>
+        <w:tc>
+          <w:tcPr>
+            <w:tcW w:type="dxa" w:w="3060"/>
+            <w:tcBorders>
+              <w:top w:val="single" w:color="CCCCCC" w:sz="1"/>
+              <w:left w:val="single" w:color="CCCCCC" w:sz="1"/>
+              <w:bottom w:val="single" w:color="CCCCCC" w:sz="1"/>
+              <w:right w:val="single" w:color="CCCCCC" w:sz="1"/>
+            </w:tcBorders>
+            <w:tcMar>
+              <w:top w:type="dxa" w:w="60"/>
+              <w:left w:type="dxa" w:w="100"/>
+              <w:bottom w:type="dxa" w:w="60"/>
+              <w:right w:type="dxa" w:w="100"/>
+            </w:tcMar>
+          </w:tcPr>
+          <w:p>
+            <w:r>
+              <w:rPr>
+                <w:rFonts w:ascii="Arial" w:cs="Arial" w:eastAsia="Arial" w:hAnsi="Arial"/>
+                <w:sz w:val="18"/>
+                <w:szCs w:val="18"/>
+              </w:rPr>
+              <w:t xml:space="preserve">Post-filing IRS notice rate. 6–12 month lag.</w:t>
             </w:r>
           </w:p>
         </w:tc>
@@ -6519,82 +9767,109 @@
       <w:tr>
         <w:tc>
           <w:tcPr>
-            <w:tcW w:type="dxa" w:w="3120"/>
-            <w:tcBorders>
-              <w:top w:val="single" w:color="CCCCCC" w:sz="1"/>
-              <w:left w:val="single" w:color="CCCCCC" w:sz="1"/>
-              <w:bottom w:val="single" w:color="CCCCCC" w:sz="1"/>
-              <w:right w:val="single" w:color="CCCCCC" w:sz="1"/>
-            </w:tcBorders>
-            <w:tcMar>
-              <w:top w:type="dxa" w:w="60"/>
-              <w:left w:type="dxa" w:w="100"/>
-              <w:bottom w:type="dxa" w:w="60"/>
-              <w:right w:type="dxa" w:w="100"/>
-            </w:tcMar>
-          </w:tcPr>
-          <w:p>
-            <w:r>
-              <w:rPr>
-                <w:rFonts w:ascii="Arial" w:cs="Arial" w:eastAsia="Arial" w:hAnsi="Arial"/>
-                <w:sz w:val="18"/>
-                <w:szCs w:val="18"/>
-              </w:rPr>
-              <w:t xml:space="preserve">Confidence score calibration on pre populated lines</w:t>
-            </w:r>
-          </w:p>
-        </w:tc>
-        <w:tc>
-          <w:tcPr>
-            <w:tcW w:type="dxa" w:w="3120"/>
-            <w:tcBorders>
-              <w:top w:val="single" w:color="CCCCCC" w:sz="1"/>
-              <w:left w:val="single" w:color="CCCCCC" w:sz="1"/>
-              <w:bottom w:val="single" w:color="CCCCCC" w:sz="1"/>
-              <w:right w:val="single" w:color="CCCCCC" w:sz="1"/>
-            </w:tcBorders>
-            <w:tcMar>
-              <w:top w:type="dxa" w:w="60"/>
-              <w:left w:type="dxa" w:w="100"/>
-              <w:bottom w:type="dxa" w:w="60"/>
-              <w:right w:type="dxa" w:w="100"/>
-            </w:tcMar>
-          </w:tcPr>
-          <w:p>
-            <w:r>
-              <w:rPr>
-                <w:rFonts w:ascii="Arial" w:cs="Arial" w:eastAsia="Arial" w:hAnsi="Arial"/>
-                <w:sz w:val="18"/>
-                <w:szCs w:val="18"/>
-              </w:rPr>
-              <w:t xml:space="preserve">Calibration curve within 5 points across deciles on 50 return synthetic test set</w:t>
-            </w:r>
-          </w:p>
-        </w:tc>
-        <w:tc>
-          <w:tcPr>
-            <w:tcW w:type="dxa" w:w="3120"/>
-            <w:tcBorders>
-              <w:top w:val="single" w:color="CCCCCC" w:sz="1"/>
-              <w:left w:val="single" w:color="CCCCCC" w:sz="1"/>
-              <w:bottom w:val="single" w:color="CCCCCC" w:sz="1"/>
-              <w:right w:val="single" w:color="CCCCCC" w:sz="1"/>
-            </w:tcBorders>
-            <w:tcMar>
-              <w:top w:type="dxa" w:w="60"/>
-              <w:left w:type="dxa" w:w="100"/>
-              <w:bottom w:type="dxa" w:w="60"/>
-              <w:right w:type="dxa" w:w="100"/>
-            </w:tcMar>
-          </w:tcPr>
-          <w:p>
-            <w:r>
-              <w:rPr>
-                <w:rFonts w:ascii="Arial" w:cs="Arial" w:eastAsia="Arial" w:hAnsi="Arial"/>
-                <w:sz w:val="18"/>
-                <w:szCs w:val="18"/>
-              </w:rPr>
-              <w:t xml:space="preserve">Senior experts trust confidence scores as a triage signal</w:t>
+            <w:tcW w:type="dxa" w:w="2100"/>
+            <w:tcBorders>
+              <w:top w:val="single" w:color="CCCCCC" w:sz="1"/>
+              <w:left w:val="single" w:color="CCCCCC" w:sz="1"/>
+              <w:bottom w:val="single" w:color="CCCCCC" w:sz="1"/>
+              <w:right w:val="single" w:color="CCCCCC" w:sz="1"/>
+            </w:tcBorders>
+            <w:tcMar>
+              <w:top w:type="dxa" w:w="60"/>
+              <w:left w:type="dxa" w:w="100"/>
+              <w:bottom w:type="dxa" w:w="60"/>
+              <w:right w:type="dxa" w:w="100"/>
+            </w:tcMar>
+          </w:tcPr>
+          <w:p>
+            <w:r>
+              <w:rPr>
+                <w:rFonts w:ascii="Arial" w:cs="Arial" w:eastAsia="Arial" w:hAnsi="Arial"/>
+                <w:sz w:val="18"/>
+                <w:szCs w:val="18"/>
+              </w:rPr>
+              <w:t xml:space="preserve">Expert throughput</w:t>
+            </w:r>
+          </w:p>
+        </w:tc>
+        <w:tc>
+          <w:tcPr>
+            <w:tcW w:type="dxa" w:w="2100"/>
+            <w:tcBorders>
+              <w:top w:val="single" w:color="CCCCCC" w:sz="1"/>
+              <w:left w:val="single" w:color="CCCCCC" w:sz="1"/>
+              <w:bottom w:val="single" w:color="CCCCCC" w:sz="1"/>
+              <w:right w:val="single" w:color="CCCCCC" w:sz="1"/>
+            </w:tcBorders>
+            <w:tcMar>
+              <w:top w:type="dxa" w:w="60"/>
+              <w:left w:type="dxa" w:w="100"/>
+              <w:bottom w:type="dxa" w:w="60"/>
+              <w:right w:type="dxa" w:w="100"/>
+            </w:tcMar>
+          </w:tcPr>
+          <w:p>
+            <w:r>
+              <w:rPr>
+                <w:rFonts w:ascii="Arial" w:cs="Arial" w:eastAsia="Arial" w:hAnsi="Arial"/>
+                <w:sz w:val="18"/>
+                <w:szCs w:val="18"/>
+              </w:rPr>
+              <w:t xml:space="preserve">+2 returns/day with pre-work</w:t>
+            </w:r>
+          </w:p>
+        </w:tc>
+        <w:tc>
+          <w:tcPr>
+            <w:tcW w:type="dxa" w:w="2100"/>
+            <w:tcBorders>
+              <w:top w:val="single" w:color="CCCCCC" w:sz="1"/>
+              <w:left w:val="single" w:color="CCCCCC" w:sz="1"/>
+              <w:bottom w:val="single" w:color="CCCCCC" w:sz="1"/>
+              <w:right w:val="single" w:color="CCCCCC" w:sz="1"/>
+            </w:tcBorders>
+            <w:tcMar>
+              <w:top w:type="dxa" w:w="60"/>
+              <w:left w:type="dxa" w:w="100"/>
+              <w:bottom w:type="dxa" w:w="60"/>
+              <w:right w:type="dxa" w:w="100"/>
+            </w:tcMar>
+          </w:tcPr>
+          <w:p>
+            <w:r>
+              <w:rPr>
+                <w:rFonts w:ascii="Arial" w:cs="Arial" w:eastAsia="Arial" w:hAnsi="Arial"/>
+                <w:sz w:val="18"/>
+                <w:szCs w:val="18"/>
+              </w:rPr>
+              <w:t xml:space="preserve">15–20% improvement</w:t>
+            </w:r>
+          </w:p>
+        </w:tc>
+        <w:tc>
+          <w:tcPr>
+            <w:tcW w:type="dxa" w:w="3060"/>
+            <w:tcBorders>
+              <w:top w:val="single" w:color="CCCCCC" w:sz="1"/>
+              <w:left w:val="single" w:color="CCCCCC" w:sz="1"/>
+              <w:bottom w:val="single" w:color="CCCCCC" w:sz="1"/>
+              <w:right w:val="single" w:color="CCCCCC" w:sz="1"/>
+            </w:tcBorders>
+            <w:tcMar>
+              <w:top w:type="dxa" w:w="60"/>
+              <w:left w:type="dxa" w:w="100"/>
+              <w:bottom w:type="dxa" w:w="60"/>
+              <w:right w:type="dxa" w:w="100"/>
+            </w:tcMar>
+          </w:tcPr>
+          <w:p>
+            <w:r>
+              <w:rPr>
+                <w:rFonts w:ascii="Arial" w:cs="Arial" w:eastAsia="Arial" w:hAnsi="Arial"/>
+                <w:sz w:val="18"/>
+                <w:szCs w:val="18"/>
+              </w:rPr>
+              <w:t xml:space="preserve">Returns per expert per day, complexity-adjusted.</w:t>
             </w:r>
           </w:p>
         </w:tc>
@@ -6602,82 +9877,109 @@
       <w:tr>
         <w:tc>
           <w:tcPr>
-            <w:tcW w:type="dxa" w:w="3120"/>
-            <w:tcBorders>
-              <w:top w:val="single" w:color="CCCCCC" w:sz="1"/>
-              <w:left w:val="single" w:color="CCCCCC" w:sz="1"/>
-              <w:bottom w:val="single" w:color="CCCCCC" w:sz="1"/>
-              <w:right w:val="single" w:color="CCCCCC" w:sz="1"/>
-            </w:tcBorders>
-            <w:tcMar>
-              <w:top w:type="dxa" w:w="60"/>
-              <w:left w:type="dxa" w:w="100"/>
-              <w:bottom w:type="dxa" w:w="60"/>
-              <w:right w:type="dxa" w:w="100"/>
-            </w:tcMar>
-          </w:tcPr>
-          <w:p>
-            <w:r>
-              <w:rPr>
-                <w:rFonts w:ascii="Arial" w:cs="Arial" w:eastAsia="Arial" w:hAnsi="Arial"/>
-                <w:sz w:val="18"/>
-                <w:szCs w:val="18"/>
-              </w:rPr>
-              <w:t xml:space="preserve">PII redaction against the synthetic 1040</w:t>
-            </w:r>
-          </w:p>
-        </w:tc>
-        <w:tc>
-          <w:tcPr>
-            <w:tcW w:type="dxa" w:w="3120"/>
-            <w:tcBorders>
-              <w:top w:val="single" w:color="CCCCCC" w:sz="1"/>
-              <w:left w:val="single" w:color="CCCCCC" w:sz="1"/>
-              <w:bottom w:val="single" w:color="CCCCCC" w:sz="1"/>
-              <w:right w:val="single" w:color="CCCCCC" w:sz="1"/>
-            </w:tcBorders>
-            <w:tcMar>
-              <w:top w:type="dxa" w:w="60"/>
-              <w:left w:type="dxa" w:w="100"/>
-              <w:bottom w:type="dxa" w:w="60"/>
-              <w:right w:type="dxa" w:w="100"/>
-            </w:tcMar>
-          </w:tcPr>
-          <w:p>
-            <w:r>
-              <w:rPr>
-                <w:rFonts w:ascii="Arial" w:cs="Arial" w:eastAsia="Arial" w:hAnsi="Arial"/>
-                <w:sz w:val="18"/>
-                <w:szCs w:val="18"/>
-              </w:rPr>
-              <w:t xml:space="preserve">Zero PII leakage in prompts sent to the model</w:t>
-            </w:r>
-          </w:p>
-        </w:tc>
-        <w:tc>
-          <w:tcPr>
-            <w:tcW w:type="dxa" w:w="3120"/>
-            <w:tcBorders>
-              <w:top w:val="single" w:color="CCCCCC" w:sz="1"/>
-              <w:left w:val="single" w:color="CCCCCC" w:sz="1"/>
-              <w:bottom w:val="single" w:color="CCCCCC" w:sz="1"/>
-              <w:right w:val="single" w:color="CCCCCC" w:sz="1"/>
-            </w:tcBorders>
-            <w:tcMar>
-              <w:top w:type="dxa" w:w="60"/>
-              <w:left w:type="dxa" w:w="100"/>
-              <w:bottom w:type="dxa" w:w="60"/>
-              <w:right w:type="dxa" w:w="100"/>
-            </w:tcMar>
-          </w:tcPr>
-          <w:p>
-            <w:r>
-              <w:rPr>
-                <w:rFonts w:ascii="Arial" w:cs="Arial" w:eastAsia="Arial" w:hAnsi="Arial"/>
-                <w:sz w:val="18"/>
-                <w:szCs w:val="18"/>
-              </w:rPr>
-              <w:t xml:space="preserve">Zero PII leakage in production GenOS prompts</w:t>
+            <w:tcW w:type="dxa" w:w="2100"/>
+            <w:tcBorders>
+              <w:top w:val="single" w:color="CCCCCC" w:sz="1"/>
+              <w:left w:val="single" w:color="CCCCCC" w:sz="1"/>
+              <w:bottom w:val="single" w:color="CCCCCC" w:sz="1"/>
+              <w:right w:val="single" w:color="CCCCCC" w:sz="1"/>
+            </w:tcBorders>
+            <w:tcMar>
+              <w:top w:type="dxa" w:w="60"/>
+              <w:left w:type="dxa" w:w="100"/>
+              <w:bottom w:type="dxa" w:w="60"/>
+              <w:right w:type="dxa" w:w="100"/>
+            </w:tcMar>
+          </w:tcPr>
+          <w:p>
+            <w:r>
+              <w:rPr>
+                <w:rFonts w:ascii="Arial" w:cs="Arial" w:eastAsia="Arial" w:hAnsi="Arial"/>
+                <w:sz w:val="18"/>
+                <w:szCs w:val="18"/>
+              </w:rPr>
+              <w:t xml:space="preserve">Goal fulfillment rate (new)</w:t>
+            </w:r>
+          </w:p>
+        </w:tc>
+        <w:tc>
+          <w:tcPr>
+            <w:tcW w:type="dxa" w:w="2100"/>
+            <w:tcBorders>
+              <w:top w:val="single" w:color="CCCCCC" w:sz="1"/>
+              <w:left w:val="single" w:color="CCCCCC" w:sz="1"/>
+              <w:bottom w:val="single" w:color="CCCCCC" w:sz="1"/>
+              <w:right w:val="single" w:color="CCCCCC" w:sz="1"/>
+            </w:tcBorders>
+            <w:tcMar>
+              <w:top w:type="dxa" w:w="60"/>
+              <w:left w:type="dxa" w:w="100"/>
+              <w:bottom w:type="dxa" w:w="60"/>
+              <w:right w:type="dxa" w:w="100"/>
+            </w:tcMar>
+          </w:tcPr>
+          <w:p>
+            <w:r>
+              <w:rPr>
+                <w:rFonts w:ascii="Arial" w:cs="Arial" w:eastAsia="Arial" w:hAnsi="Arial"/>
+                <w:sz w:val="18"/>
+                <w:szCs w:val="18"/>
+              </w:rPr>
+              <w:t xml:space="preserve">70% of goals addressed</w:t>
+            </w:r>
+          </w:p>
+        </w:tc>
+        <w:tc>
+          <w:tcPr>
+            <w:tcW w:type="dxa" w:w="2100"/>
+            <w:tcBorders>
+              <w:top w:val="single" w:color="CCCCCC" w:sz="1"/>
+              <w:left w:val="single" w:color="CCCCCC" w:sz="1"/>
+              <w:bottom w:val="single" w:color="CCCCCC" w:sz="1"/>
+              <w:right w:val="single" w:color="CCCCCC" w:sz="1"/>
+            </w:tcBorders>
+            <w:tcMar>
+              <w:top w:type="dxa" w:w="60"/>
+              <w:left w:type="dxa" w:w="100"/>
+              <w:bottom w:type="dxa" w:w="60"/>
+              <w:right w:type="dxa" w:w="100"/>
+            </w:tcMar>
+          </w:tcPr>
+          <w:p>
+            <w:r>
+              <w:rPr>
+                <w:rFonts w:ascii="Arial" w:cs="Arial" w:eastAsia="Arial" w:hAnsi="Arial"/>
+                <w:sz w:val="18"/>
+                <w:szCs w:val="18"/>
+              </w:rPr>
+              <w:t xml:space="preserve">85% fulfillment</w:t>
+            </w:r>
+          </w:p>
+        </w:tc>
+        <w:tc>
+          <w:tcPr>
+            <w:tcW w:type="dxa" w:w="3060"/>
+            <w:tcBorders>
+              <w:top w:val="single" w:color="CCCCCC" w:sz="1"/>
+              <w:left w:val="single" w:color="CCCCCC" w:sz="1"/>
+              <w:bottom w:val="single" w:color="CCCCCC" w:sz="1"/>
+              <w:right w:val="single" w:color="CCCCCC" w:sz="1"/>
+            </w:tcBorders>
+            <w:tcMar>
+              <w:top w:type="dxa" w:w="60"/>
+              <w:left w:type="dxa" w:w="100"/>
+              <w:bottom w:type="dxa" w:w="60"/>
+              <w:right w:type="dxa" w:w="100"/>
+            </w:tcMar>
+          </w:tcPr>
+          <w:p>
+            <w:r>
+              <w:rPr>
+                <w:rFonts w:ascii="Arial" w:cs="Arial" w:eastAsia="Arial" w:hAnsi="Arial"/>
+                <w:sz w:val="18"/>
+                <w:szCs w:val="18"/>
+              </w:rPr>
+              <w:t xml:space="preserve">Goals stated vs recs accepted, scored by goal-fit.</w:t>
             </w:r>
           </w:p>
         </w:tc>
@@ -6685,248 +9987,109 @@
       <w:tr>
         <w:tc>
           <w:tcPr>
-            <w:tcW w:type="dxa" w:w="3120"/>
-            <w:tcBorders>
-              <w:top w:val="single" w:color="CCCCCC" w:sz="1"/>
-              <w:left w:val="single" w:color="CCCCCC" w:sz="1"/>
-              <w:bottom w:val="single" w:color="CCCCCC" w:sz="1"/>
-              <w:right w:val="single" w:color="CCCCCC" w:sz="1"/>
-            </w:tcBorders>
-            <w:tcMar>
-              <w:top w:type="dxa" w:w="60"/>
-              <w:left w:type="dxa" w:w="100"/>
-              <w:bottom w:type="dxa" w:w="60"/>
-              <w:right w:type="dxa" w:w="100"/>
-            </w:tcMar>
-          </w:tcPr>
-          <w:p>
-            <w:r>
-              <w:rPr>
-                <w:rFonts w:ascii="Arial" w:cs="Arial" w:eastAsia="Arial" w:hAnsi="Arial"/>
-                <w:sz w:val="18"/>
-                <w:szCs w:val="18"/>
-              </w:rPr>
-              <w:t xml:space="preserve">Routing rationale chip reflects four routing dimensions</w:t>
-            </w:r>
-          </w:p>
-        </w:tc>
-        <w:tc>
-          <w:tcPr>
-            <w:tcW w:type="dxa" w:w="3120"/>
-            <w:tcBorders>
-              <w:top w:val="single" w:color="CCCCCC" w:sz="1"/>
-              <w:left w:val="single" w:color="CCCCCC" w:sz="1"/>
-              <w:bottom w:val="single" w:color="CCCCCC" w:sz="1"/>
-              <w:right w:val="single" w:color="CCCCCC" w:sz="1"/>
-            </w:tcBorders>
-            <w:tcMar>
-              <w:top w:type="dxa" w:w="60"/>
-              <w:left w:type="dxa" w:w="100"/>
-              <w:bottom w:type="dxa" w:w="60"/>
-              <w:right w:type="dxa" w:w="100"/>
-            </w:tcMar>
-          </w:tcPr>
-          <w:p>
-            <w:r>
-              <w:rPr>
-                <w:rFonts w:ascii="Arial" w:cs="Arial" w:eastAsia="Arial" w:hAnsi="Arial"/>
-                <w:sz w:val="18"/>
-                <w:szCs w:val="18"/>
-              </w:rPr>
-              <w:t xml:space="preserve">Demo chip shows specialty, jurisdiction, continuity, complexity</w:t>
-            </w:r>
-          </w:p>
-        </w:tc>
-        <w:tc>
-          <w:tcPr>
-            <w:tcW w:type="dxa" w:w="3120"/>
-            <w:tcBorders>
-              <w:top w:val="single" w:color="CCCCCC" w:sz="1"/>
-              <w:left w:val="single" w:color="CCCCCC" w:sz="1"/>
-              <w:bottom w:val="single" w:color="CCCCCC" w:sz="1"/>
-              <w:right w:val="single" w:color="CCCCCC" w:sz="1"/>
-            </w:tcBorders>
-            <w:tcMar>
-              <w:top w:type="dxa" w:w="60"/>
-              <w:left w:type="dxa" w:w="100"/>
-              <w:bottom w:type="dxa" w:w="60"/>
-              <w:right w:type="dxa" w:w="100"/>
-            </w:tcMar>
-          </w:tcPr>
-          <w:p>
-            <w:r>
-              <w:rPr>
-                <w:rFonts w:ascii="Arial" w:cs="Arial" w:eastAsia="Arial" w:hAnsi="Arial"/>
-                <w:sz w:val="18"/>
-                <w:szCs w:val="18"/>
-              </w:rPr>
-              <w:t xml:space="preserve">80% of complex returns routed to specialty matched expert in TY2026</w:t>
-            </w:r>
-          </w:p>
-        </w:tc>
-      </w:tr>
-      <w:tr>
-        <w:tc>
-          <w:tcPr>
-            <w:tcW w:type="dxa" w:w="3120"/>
-            <w:tcBorders>
-              <w:top w:val="single" w:color="CCCCCC" w:sz="1"/>
-              <w:left w:val="single" w:color="CCCCCC" w:sz="1"/>
-              <w:bottom w:val="single" w:color="CCCCCC" w:sz="1"/>
-              <w:right w:val="single" w:color="CCCCCC" w:sz="1"/>
-            </w:tcBorders>
-            <w:tcMar>
-              <w:top w:type="dxa" w:w="60"/>
-              <w:left w:type="dxa" w:w="100"/>
-              <w:bottom w:type="dxa" w:w="60"/>
-              <w:right w:type="dxa" w:w="100"/>
-            </w:tcMar>
-          </w:tcPr>
-          <w:p>
-            <w:r>
-              <w:rPr>
-                <w:rFonts w:ascii="Arial" w:cs="Arial" w:eastAsia="Arial" w:hAnsi="Arial"/>
-                <w:sz w:val="18"/>
-                <w:szCs w:val="18"/>
-              </w:rPr>
-              <w:t xml:space="preserve">Audit trail captures every AI suggestion and expert action</w:t>
-            </w:r>
-          </w:p>
-        </w:tc>
-        <w:tc>
-          <w:tcPr>
-            <w:tcW w:type="dxa" w:w="3120"/>
-            <w:tcBorders>
-              <w:top w:val="single" w:color="CCCCCC" w:sz="1"/>
-              <w:left w:val="single" w:color="CCCCCC" w:sz="1"/>
-              <w:bottom w:val="single" w:color="CCCCCC" w:sz="1"/>
-              <w:right w:val="single" w:color="CCCCCC" w:sz="1"/>
-            </w:tcBorders>
-            <w:tcMar>
-              <w:top w:type="dxa" w:w="60"/>
-              <w:left w:type="dxa" w:w="100"/>
-              <w:bottom w:type="dxa" w:w="60"/>
-              <w:right w:type="dxa" w:w="100"/>
-            </w:tcMar>
-          </w:tcPr>
-          <w:p>
-            <w:r>
-              <w:rPr>
-                <w:rFonts w:ascii="Arial" w:cs="Arial" w:eastAsia="Arial" w:hAnsi="Arial"/>
-                <w:sz w:val="18"/>
-                <w:szCs w:val="18"/>
-              </w:rPr>
-              <w:t xml:space="preserve">100% of demo interactions captured and queryable</w:t>
-            </w:r>
-          </w:p>
-        </w:tc>
-        <w:tc>
-          <w:tcPr>
-            <w:tcW w:type="dxa" w:w="3120"/>
-            <w:tcBorders>
-              <w:top w:val="single" w:color="CCCCCC" w:sz="1"/>
-              <w:left w:val="single" w:color="CCCCCC" w:sz="1"/>
-              <w:bottom w:val="single" w:color="CCCCCC" w:sz="1"/>
-              <w:right w:val="single" w:color="CCCCCC" w:sz="1"/>
-            </w:tcBorders>
-            <w:tcMar>
-              <w:top w:type="dxa" w:w="60"/>
-              <w:left w:type="dxa" w:w="100"/>
-              <w:bottom w:type="dxa" w:w="60"/>
-              <w:right w:type="dxa" w:w="100"/>
-            </w:tcMar>
-          </w:tcPr>
-          <w:p>
-            <w:r>
-              <w:rPr>
-                <w:rFonts w:ascii="Arial" w:cs="Arial" w:eastAsia="Arial" w:hAnsi="Arial"/>
-                <w:sz w:val="18"/>
-                <w:szCs w:val="18"/>
-              </w:rPr>
-              <w:t xml:space="preserve">100% of AI suggestions auditable end to end in production</w:t>
-            </w:r>
-          </w:p>
-        </w:tc>
-      </w:tr>
-      <w:tr>
-        <w:tc>
-          <w:tcPr>
-            <w:tcW w:type="dxa" w:w="3120"/>
-            <w:tcBorders>
-              <w:top w:val="single" w:color="CCCCCC" w:sz="1"/>
-              <w:left w:val="single" w:color="CCCCCC" w:sz="1"/>
-              <w:bottom w:val="single" w:color="CCCCCC" w:sz="1"/>
-              <w:right w:val="single" w:color="CCCCCC" w:sz="1"/>
-            </w:tcBorders>
-            <w:tcMar>
-              <w:top w:type="dxa" w:w="60"/>
-              <w:left w:type="dxa" w:w="100"/>
-              <w:bottom w:type="dxa" w:w="60"/>
-              <w:right w:type="dxa" w:w="100"/>
-            </w:tcMar>
-          </w:tcPr>
-          <w:p>
-            <w:r>
-              <w:rPr>
-                <w:rFonts w:ascii="Arial" w:cs="Arial" w:eastAsia="Arial" w:hAnsi="Arial"/>
-                <w:sz w:val="18"/>
-                <w:szCs w:val="18"/>
-              </w:rPr>
-              <w:t xml:space="preserve">Cases auto closed without warning</w:t>
-            </w:r>
-          </w:p>
-        </w:tc>
-        <w:tc>
-          <w:tcPr>
-            <w:tcW w:type="dxa" w:w="3120"/>
-            <w:tcBorders>
-              <w:top w:val="single" w:color="CCCCCC" w:sz="1"/>
-              <w:left w:val="single" w:color="CCCCCC" w:sz="1"/>
-              <w:bottom w:val="single" w:color="CCCCCC" w:sz="1"/>
-              <w:right w:val="single" w:color="CCCCCC" w:sz="1"/>
-            </w:tcBorders>
-            <w:tcMar>
-              <w:top w:type="dxa" w:w="60"/>
-              <w:left w:type="dxa" w:w="100"/>
-              <w:bottom w:type="dxa" w:w="60"/>
-              <w:right w:type="dxa" w:w="100"/>
-            </w:tcMar>
-          </w:tcPr>
-          <w:p>
-            <w:r>
-              <w:rPr>
-                <w:rFonts w:ascii="Arial" w:cs="Arial" w:eastAsia="Arial" w:hAnsi="Arial"/>
-                <w:sz w:val="18"/>
-                <w:szCs w:val="18"/>
-              </w:rPr>
-              <w:t xml:space="preserve">Escalation panel surfaces case state to expert in real time</w:t>
-            </w:r>
-          </w:p>
-        </w:tc>
-        <w:tc>
-          <w:tcPr>
-            <w:tcW w:type="dxa" w:w="3120"/>
-            <w:tcBorders>
-              <w:top w:val="single" w:color="CCCCCC" w:sz="1"/>
-              <w:left w:val="single" w:color="CCCCCC" w:sz="1"/>
-              <w:bottom w:val="single" w:color="CCCCCC" w:sz="1"/>
-              <w:right w:val="single" w:color="CCCCCC" w:sz="1"/>
-            </w:tcBorders>
-            <w:tcMar>
-              <w:top w:type="dxa" w:w="60"/>
-              <w:left w:type="dxa" w:w="100"/>
-              <w:bottom w:type="dxa" w:w="60"/>
-              <w:right w:type="dxa" w:w="100"/>
-            </w:tcMar>
-          </w:tcPr>
-          <w:p>
-            <w:r>
-              <w:rPr>
-                <w:rFonts w:ascii="Arial" w:cs="Arial" w:eastAsia="Arial" w:hAnsi="Arial"/>
-                <w:sz w:val="18"/>
-                <w:szCs w:val="18"/>
-              </w:rPr>
-              <w:t xml:space="preserve">Zero auto closures in production</w:t>
+            <w:tcW w:type="dxa" w:w="2100"/>
+            <w:tcBorders>
+              <w:top w:val="single" w:color="CCCCCC" w:sz="1"/>
+              <w:left w:val="single" w:color="CCCCCC" w:sz="1"/>
+              <w:bottom w:val="single" w:color="CCCCCC" w:sz="1"/>
+              <w:right w:val="single" w:color="CCCCCC" w:sz="1"/>
+            </w:tcBorders>
+            <w:tcMar>
+              <w:top w:type="dxa" w:w="60"/>
+              <w:left w:type="dxa" w:w="100"/>
+              <w:bottom w:type="dxa" w:w="60"/>
+              <w:right w:type="dxa" w:w="100"/>
+            </w:tcMar>
+          </w:tcPr>
+          <w:p>
+            <w:r>
+              <w:rPr>
+                <w:rFonts w:ascii="Arial" w:cs="Arial" w:eastAsia="Arial" w:hAnsi="Arial"/>
+                <w:sz w:val="18"/>
+                <w:szCs w:val="18"/>
+              </w:rPr>
+              <w:t xml:space="preserve">Rec acceptance rate</w:t>
+            </w:r>
+          </w:p>
+        </w:tc>
+        <w:tc>
+          <w:tcPr>
+            <w:tcW w:type="dxa" w:w="2100"/>
+            <w:tcBorders>
+              <w:top w:val="single" w:color="CCCCCC" w:sz="1"/>
+              <w:left w:val="single" w:color="CCCCCC" w:sz="1"/>
+              <w:bottom w:val="single" w:color="CCCCCC" w:sz="1"/>
+              <w:right w:val="single" w:color="CCCCCC" w:sz="1"/>
+            </w:tcBorders>
+            <w:tcMar>
+              <w:top w:type="dxa" w:w="60"/>
+              <w:left w:type="dxa" w:w="100"/>
+              <w:bottom w:type="dxa" w:w="60"/>
+              <w:right w:type="dxa" w:w="100"/>
+            </w:tcMar>
+          </w:tcPr>
+          <w:p>
+            <w:r>
+              <w:rPr>
+                <w:rFonts w:ascii="Arial" w:cs="Arial" w:eastAsia="Arial" w:hAnsi="Arial"/>
+                <w:sz w:val="18"/>
+                <w:szCs w:val="18"/>
+              </w:rPr>
+              <w:t xml:space="preserve">60% accepted or edited</w:t>
+            </w:r>
+          </w:p>
+        </w:tc>
+        <w:tc>
+          <w:tcPr>
+            <w:tcW w:type="dxa" w:w="2100"/>
+            <w:tcBorders>
+              <w:top w:val="single" w:color="CCCCCC" w:sz="1"/>
+              <w:left w:val="single" w:color="CCCCCC" w:sz="1"/>
+              <w:bottom w:val="single" w:color="CCCCCC" w:sz="1"/>
+              <w:right w:val="single" w:color="CCCCCC" w:sz="1"/>
+            </w:tcBorders>
+            <w:tcMar>
+              <w:top w:type="dxa" w:w="60"/>
+              <w:left w:type="dxa" w:w="100"/>
+              <w:bottom w:type="dxa" w:w="60"/>
+              <w:right w:type="dxa" w:w="100"/>
+            </w:tcMar>
+          </w:tcPr>
+          <w:p>
+            <w:r>
+              <w:rPr>
+                <w:rFonts w:ascii="Arial" w:cs="Arial" w:eastAsia="Arial" w:hAnsi="Arial"/>
+                <w:sz w:val="18"/>
+                <w:szCs w:val="18"/>
+              </w:rPr>
+              <w:t xml:space="preserve">75% acceptance</w:t>
+            </w:r>
+          </w:p>
+        </w:tc>
+        <w:tc>
+          <w:tcPr>
+            <w:tcW w:type="dxa" w:w="3060"/>
+            <w:tcBorders>
+              <w:top w:val="single" w:color="CCCCCC" w:sz="1"/>
+              <w:left w:val="single" w:color="CCCCCC" w:sz="1"/>
+              <w:bottom w:val="single" w:color="CCCCCC" w:sz="1"/>
+              <w:right w:val="single" w:color="CCCCCC" w:sz="1"/>
+            </w:tcBorders>
+            <w:tcMar>
+              <w:top w:type="dxa" w:w="60"/>
+              <w:left w:type="dxa" w:w="100"/>
+              <w:bottom w:type="dxa" w:w="60"/>
+              <w:right w:type="dxa" w:w="100"/>
+            </w:tcMar>
+          </w:tcPr>
+          <w:p>
+            <w:r>
+              <w:rPr>
+                <w:rFonts w:ascii="Arial" w:cs="Arial" w:eastAsia="Arial" w:hAnsi="Arial"/>
+                <w:sz w:val="18"/>
+                <w:szCs w:val="18"/>
+              </w:rPr>
+              <w:t xml:space="preserve">Expert action: accept / edit / reject per rec.</w:t>
             </w:r>
           </w:p>
         </w:tc>
@@ -6945,7 +10108,7 @@
           <w:sz w:val="32"/>
           <w:szCs w:val="32"/>
         </w:rPr>
-        <w:t xml:space="preserve">9. Build Orchestration</w:t>
+        <w:t xml:space="preserve">10. Build Orchestration</w:t>
       </w:r>
     </w:p>
     <w:p>
@@ -6958,7 +10121,7 @@
           <w:sz w:val="22"/>
           <w:szCs w:val="22"/>
         </w:rPr>
-        <w:t xml:space="preserve">The prototype is built by six specialized agents running in parallel, coordinated through per-agent task briefs in tasks/ and the Sprint 1 backlog in backlog/sprint-01.md. Each agent owns a vertical slice; integration points are explicit TypeScript interface contracts pinned in src/contracts/ before the build kicks off.</w:t>
+        <w:t xml:space="preserve">Six specialized agents running in parallel. Each owns a vertical slice; integration points are TypeScript interface contracts in src/contracts/.</w:t>
       </w:r>
     </w:p>
     <w:tbl>
@@ -6975,8 +10138,8 @@
       </w:tblPr>
       <w:tblGrid>
         <w:gridCol w:w="2800"/>
-        <w:gridCol w:w="3780"/>
-        <w:gridCol w:w="2780"/>
+        <w:gridCol w:w="3580"/>
+        <w:gridCol w:w="2980"/>
       </w:tblGrid>
       <w:tr>
         <w:tc>
@@ -7012,7 +10175,7 @@
         </w:tc>
         <w:tc>
           <w:tcPr>
-            <w:tcW w:type="dxa" w:w="3780"/>
+            <w:tcW w:type="dxa" w:w="3580"/>
             <w:tcBorders>
               <w:top w:val="single" w:color="CCCCCC" w:sz="1"/>
               <w:left w:val="single" w:color="CCCCCC" w:sz="1"/>
@@ -7043,7 +10206,7 @@
         </w:tc>
         <w:tc>
           <w:tcPr>
-            <w:tcW w:type="dxa" w:w="2780"/>
+            <w:tcW w:type="dxa" w:w="2980"/>
             <w:tcBorders>
               <w:top w:val="single" w:color="CCCCCC" w:sz="1"/>
               <w:left w:val="single" w:color="CCCCCC" w:sz="1"/>
@@ -7068,7 +10231,7 @@
                 <w:sz w:val="18"/>
                 <w:szCs w:val="18"/>
               </w:rPr>
-              <w:t xml:space="preserve">Primary outputs</w:t>
+              <w:t xml:space="preserve">Outputs</w:t>
             </w:r>
           </w:p>
         </w:tc>
@@ -7103,55 +10266,55 @@
         </w:tc>
         <w:tc>
           <w:tcPr>
-            <w:tcW w:type="dxa" w:w="3780"/>
-            <w:tcBorders>
-              <w:top w:val="single" w:color="CCCCCC" w:sz="1"/>
-              <w:left w:val="single" w:color="CCCCCC" w:sz="1"/>
-              <w:bottom w:val="single" w:color="CCCCCC" w:sz="1"/>
-              <w:right w:val="single" w:color="CCCCCC" w:sz="1"/>
-            </w:tcBorders>
-            <w:tcMar>
-              <w:top w:type="dxa" w:w="60"/>
-              <w:left w:type="dxa" w:w="100"/>
-              <w:bottom w:type="dxa" w:w="60"/>
-              <w:right w:type="dxa" w:w="100"/>
-            </w:tcMar>
-          </w:tcPr>
-          <w:p>
-            <w:r>
-              <w:rPr>
-                <w:rFonts w:ascii="Arial" w:cs="Arial" w:eastAsia="Arial" w:hAnsi="Arial"/>
-                <w:sz w:val="18"/>
-                <w:szCs w:val="18"/>
-              </w:rPr>
-              <w:t xml:space="preserve">Synthetic data + 50-rule deterministic tax corpus + golden recommendations</w:t>
-            </w:r>
-          </w:p>
-        </w:tc>
-        <w:tc>
-          <w:tcPr>
-            <w:tcW w:type="dxa" w:w="2780"/>
-            <w:tcBorders>
-              <w:top w:val="single" w:color="CCCCCC" w:sz="1"/>
-              <w:left w:val="single" w:color="CCCCCC" w:sz="1"/>
-              <w:bottom w:val="single" w:color="CCCCCC" w:sz="1"/>
-              <w:right w:val="single" w:color="CCCCCC" w:sz="1"/>
-            </w:tcBorders>
-            <w:tcMar>
-              <w:top w:type="dxa" w:w="60"/>
-              <w:left w:type="dxa" w:w="100"/>
-              <w:bottom w:type="dxa" w:w="60"/>
-              <w:right w:type="dxa" w:w="100"/>
-            </w:tcMar>
-          </w:tcPr>
-          <w:p>
-            <w:r>
-              <w:rPr>
-                <w:rFonts w:ascii="Arial" w:cs="Arial" w:eastAsia="Arial" w:hAnsi="Arial"/>
-                <w:sz w:val="18"/>
-                <w:szCs w:val="18"/>
-              </w:rPr>
-              <w:t xml:space="preserve">src/data/, src/lib/rules/, Vitest unit tests</w:t>
+            <w:tcW w:type="dxa" w:w="3580"/>
+            <w:tcBorders>
+              <w:top w:val="single" w:color="CCCCCC" w:sz="1"/>
+              <w:left w:val="single" w:color="CCCCCC" w:sz="1"/>
+              <w:bottom w:val="single" w:color="CCCCCC" w:sz="1"/>
+              <w:right w:val="single" w:color="CCCCCC" w:sz="1"/>
+            </w:tcBorders>
+            <w:tcMar>
+              <w:top w:type="dxa" w:w="60"/>
+              <w:left w:type="dxa" w:w="100"/>
+              <w:bottom w:type="dxa" w:w="60"/>
+              <w:right w:type="dxa" w:w="100"/>
+            </w:tcMar>
+          </w:tcPr>
+          <w:p>
+            <w:r>
+              <w:rPr>
+                <w:rFonts w:ascii="Arial" w:cs="Arial" w:eastAsia="Arial" w:hAnsi="Arial"/>
+                <w:sz w:val="18"/>
+                <w:szCs w:val="18"/>
+              </w:rPr>
+              <w:t xml:space="preserve">Synthetic data + 50-rule corpus + golden recs</w:t>
+            </w:r>
+          </w:p>
+        </w:tc>
+        <w:tc>
+          <w:tcPr>
+            <w:tcW w:type="dxa" w:w="2980"/>
+            <w:tcBorders>
+              <w:top w:val="single" w:color="CCCCCC" w:sz="1"/>
+              <w:left w:val="single" w:color="CCCCCC" w:sz="1"/>
+              <w:bottom w:val="single" w:color="CCCCCC" w:sz="1"/>
+              <w:right w:val="single" w:color="CCCCCC" w:sz="1"/>
+            </w:tcBorders>
+            <w:tcMar>
+              <w:top w:type="dxa" w:w="60"/>
+              <w:left w:type="dxa" w:w="100"/>
+              <w:bottom w:type="dxa" w:w="60"/>
+              <w:right w:type="dxa" w:w="100"/>
+            </w:tcMar>
+          </w:tcPr>
+          <w:p>
+            <w:r>
+              <w:rPr>
+                <w:rFonts w:ascii="Arial" w:cs="Arial" w:eastAsia="Arial" w:hAnsi="Arial"/>
+                <w:sz w:val="18"/>
+                <w:szCs w:val="18"/>
+              </w:rPr>
+              <w:t xml:space="preserve">src/data/, src/lib/rules/</w:t>
             </w:r>
           </w:p>
         </w:tc>
@@ -7180,40 +10343,40 @@
                 <w:sz w:val="18"/>
                 <w:szCs w:val="18"/>
               </w:rPr>
-              <w:t xml:space="preserve">Agent 2, Recommendation Engine (B1)</w:t>
-            </w:r>
-          </w:p>
-        </w:tc>
-        <w:tc>
-          <w:tcPr>
-            <w:tcW w:type="dxa" w:w="3780"/>
-            <w:tcBorders>
-              <w:top w:val="single" w:color="CCCCCC" w:sz="1"/>
-              <w:left w:val="single" w:color="CCCCCC" w:sz="1"/>
-              <w:bottom w:val="single" w:color="CCCCCC" w:sz="1"/>
-              <w:right w:val="single" w:color="CCCCCC" w:sz="1"/>
-            </w:tcBorders>
-            <w:tcMar>
-              <w:top w:type="dxa" w:w="60"/>
-              <w:left w:type="dxa" w:w="100"/>
-              <w:bottom w:type="dxa" w:w="60"/>
-              <w:right w:type="dxa" w:w="100"/>
-            </w:tcMar>
-          </w:tcPr>
-          <w:p>
-            <w:r>
-              <w:rPr>
-                <w:rFonts w:ascii="Arial" w:cs="Arial" w:eastAsia="Arial" w:hAnsi="Arial"/>
-                <w:sz w:val="18"/>
-                <w:szCs w:val="18"/>
-              </w:rPr>
-              <w:t xml:space="preserve">Goal taxonomy, intake schema, rule-first / LLM-second recommendation engine</w:t>
-            </w:r>
-          </w:p>
-        </w:tc>
-        <w:tc>
-          <w:tcPr>
-            <w:tcW w:type="dxa" w:w="2780"/>
+              <w:t xml:space="preserve">Agent 2, Recommendation Engine</w:t>
+            </w:r>
+          </w:p>
+        </w:tc>
+        <w:tc>
+          <w:tcPr>
+            <w:tcW w:type="dxa" w:w="3580"/>
+            <w:tcBorders>
+              <w:top w:val="single" w:color="CCCCCC" w:sz="1"/>
+              <w:left w:val="single" w:color="CCCCCC" w:sz="1"/>
+              <w:bottom w:val="single" w:color="CCCCCC" w:sz="1"/>
+              <w:right w:val="single" w:color="CCCCCC" w:sz="1"/>
+            </w:tcBorders>
+            <w:tcMar>
+              <w:top w:type="dxa" w:w="60"/>
+              <w:left w:type="dxa" w:w="100"/>
+              <w:bottom w:type="dxa" w:w="60"/>
+              <w:right w:type="dxa" w:w="100"/>
+            </w:tcMar>
+          </w:tcPr>
+          <w:p>
+            <w:r>
+              <w:rPr>
+                <w:rFonts w:ascii="Arial" w:cs="Arial" w:eastAsia="Arial" w:hAnsi="Arial"/>
+                <w:sz w:val="18"/>
+                <w:szCs w:val="18"/>
+              </w:rPr>
+              <w:t xml:space="preserve">Goal taxonomy, intake, rule-first / LLM-second engine</w:t>
+            </w:r>
+          </w:p>
+        </w:tc>
+        <w:tc>
+          <w:tcPr>
+            <w:tcW w:type="dxa" w:w="2980"/>
             <w:tcBorders>
               <w:top w:val="single" w:color="CCCCCC" w:sz="1"/>
               <w:left w:val="single" w:color="CCCCCC" w:sz="1"/>
@@ -7263,61 +10426,61 @@
                 <w:sz w:val="18"/>
                 <w:szCs w:val="18"/>
               </w:rPr>
-              <w:t xml:space="preserve">Agent 3, Pre-Work Engine (B3 mock)</w:t>
-            </w:r>
-          </w:p>
-        </w:tc>
-        <w:tc>
-          <w:tcPr>
-            <w:tcW w:type="dxa" w:w="3780"/>
-            <w:tcBorders>
-              <w:top w:val="single" w:color="CCCCCC" w:sz="1"/>
-              <w:left w:val="single" w:color="CCCCCC" w:sz="1"/>
-              <w:bottom w:val="single" w:color="CCCCCC" w:sz="1"/>
-              <w:right w:val="single" w:color="CCCCCC" w:sz="1"/>
-            </w:tcBorders>
-            <w:tcMar>
-              <w:top w:type="dxa" w:w="60"/>
-              <w:left w:type="dxa" w:w="100"/>
-              <w:bottom w:type="dxa" w:w="60"/>
-              <w:right w:type="dxa" w:w="100"/>
-            </w:tcMar>
-          </w:tcPr>
-          <w:p>
-            <w:r>
-              <w:rPr>
-                <w:rFonts w:ascii="Arial" w:cs="Arial" w:eastAsia="Arial" w:hAnsi="Arial"/>
-                <w:sz w:val="18"/>
-                <w:szCs w:val="18"/>
-              </w:rPr>
-              <w:t xml:space="preserve">Mocked OCR output, year-over-year delta, complexity scoring, risk register</w:t>
-            </w:r>
-          </w:p>
-        </w:tc>
-        <w:tc>
-          <w:tcPr>
-            <w:tcW w:type="dxa" w:w="2780"/>
-            <w:tcBorders>
-              <w:top w:val="single" w:color="CCCCCC" w:sz="1"/>
-              <w:left w:val="single" w:color="CCCCCC" w:sz="1"/>
-              <w:bottom w:val="single" w:color="CCCCCC" w:sz="1"/>
-              <w:right w:val="single" w:color="CCCCCC" w:sz="1"/>
-            </w:tcBorders>
-            <w:tcMar>
-              <w:top w:type="dxa" w:w="60"/>
-              <w:left w:type="dxa" w:w="100"/>
-              <w:bottom w:type="dxa" w:w="60"/>
-              <w:right w:type="dxa" w:w="100"/>
-            </w:tcMar>
-          </w:tcPr>
-          <w:p>
-            <w:r>
-              <w:rPr>
-                <w:rFonts w:ascii="Arial" w:cs="Arial" w:eastAsia="Arial" w:hAnsi="Arial"/>
-                <w:sz w:val="18"/>
-                <w:szCs w:val="18"/>
-              </w:rPr>
-              <w:t xml:space="preserve">src/lib/prework/, app/api/prework/route.ts</w:t>
+              <w:t xml:space="preserve">Agent 3, Pre-Work Engine</w:t>
+            </w:r>
+          </w:p>
+        </w:tc>
+        <w:tc>
+          <w:tcPr>
+            <w:tcW w:type="dxa" w:w="3580"/>
+            <w:tcBorders>
+              <w:top w:val="single" w:color="CCCCCC" w:sz="1"/>
+              <w:left w:val="single" w:color="CCCCCC" w:sz="1"/>
+              <w:bottom w:val="single" w:color="CCCCCC" w:sz="1"/>
+              <w:right w:val="single" w:color="CCCCCC" w:sz="1"/>
+            </w:tcBorders>
+            <w:tcMar>
+              <w:top w:type="dxa" w:w="60"/>
+              <w:left w:type="dxa" w:w="100"/>
+              <w:bottom w:type="dxa" w:w="60"/>
+              <w:right w:type="dxa" w:w="100"/>
+            </w:tcMar>
+          </w:tcPr>
+          <w:p>
+            <w:r>
+              <w:rPr>
+                <w:rFonts w:ascii="Arial" w:cs="Arial" w:eastAsia="Arial" w:hAnsi="Arial"/>
+                <w:sz w:val="18"/>
+                <w:szCs w:val="18"/>
+              </w:rPr>
+              <w:t xml:space="preserve">Mocked OCR, YoY delta, complexity, risk register</w:t>
+            </w:r>
+          </w:p>
+        </w:tc>
+        <w:tc>
+          <w:tcPr>
+            <w:tcW w:type="dxa" w:w="2980"/>
+            <w:tcBorders>
+              <w:top w:val="single" w:color="CCCCCC" w:sz="1"/>
+              <w:left w:val="single" w:color="CCCCCC" w:sz="1"/>
+              <w:bottom w:val="single" w:color="CCCCCC" w:sz="1"/>
+              <w:right w:val="single" w:color="CCCCCC" w:sz="1"/>
+            </w:tcBorders>
+            <w:tcMar>
+              <w:top w:type="dxa" w:w="60"/>
+              <w:left w:type="dxa" w:w="100"/>
+              <w:bottom w:type="dxa" w:w="60"/>
+              <w:right w:type="dxa" w:w="100"/>
+            </w:tcMar>
+          </w:tcPr>
+          <w:p>
+            <w:r>
+              <w:rPr>
+                <w:rFonts w:ascii="Arial" w:cs="Arial" w:eastAsia="Arial" w:hAnsi="Arial"/>
+                <w:sz w:val="18"/>
+                <w:szCs w:val="18"/>
+              </w:rPr>
+              <w:t xml:space="preserve">src/lib/prework/</w:t>
             </w:r>
           </w:p>
         </w:tc>
@@ -7346,61 +10509,61 @@
                 <w:sz w:val="18"/>
                 <w:szCs w:val="18"/>
               </w:rPr>
-              <w:t xml:space="preserve">Agent 4, Workbench UI (Layer 3)</w:t>
-            </w:r>
-          </w:p>
-        </w:tc>
-        <w:tc>
-          <w:tcPr>
-            <w:tcW w:type="dxa" w:w="3780"/>
-            <w:tcBorders>
-              <w:top w:val="single" w:color="CCCCCC" w:sz="1"/>
-              <w:left w:val="single" w:color="CCCCCC" w:sz="1"/>
-              <w:bottom w:val="single" w:color="CCCCCC" w:sz="1"/>
-              <w:right w:val="single" w:color="CCCCCC" w:sz="1"/>
-            </w:tcBorders>
-            <w:tcMar>
-              <w:top w:type="dxa" w:w="60"/>
-              <w:left w:type="dxa" w:w="100"/>
-              <w:bottom w:type="dxa" w:w="60"/>
-              <w:right w:type="dxa" w:w="100"/>
-            </w:tcMar>
-          </w:tcPr>
-          <w:p>
-            <w:r>
-              <w:rPr>
-                <w:rFonts w:ascii="Arial" w:cs="Arial" w:eastAsia="Arial" w:hAnsi="Arial"/>
-                <w:sz w:val="18"/>
-                <w:szCs w:val="18"/>
-              </w:rPr>
-              <w:t xml:space="preserve">Next.js app shell + dark theme + all workbench panels</w:t>
-            </w:r>
-          </w:p>
-        </w:tc>
-        <w:tc>
-          <w:tcPr>
-            <w:tcW w:type="dxa" w:w="2780"/>
-            <w:tcBorders>
-              <w:top w:val="single" w:color="CCCCCC" w:sz="1"/>
-              <w:left w:val="single" w:color="CCCCCC" w:sz="1"/>
-              <w:bottom w:val="single" w:color="CCCCCC" w:sz="1"/>
-              <w:right w:val="single" w:color="CCCCCC" w:sz="1"/>
-            </w:tcBorders>
-            <w:tcMar>
-              <w:top w:type="dxa" w:w="60"/>
-              <w:left w:type="dxa" w:w="100"/>
-              <w:bottom w:type="dxa" w:w="60"/>
-              <w:right w:type="dxa" w:w="100"/>
-            </w:tcMar>
-          </w:tcPr>
-          <w:p>
-            <w:r>
-              <w:rPr>
-                <w:rFonts w:ascii="Arial" w:cs="Arial" w:eastAsia="Arial" w:hAnsi="Arial"/>
-                <w:sz w:val="18"/>
-                <w:szCs w:val="18"/>
-              </w:rPr>
-              <w:t xml:space="preserve">app/(workbench)/, components/workbench/</w:t>
+              <w:t xml:space="preserve">Agent 4, Workbench UI</w:t>
+            </w:r>
+          </w:p>
+        </w:tc>
+        <w:tc>
+          <w:tcPr>
+            <w:tcW w:type="dxa" w:w="3580"/>
+            <w:tcBorders>
+              <w:top w:val="single" w:color="CCCCCC" w:sz="1"/>
+              <w:left w:val="single" w:color="CCCCCC" w:sz="1"/>
+              <w:bottom w:val="single" w:color="CCCCCC" w:sz="1"/>
+              <w:right w:val="single" w:color="CCCCCC" w:sz="1"/>
+            </w:tcBorders>
+            <w:tcMar>
+              <w:top w:type="dxa" w:w="60"/>
+              <w:left w:type="dxa" w:w="100"/>
+              <w:bottom w:type="dxa" w:w="60"/>
+              <w:right w:type="dxa" w:w="100"/>
+            </w:tcMar>
+          </w:tcPr>
+          <w:p>
+            <w:r>
+              <w:rPr>
+                <w:rFonts w:ascii="Arial" w:cs="Arial" w:eastAsia="Arial" w:hAnsi="Arial"/>
+                <w:sz w:val="18"/>
+                <w:szCs w:val="18"/>
+              </w:rPr>
+              <w:t xml:space="preserve">Next.js shell + dark theme + all panels</w:t>
+            </w:r>
+          </w:p>
+        </w:tc>
+        <w:tc>
+          <w:tcPr>
+            <w:tcW w:type="dxa" w:w="2980"/>
+            <w:tcBorders>
+              <w:top w:val="single" w:color="CCCCCC" w:sz="1"/>
+              <w:left w:val="single" w:color="CCCCCC" w:sz="1"/>
+              <w:bottom w:val="single" w:color="CCCCCC" w:sz="1"/>
+              <w:right w:val="single" w:color="CCCCCC" w:sz="1"/>
+            </w:tcBorders>
+            <w:tcMar>
+              <w:top w:type="dxa" w:w="60"/>
+              <w:left w:type="dxa" w:w="100"/>
+              <w:bottom w:type="dxa" w:w="60"/>
+              <w:right w:type="dxa" w:w="100"/>
+            </w:tcMar>
+          </w:tcPr>
+          <w:p>
+            <w:r>
+              <w:rPr>
+                <w:rFonts w:ascii="Arial" w:cs="Arial" w:eastAsia="Arial" w:hAnsi="Arial"/>
+                <w:sz w:val="18"/>
+                <w:szCs w:val="18"/>
+              </w:rPr>
+              <w:t xml:space="preserve">app/(workbench)/, components/</w:t>
             </w:r>
           </w:p>
         </w:tc>
@@ -7429,40 +10592,40 @@
                 <w:sz w:val="18"/>
                 <w:szCs w:val="18"/>
               </w:rPr>
-              <w:t xml:space="preserve">Agent 5, Trust Layer (Layer 4)</w:t>
-            </w:r>
-          </w:p>
-        </w:tc>
-        <w:tc>
-          <w:tcPr>
-            <w:tcW w:type="dxa" w:w="3780"/>
-            <w:tcBorders>
-              <w:top w:val="single" w:color="CCCCCC" w:sz="1"/>
-              <w:left w:val="single" w:color="CCCCCC" w:sz="1"/>
-              <w:bottom w:val="single" w:color="CCCCCC" w:sz="1"/>
-              <w:right w:val="single" w:color="CCCCCC" w:sz="1"/>
-            </w:tcBorders>
-            <w:tcMar>
-              <w:top w:type="dxa" w:w="60"/>
-              <w:left w:type="dxa" w:w="100"/>
-              <w:bottom w:type="dxa" w:w="60"/>
-              <w:right w:type="dxa" w:w="100"/>
-            </w:tcMar>
-          </w:tcPr>
-          <w:p>
-            <w:r>
-              <w:rPr>
-                <w:rFonts w:ascii="Arial" w:cs="Arial" w:eastAsia="Arial" w:hAnsi="Arial"/>
-                <w:sz w:val="18"/>
-                <w:szCs w:val="18"/>
-              </w:rPr>
-              <w:t xml:space="preserve">PII redaction, audit trail, “what AI saw” data feed, calibration eval</w:t>
-            </w:r>
-          </w:p>
-        </w:tc>
-        <w:tc>
-          <w:tcPr>
-            <w:tcW w:type="dxa" w:w="2780"/>
+              <w:t xml:space="preserve">Agent 5, Trust Layer</w:t>
+            </w:r>
+          </w:p>
+        </w:tc>
+        <w:tc>
+          <w:tcPr>
+            <w:tcW w:type="dxa" w:w="3580"/>
+            <w:tcBorders>
+              <w:top w:val="single" w:color="CCCCCC" w:sz="1"/>
+              <w:left w:val="single" w:color="CCCCCC" w:sz="1"/>
+              <w:bottom w:val="single" w:color="CCCCCC" w:sz="1"/>
+              <w:right w:val="single" w:color="CCCCCC" w:sz="1"/>
+            </w:tcBorders>
+            <w:tcMar>
+              <w:top w:type="dxa" w:w="60"/>
+              <w:left w:type="dxa" w:w="100"/>
+              <w:bottom w:type="dxa" w:w="60"/>
+              <w:right w:type="dxa" w:w="100"/>
+            </w:tcMar>
+          </w:tcPr>
+          <w:p>
+            <w:r>
+              <w:rPr>
+                <w:rFonts w:ascii="Arial" w:cs="Arial" w:eastAsia="Arial" w:hAnsi="Arial"/>
+                <w:sz w:val="18"/>
+                <w:szCs w:val="18"/>
+              </w:rPr>
+              <w:t xml:space="preserve">PII redaction, audit trail, calibration eval</w:t>
+            </w:r>
+          </w:p>
+        </w:tc>
+        <w:tc>
+          <w:tcPr>
+            <w:tcW w:type="dxa" w:w="2980"/>
             <w:tcBorders>
               <w:top w:val="single" w:color="CCCCCC" w:sz="1"/>
               <w:left w:val="single" w:color="CCCCCC" w:sz="1"/>
@@ -7512,61 +10675,61 @@
                 <w:sz w:val="18"/>
                 <w:szCs w:val="18"/>
               </w:rPr>
-              <w:t xml:space="preserve">Agent 6, Quality, Tests, &amp; Demo</w:t>
-            </w:r>
-          </w:p>
-        </w:tc>
-        <w:tc>
-          <w:tcPr>
-            <w:tcW w:type="dxa" w:w="3780"/>
-            <w:tcBorders>
-              <w:top w:val="single" w:color="CCCCCC" w:sz="1"/>
-              <w:left w:val="single" w:color="CCCCCC" w:sz="1"/>
-              <w:bottom w:val="single" w:color="CCCCCC" w:sz="1"/>
-              <w:right w:val="single" w:color="CCCCCC" w:sz="1"/>
-            </w:tcBorders>
-            <w:tcMar>
-              <w:top w:type="dxa" w:w="60"/>
-              <w:left w:type="dxa" w:w="100"/>
-              <w:bottom w:type="dxa" w:w="60"/>
-              <w:right w:type="dxa" w:w="100"/>
-            </w:tcMar>
-          </w:tcPr>
-          <w:p>
-            <w:r>
-              <w:rPr>
-                <w:rFonts w:ascii="Arial" w:cs="Arial" w:eastAsia="Arial" w:hAnsi="Arial"/>
-                <w:sz w:val="18"/>
-                <w:szCs w:val="18"/>
-              </w:rPr>
-              <w:t xml:space="preserve">Cross-slice integration tests, demo script, calibration test set, success-metric dashboard</w:t>
-            </w:r>
-          </w:p>
-        </w:tc>
-        <w:tc>
-          <w:tcPr>
-            <w:tcW w:type="dxa" w:w="2780"/>
-            <w:tcBorders>
-              <w:top w:val="single" w:color="CCCCCC" w:sz="1"/>
-              <w:left w:val="single" w:color="CCCCCC" w:sz="1"/>
-              <w:bottom w:val="single" w:color="CCCCCC" w:sz="1"/>
-              <w:right w:val="single" w:color="CCCCCC" w:sz="1"/>
-            </w:tcBorders>
-            <w:tcMar>
-              <w:top w:type="dxa" w:w="60"/>
-              <w:left w:type="dxa" w:w="100"/>
-              <w:bottom w:type="dxa" w:w="60"/>
-              <w:right w:type="dxa" w:w="100"/>
-            </w:tcMar>
-          </w:tcPr>
-          <w:p>
-            <w:r>
-              <w:rPr>
-                <w:rFonts w:ascii="Arial" w:cs="Arial" w:eastAsia="Arial" w:hAnsi="Arial"/>
-                <w:sz w:val="18"/>
-                <w:szCs w:val="18"/>
-              </w:rPr>
-              <w:t xml:space="preserve">tests/integration/, docs/demo-script.md</w:t>
+              <w:t xml:space="preserve">Agent 6, Quality &amp; Tests</w:t>
+            </w:r>
+          </w:p>
+        </w:tc>
+        <w:tc>
+          <w:tcPr>
+            <w:tcW w:type="dxa" w:w="3580"/>
+            <w:tcBorders>
+              <w:top w:val="single" w:color="CCCCCC" w:sz="1"/>
+              <w:left w:val="single" w:color="CCCCCC" w:sz="1"/>
+              <w:bottom w:val="single" w:color="CCCCCC" w:sz="1"/>
+              <w:right w:val="single" w:color="CCCCCC" w:sz="1"/>
+            </w:tcBorders>
+            <w:tcMar>
+              <w:top w:type="dxa" w:w="60"/>
+              <w:left w:type="dxa" w:w="100"/>
+              <w:bottom w:type="dxa" w:w="60"/>
+              <w:right w:type="dxa" w:w="100"/>
+            </w:tcMar>
+          </w:tcPr>
+          <w:p>
+            <w:r>
+              <w:rPr>
+                <w:rFonts w:ascii="Arial" w:cs="Arial" w:eastAsia="Arial" w:hAnsi="Arial"/>
+                <w:sz w:val="18"/>
+                <w:szCs w:val="18"/>
+              </w:rPr>
+              <w:t xml:space="preserve">Integration tests, demo script, success metrics</w:t>
+            </w:r>
+          </w:p>
+        </w:tc>
+        <w:tc>
+          <w:tcPr>
+            <w:tcW w:type="dxa" w:w="2980"/>
+            <w:tcBorders>
+              <w:top w:val="single" w:color="CCCCCC" w:sz="1"/>
+              <w:left w:val="single" w:color="CCCCCC" w:sz="1"/>
+              <w:bottom w:val="single" w:color="CCCCCC" w:sz="1"/>
+              <w:right w:val="single" w:color="CCCCCC" w:sz="1"/>
+            </w:tcBorders>
+            <w:tcMar>
+              <w:top w:type="dxa" w:w="60"/>
+              <w:left w:type="dxa" w:w="100"/>
+              <w:bottom w:type="dxa" w:w="60"/>
+              <w:right w:type="dxa" w:w="100"/>
+            </w:tcMar>
+          </w:tcPr>
+          <w:p>
+            <w:r>
+              <w:rPr>
+                <w:rFonts w:ascii="Arial" w:cs="Arial" w:eastAsia="Arial" w:hAnsi="Arial"/>
+                <w:sz w:val="18"/>
+                <w:szCs w:val="18"/>
+              </w:rPr>
+              <w:t xml:space="preserve">tests/, docs/demo-script.md</w:t>
             </w:r>
           </w:p>
         </w:tc>
@@ -7585,245 +10748,7 @@
           <w:sz w:val="32"/>
           <w:szCs w:val="32"/>
         </w:rPr>
-        <w:t xml:space="preserve">10. Repository Layout</w:t>
-      </w:r>
-    </w:p>
-    <w:p>
-      <w:pPr>
-        <w:spacing w:after="120"/>
-      </w:pPr>
-      <w:r>
-        <w:rPr>
-          <w:rFonts w:ascii="Arial" w:cs="Arial" w:eastAsia="Arial" w:hAnsi="Arial"/>
-          <w:sz w:val="22"/>
-          <w:szCs w:val="22"/>
-        </w:rPr>
-        <w:t xml:space="preserve">turbotax-vep/</w:t>
-      </w:r>
-    </w:p>
-    <w:p>
-      <w:pPr>
-        <w:spacing w:after="40"/>
-        <w:ind w:left="360"/>
-      </w:pPr>
-      <w:r>
-        <w:rPr>
-          <w:rFonts w:ascii="Consolas" w:cs="Consolas" w:eastAsia="Consolas" w:hAnsi="Consolas"/>
-          <w:sz w:val="18"/>
-          <w:szCs w:val="18"/>
-        </w:rPr>
-        <w:t xml:space="preserve">README.md — What + why + how to run</w:t>
-      </w:r>
-    </w:p>
-    <w:p>
-      <w:pPr>
-        <w:spacing w:after="40"/>
-        <w:ind w:left="360"/>
-      </w:pPr>
-      <w:r>
-        <w:rPr>
-          <w:rFonts w:ascii="Consolas" w:cs="Consolas" w:eastAsia="Consolas" w:hAnsi="Consolas"/>
-          <w:sz w:val="18"/>
-          <w:szCs w:val="18"/>
-        </w:rPr>
-        <w:t xml:space="preserve">docs/PRD.md — This document</w:t>
-      </w:r>
-    </w:p>
-    <w:p>
-      <w:pPr>
-        <w:spacing w:after="40"/>
-        <w:ind w:left="360"/>
-      </w:pPr>
-      <w:r>
-        <w:rPr>
-          <w:rFonts w:ascii="Consolas" w:cs="Consolas" w:eastAsia="Consolas" w:hAnsi="Consolas"/>
-          <w:sz w:val="18"/>
-          <w:szCs w:val="18"/>
-        </w:rPr>
-        <w:t xml:space="preserve">docs/PRD.docx — Word version</w:t>
-      </w:r>
-    </w:p>
-    <w:p>
-      <w:pPr>
-        <w:spacing w:after="40"/>
-        <w:ind w:left="360"/>
-      </w:pPr>
-      <w:r>
-        <w:rPr>
-          <w:rFonts w:ascii="Consolas" w:cs="Consolas" w:eastAsia="Consolas" w:hAnsi="Consolas"/>
-          <w:sz w:val="18"/>
-          <w:szCs w:val="18"/>
-        </w:rPr>
-        <w:t xml:space="preserve">docs/architecture/overview.md — 4-layer architecture diagram + narrative</w:t>
-      </w:r>
-    </w:p>
-    <w:p>
-      <w:pPr>
-        <w:spacing w:after="40"/>
-        <w:ind w:left="360"/>
-      </w:pPr>
-      <w:r>
-        <w:rPr>
-          <w:rFonts w:ascii="Consolas" w:cs="Consolas" w:eastAsia="Consolas" w:hAnsi="Consolas"/>
-          <w:sz w:val="18"/>
-          <w:szCs w:val="18"/>
-        </w:rPr>
-        <w:t xml:space="preserve">docs/architecture/decisions/ — ADR-001 through ADR-008</w:t>
-      </w:r>
-    </w:p>
-    <w:p>
-      <w:pPr>
-        <w:spacing w:after="40"/>
-        <w:ind w:left="360"/>
-      </w:pPr>
-      <w:r>
-        <w:rPr>
-          <w:rFonts w:ascii="Consolas" w:cs="Consolas" w:eastAsia="Consolas" w:hAnsi="Consolas"/>
-          <w:sz w:val="18"/>
-          <w:szCs w:val="18"/>
-        </w:rPr>
-        <w:t xml:space="preserve">docs/demo-script.md — Step-by-step live walk-through</w:t>
-      </w:r>
-    </w:p>
-    <w:p>
-      <w:pPr>
-        <w:spacing w:after="40"/>
-        <w:ind w:left="360"/>
-      </w:pPr>
-      <w:r>
-        <w:rPr>
-          <w:rFonts w:ascii="Consolas" w:cs="Consolas" w:eastAsia="Consolas" w:hAnsi="Consolas"/>
-          <w:sz w:val="18"/>
-          <w:szCs w:val="18"/>
-        </w:rPr>
-        <w:t xml:space="preserve">docs/appendices/ — Voice of customer, vignettes, deferred backlog, expert themes, risks, sources</w:t>
-      </w:r>
-    </w:p>
-    <w:p>
-      <w:pPr>
-        <w:spacing w:after="40"/>
-        <w:ind w:left="360"/>
-      </w:pPr>
-      <w:r>
-        <w:rPr>
-          <w:rFonts w:ascii="Consolas" w:cs="Consolas" w:eastAsia="Consolas" w:hAnsi="Consolas"/>
-          <w:sz w:val="18"/>
-          <w:szCs w:val="18"/>
-        </w:rPr>
-        <w:t xml:space="preserve">backlog/ — Product backlog, sprint plans, post-MVP roadmap</w:t>
-      </w:r>
-    </w:p>
-    <w:p>
-      <w:pPr>
-        <w:spacing w:after="40"/>
-        <w:ind w:left="360"/>
-      </w:pPr>
-      <w:r>
-        <w:rPr>
-          <w:rFonts w:ascii="Consolas" w:cs="Consolas" w:eastAsia="Consolas" w:hAnsi="Consolas"/>
-          <w:sz w:val="18"/>
-          <w:szCs w:val="18"/>
-        </w:rPr>
-        <w:t xml:space="preserve">tasks/ — Per-agent task briefs (6 files)</w:t>
-      </w:r>
-    </w:p>
-    <w:p>
-      <w:pPr>
-        <w:spacing w:after="40"/>
-        <w:ind w:left="360"/>
-      </w:pPr>
-      <w:r>
-        <w:rPr>
-          <w:rFonts w:ascii="Consolas" w:cs="Consolas" w:eastAsia="Consolas" w:hAnsi="Consolas"/>
-          <w:sz w:val="18"/>
-          <w:szCs w:val="18"/>
-        </w:rPr>
-        <w:t xml:space="preserve">src/ — Domain logic, contracts, AI engines</w:t>
-      </w:r>
-    </w:p>
-    <w:p>
-      <w:pPr>
-        <w:spacing w:after="40"/>
-        <w:ind w:left="360"/>
-      </w:pPr>
-      <w:r>
-        <w:rPr>
-          <w:rFonts w:ascii="Consolas" w:cs="Consolas" w:eastAsia="Consolas" w:hAnsi="Consolas"/>
-          <w:sz w:val="18"/>
-          <w:szCs w:val="18"/>
-        </w:rPr>
-        <w:t xml:space="preserve">app/ — Next.js app router (16 routes)</w:t>
-      </w:r>
-    </w:p>
-    <w:p>
-      <w:pPr>
-        <w:spacing w:after="40"/>
-        <w:ind w:left="360"/>
-      </w:pPr>
-      <w:r>
-        <w:rPr>
-          <w:rFonts w:ascii="Consolas" w:cs="Consolas" w:eastAsia="Consolas" w:hAnsi="Consolas"/>
-          <w:sz w:val="18"/>
-          <w:szCs w:val="18"/>
-        </w:rPr>
-        <w:t xml:space="preserve">app/tour/ — Guided tour with TTS narration</w:t>
-      </w:r>
-    </w:p>
-    <w:p>
-      <w:pPr>
-        <w:spacing w:after="40"/>
-        <w:ind w:left="360"/>
-      </w:pPr>
-      <w:r>
-        <w:rPr>
-          <w:rFonts w:ascii="Consolas" w:cs="Consolas" w:eastAsia="Consolas" w:hAnsi="Consolas"/>
-          <w:sz w:val="18"/>
-          <w:szCs w:val="18"/>
-        </w:rPr>
-        <w:t xml:space="preserve">components/ — Workbench panels, UI components</w:t>
-      </w:r>
-    </w:p>
-    <w:p>
-      <w:pPr>
-        <w:spacing w:after="40"/>
-        <w:ind w:left="360"/>
-      </w:pPr>
-      <w:r>
-        <w:rPr>
-          <w:rFonts w:ascii="Consolas" w:cs="Consolas" w:eastAsia="Consolas" w:hAnsi="Consolas"/>
-          <w:sz w:val="18"/>
-          <w:szCs w:val="18"/>
-        </w:rPr>
-        <w:t xml:space="preserve">tests/ — 447 tests across 64 files</w:t>
-      </w:r>
-    </w:p>
-    <w:p>
-      <w:pPr>
-        <w:pStyle w:val="Heading1"/>
-        <w:spacing w:after="120" w:before="240"/>
-      </w:pPr>
-      <w:r>
-        <w:rPr>
-          <w:rFonts w:ascii="Arial" w:cs="Arial" w:eastAsia="Arial" w:hAnsi="Arial"/>
-          <w:b/>
-          <w:bCs/>
-          <w:sz w:val="32"/>
-          <w:szCs w:val="32"/>
-        </w:rPr>
-        <w:t xml:space="preserve">11. Architecture Decision Records</w:t>
-      </w:r>
-    </w:p>
-    <w:p>
-      <w:pPr>
-        <w:spacing w:after="120"/>
-      </w:pPr>
-      <w:r>
-        <w:rPr>
-          <w:rFonts w:ascii="Arial" w:cs="Arial" w:eastAsia="Arial" w:hAnsi="Arial"/>
-          <w:sz w:val="22"/>
-          <w:szCs w:val="22"/>
-        </w:rPr>
-        <w:t xml:space="preserve">The eight ADRs that pin the build live in docs/architecture/decisions/:</w:t>
+        <w:t xml:space="preserve">12. Architecture Decision Records</w:t>
       </w:r>
     </w:p>
     <w:tbl>
@@ -8368,7 +11293,7 @@
           <w:sz w:val="32"/>
           <w:szCs w:val="32"/>
         </w:rPr>
-        <w:t xml:space="preserve">12. Risks and Open Questions</w:t>
+        <w:t xml:space="preserve">13. Risks and Open Questions</w:t>
       </w:r>
     </w:p>
     <w:p>
@@ -8572,12 +11497,6 @@
   </w:abstractNum>
   <w:num w:numId="1">
     <w:abstractNumId w:val="1"/>
-    <w:lvlOverride w:ilvl="0">
-      <w:startOverride w:val="1"/>
-    </w:lvlOverride>
-  </w:num>
-  <w:num w:numId="2">
-    <w:abstractNumId w:val="2"/>
     <w:lvlOverride w:ilvl="0">
       <w:startOverride w:val="1"/>
     </w:lvlOverride>
